--- a/4_Diari/Diario di lavoro.docx
+++ b/4_Diari/Diario di lavoro.docx
@@ -2509,13 +2509,7 @@
               <w:rPr>
                 <w:rFonts w:ascii="Arial" w:hAnsi="Arial" w:cs="Arial"/>
               </w:rPr>
-              <w:t>31</w:t>
-            </w:r>
-            <w:r>
-              <w:rPr>
-                <w:rFonts w:ascii="Arial" w:hAnsi="Arial" w:cs="Arial"/>
-              </w:rPr>
-              <w:t>.10.2025</w:t>
+              <w:t>31.10.2025</w:t>
             </w:r>
           </w:p>
         </w:tc>
@@ -2806,13 +2800,7 @@
               <w:rPr>
                 <w:rFonts w:ascii="Arial" w:hAnsi="Arial" w:cs="Arial"/>
               </w:rPr>
-              <w:t>Una volta cambiati i nomi, l’orbita non si vede più</w:t>
-            </w:r>
-            <w:r>
-              <w:rPr>
-                <w:rFonts w:ascii="Arial" w:hAnsi="Arial" w:cs="Arial"/>
-              </w:rPr>
-              <w:t xml:space="preserve"> </w:t>
+              <w:t xml:space="preserve">Una volta cambiati i nomi, l’orbita non si vede più </w:t>
             </w:r>
           </w:p>
         </w:tc>
@@ -2999,6 +2987,815 @@
                 <w:rFonts w:ascii="Arial" w:hAnsi="Arial" w:cs="Arial"/>
               </w:rPr>
               <w:t>La galassia</w:t>
+            </w:r>
+          </w:p>
+        </w:tc>
+      </w:tr>
+    </w:tbl>
+    <w:p>
+      <w:pPr>
+        <w:rPr>
+          <w:rFonts w:ascii="Arial" w:hAnsi="Arial" w:cs="Arial"/>
+        </w:rPr>
+      </w:pPr>
+    </w:p>
+    <w:p>
+      <w:pPr>
+        <w:rPr>
+          <w:rFonts w:ascii="Arial" w:hAnsi="Arial" w:cs="Arial"/>
+        </w:rPr>
+      </w:pPr>
+      <w:r>
+        <w:rPr>
+          <w:rFonts w:ascii="Arial" w:hAnsi="Arial" w:cs="Arial"/>
+        </w:rPr>
+        <w:br w:type="page"/>
+      </w:r>
+    </w:p>
+    <w:tbl>
+      <w:tblPr>
+        <w:tblStyle w:val="Grigliatabella"/>
+        <w:tblW w:w="9634" w:type="dxa"/>
+        <w:tblLook w:val="04A0" w:firstRow="1" w:lastRow="0" w:firstColumn="1" w:lastColumn="0" w:noHBand="0" w:noVBand="1"/>
+      </w:tblPr>
+      <w:tblGrid>
+        <w:gridCol w:w="4803"/>
+        <w:gridCol w:w="4831"/>
+      </w:tblGrid>
+      <w:tr>
+        <w:trPr>
+          <w:trHeight w:hRule="exact" w:val="397"/>
+        </w:trPr>
+        <w:tc>
+          <w:tcPr>
+            <w:tcW w:w="4803" w:type="dxa"/>
+            <w:shd w:val="clear" w:color="auto" w:fill="FFCCCC"/>
+            <w:vAlign w:val="center"/>
+          </w:tcPr>
+          <w:p>
+            <w:pPr>
+              <w:rPr>
+                <w:rFonts w:ascii="Arial" w:hAnsi="Arial" w:cs="Arial"/>
+              </w:rPr>
+            </w:pPr>
+            <w:r>
+              <w:rPr>
+                <w:rFonts w:ascii="Arial" w:hAnsi="Arial" w:cs="Arial"/>
+              </w:rPr>
+              <w:lastRenderedPageBreak/>
+              <w:t>Luogo</w:t>
+            </w:r>
+          </w:p>
+        </w:tc>
+        <w:tc>
+          <w:tcPr>
+            <w:tcW w:w="4831" w:type="dxa"/>
+            <w:shd w:val="clear" w:color="auto" w:fill="FFCCCC"/>
+            <w:vAlign w:val="center"/>
+          </w:tcPr>
+          <w:p>
+            <w:pPr>
+              <w:pStyle w:val="Nessunaspaziatura"/>
+              <w:spacing w:line="360" w:lineRule="auto"/>
+              <w:rPr>
+                <w:rFonts w:ascii="Arial" w:hAnsi="Arial" w:cs="Arial"/>
+              </w:rPr>
+            </w:pPr>
+            <w:r>
+              <w:rPr>
+                <w:rFonts w:ascii="Arial" w:hAnsi="Arial" w:cs="Arial"/>
+              </w:rPr>
+              <w:t>Canobbio</w:t>
+            </w:r>
+          </w:p>
+        </w:tc>
+      </w:tr>
+      <w:tr>
+        <w:trPr>
+          <w:trHeight w:hRule="exact" w:val="397"/>
+        </w:trPr>
+        <w:tc>
+          <w:tcPr>
+            <w:tcW w:w="4803" w:type="dxa"/>
+            <w:shd w:val="clear" w:color="auto" w:fill="FFCCCC"/>
+            <w:vAlign w:val="center"/>
+          </w:tcPr>
+          <w:p>
+            <w:pPr>
+              <w:rPr>
+                <w:rFonts w:ascii="Arial" w:hAnsi="Arial" w:cs="Arial"/>
+              </w:rPr>
+            </w:pPr>
+            <w:r>
+              <w:rPr>
+                <w:rFonts w:ascii="Arial" w:hAnsi="Arial" w:cs="Arial"/>
+              </w:rPr>
+              <w:t>Data</w:t>
+            </w:r>
+          </w:p>
+        </w:tc>
+        <w:tc>
+          <w:tcPr>
+            <w:tcW w:w="4831" w:type="dxa"/>
+            <w:shd w:val="clear" w:color="auto" w:fill="FFCCCC"/>
+            <w:vAlign w:val="center"/>
+          </w:tcPr>
+          <w:p>
+            <w:pPr>
+              <w:rPr>
+                <w:rFonts w:ascii="Arial" w:hAnsi="Arial" w:cs="Arial"/>
+              </w:rPr>
+            </w:pPr>
+            <w:r>
+              <w:rPr>
+                <w:rFonts w:ascii="Arial" w:hAnsi="Arial" w:cs="Arial"/>
+              </w:rPr>
+              <w:t>14.11</w:t>
+            </w:r>
+            <w:r>
+              <w:rPr>
+                <w:rFonts w:ascii="Arial" w:hAnsi="Arial" w:cs="Arial"/>
+              </w:rPr>
+              <w:t>.2025</w:t>
+            </w:r>
+          </w:p>
+        </w:tc>
+      </w:tr>
+    </w:tbl>
+    <w:p>
+      <w:pPr>
+        <w:rPr>
+          <w:rFonts w:ascii="Arial" w:hAnsi="Arial" w:cs="Arial"/>
+        </w:rPr>
+      </w:pPr>
+    </w:p>
+    <w:tbl>
+      <w:tblPr>
+        <w:tblStyle w:val="Grigliatabella"/>
+        <w:tblW w:w="0" w:type="auto"/>
+        <w:tblLook w:val="04A0" w:firstRow="1" w:lastRow="0" w:firstColumn="1" w:lastColumn="0" w:noHBand="0" w:noVBand="1"/>
+      </w:tblPr>
+      <w:tblGrid>
+        <w:gridCol w:w="9628"/>
+      </w:tblGrid>
+      <w:tr>
+        <w:tc>
+          <w:tcPr>
+            <w:tcW w:w="9854" w:type="dxa"/>
+            <w:shd w:val="clear" w:color="auto" w:fill="FFCCCC"/>
+          </w:tcPr>
+          <w:p>
+            <w:pPr>
+              <w:rPr>
+                <w:rFonts w:ascii="Arial" w:hAnsi="Arial" w:cs="Arial"/>
+              </w:rPr>
+            </w:pPr>
+            <w:r>
+              <w:rPr>
+                <w:rFonts w:ascii="Arial" w:hAnsi="Arial" w:cs="Arial"/>
+              </w:rPr>
+              <w:t>Lavori svolti</w:t>
+            </w:r>
+          </w:p>
+        </w:tc>
+      </w:tr>
+      <w:tr>
+        <w:tc>
+          <w:tcPr>
+            <w:tcW w:w="9854" w:type="dxa"/>
+          </w:tcPr>
+          <w:p>
+            <w:pPr>
+              <w:pStyle w:val="Paragrafoelenco"/>
+              <w:numPr>
+                <w:ilvl w:val="0"/>
+                <w:numId w:val="29"/>
+              </w:numPr>
+              <w:rPr>
+                <w:rFonts w:ascii="Arial" w:hAnsi="Arial" w:cs="Arial"/>
+              </w:rPr>
+            </w:pPr>
+            <w:r>
+              <w:rPr>
+                <w:rFonts w:ascii="Arial" w:hAnsi="Arial" w:cs="Arial"/>
+              </w:rPr>
+              <w:t xml:space="preserve">Cambiato i nomi (da </w:t>
+            </w:r>
+            <w:r>
+              <w:rPr>
+                <w:rFonts w:ascii="Arial" w:hAnsi="Arial" w:cs="Arial"/>
+              </w:rPr>
+              <w:t>inglese a italiano</w:t>
+            </w:r>
+            <w:r>
+              <w:rPr>
+                <w:rFonts w:ascii="Arial" w:hAnsi="Arial" w:cs="Arial"/>
+              </w:rPr>
+              <w:t>)</w:t>
+            </w:r>
+            <w:r>
+              <w:rPr>
+                <w:rFonts w:ascii="Arial" w:hAnsi="Arial" w:cs="Arial"/>
+              </w:rPr>
+              <w:t xml:space="preserve"> </w:t>
+            </w:r>
+            <w:r>
+              <w:rPr>
+                <w:rFonts w:ascii="Arial" w:hAnsi="Arial" w:cs="Arial"/>
+              </w:rPr>
+              <w:sym w:font="Wingdings" w:char="F0E0"/>
+            </w:r>
+            <w:r>
+              <w:rPr>
+                <w:rFonts w:ascii="Arial" w:hAnsi="Arial" w:cs="Arial"/>
+              </w:rPr>
+              <w:t xml:space="preserve"> per API così è tutto coerente</w:t>
+            </w:r>
+          </w:p>
+          <w:p>
+            <w:pPr>
+              <w:pStyle w:val="Paragrafoelenco"/>
+              <w:numPr>
+                <w:ilvl w:val="0"/>
+                <w:numId w:val="29"/>
+              </w:numPr>
+              <w:rPr>
+                <w:rFonts w:ascii="Arial" w:hAnsi="Arial" w:cs="Arial"/>
+              </w:rPr>
+            </w:pPr>
+            <w:r>
+              <w:rPr>
+                <w:rFonts w:ascii="Arial" w:hAnsi="Arial" w:cs="Arial"/>
+              </w:rPr>
+              <w:t xml:space="preserve">Aggiunta </w:t>
+            </w:r>
+            <w:proofErr w:type="spellStart"/>
+            <w:r>
+              <w:rPr>
+                <w:rFonts w:ascii="Arial" w:hAnsi="Arial" w:cs="Arial"/>
+              </w:rPr>
+              <w:t>NavBar</w:t>
+            </w:r>
+            <w:proofErr w:type="spellEnd"/>
+          </w:p>
+          <w:p>
+            <w:pPr>
+              <w:pStyle w:val="Paragrafoelenco"/>
+              <w:numPr>
+                <w:ilvl w:val="0"/>
+                <w:numId w:val="29"/>
+              </w:numPr>
+              <w:rPr>
+                <w:rFonts w:ascii="Arial" w:hAnsi="Arial" w:cs="Arial"/>
+              </w:rPr>
+            </w:pPr>
+            <w:r>
+              <w:rPr>
+                <w:rFonts w:ascii="Arial" w:hAnsi="Arial" w:cs="Arial"/>
+              </w:rPr>
+              <w:t>Aggiunta pagina “Info del giorno”</w:t>
+            </w:r>
+          </w:p>
+          <w:p>
+            <w:pPr>
+              <w:pStyle w:val="Paragrafoelenco"/>
+              <w:numPr>
+                <w:ilvl w:val="0"/>
+                <w:numId w:val="29"/>
+              </w:numPr>
+              <w:rPr>
+                <w:rFonts w:ascii="Arial" w:hAnsi="Arial" w:cs="Arial"/>
+              </w:rPr>
+            </w:pPr>
+            <w:r>
+              <w:rPr>
+                <w:rFonts w:ascii="Arial" w:hAnsi="Arial" w:cs="Arial"/>
+              </w:rPr>
+              <w:t>API in “Info del giorno”</w:t>
+            </w:r>
+          </w:p>
+          <w:p>
+            <w:pPr>
+              <w:pStyle w:val="Paragrafoelenco"/>
+              <w:numPr>
+                <w:ilvl w:val="0"/>
+                <w:numId w:val="29"/>
+              </w:numPr>
+              <w:rPr>
+                <w:rFonts w:ascii="Arial" w:hAnsi="Arial" w:cs="Arial"/>
+              </w:rPr>
+            </w:pPr>
+            <w:r>
+              <w:rPr>
+                <w:rFonts w:ascii="Arial" w:hAnsi="Arial" w:cs="Arial"/>
+              </w:rPr>
+              <w:t>Zoom/Zoom out</w:t>
+            </w:r>
+          </w:p>
+          <w:p>
+            <w:pPr>
+              <w:pStyle w:val="Paragrafoelenco"/>
+              <w:numPr>
+                <w:ilvl w:val="0"/>
+                <w:numId w:val="29"/>
+              </w:numPr>
+              <w:rPr>
+                <w:rFonts w:ascii="Arial" w:hAnsi="Arial" w:cs="Arial"/>
+              </w:rPr>
+            </w:pPr>
+            <w:proofErr w:type="spellStart"/>
+            <w:r>
+              <w:rPr>
+                <w:rFonts w:ascii="Arial" w:hAnsi="Arial" w:cs="Arial"/>
+              </w:rPr>
+              <w:t>Gantt</w:t>
+            </w:r>
+            <w:proofErr w:type="spellEnd"/>
+            <w:r>
+              <w:rPr>
+                <w:rFonts w:ascii="Arial" w:hAnsi="Arial" w:cs="Arial"/>
+              </w:rPr>
+              <w:t xml:space="preserve"> Consuntivo</w:t>
+            </w:r>
+          </w:p>
+          <w:p>
+            <w:pPr>
+              <w:pStyle w:val="Paragrafoelenco"/>
+              <w:numPr>
+                <w:ilvl w:val="0"/>
+                <w:numId w:val="29"/>
+              </w:numPr>
+              <w:rPr>
+                <w:rFonts w:ascii="Arial" w:hAnsi="Arial" w:cs="Arial"/>
+              </w:rPr>
+            </w:pPr>
+            <w:r>
+              <w:rPr>
+                <w:rFonts w:ascii="Arial" w:hAnsi="Arial" w:cs="Arial"/>
+              </w:rPr>
+              <w:t>Documentazione</w:t>
+            </w:r>
+          </w:p>
+          <w:p>
+            <w:pPr>
+              <w:pStyle w:val="Paragrafoelenco"/>
+              <w:numPr>
+                <w:ilvl w:val="0"/>
+                <w:numId w:val="29"/>
+              </w:numPr>
+              <w:rPr>
+                <w:rFonts w:ascii="Arial" w:hAnsi="Arial" w:cs="Arial"/>
+              </w:rPr>
+            </w:pPr>
+            <w:r>
+              <w:rPr>
+                <w:rFonts w:ascii="Arial" w:hAnsi="Arial" w:cs="Arial"/>
+              </w:rPr>
+              <w:t>Aggiornato GitHub</w:t>
+            </w:r>
+          </w:p>
+        </w:tc>
+      </w:tr>
+    </w:tbl>
+    <w:p>
+      <w:pPr>
+        <w:rPr>
+          <w:rFonts w:ascii="Arial" w:hAnsi="Arial" w:cs="Arial"/>
+        </w:rPr>
+      </w:pPr>
+    </w:p>
+    <w:tbl>
+      <w:tblPr>
+        <w:tblStyle w:val="Grigliatabella"/>
+        <w:tblW w:w="0" w:type="auto"/>
+        <w:tblLook w:val="04A0" w:firstRow="1" w:lastRow="0" w:firstColumn="1" w:lastColumn="0" w:noHBand="0" w:noVBand="1"/>
+      </w:tblPr>
+      <w:tblGrid>
+        <w:gridCol w:w="9628"/>
+      </w:tblGrid>
+      <w:tr>
+        <w:tc>
+          <w:tcPr>
+            <w:tcW w:w="9854" w:type="dxa"/>
+            <w:shd w:val="clear" w:color="auto" w:fill="FFCCCC"/>
+          </w:tcPr>
+          <w:p>
+            <w:pPr>
+              <w:rPr>
+                <w:rFonts w:ascii="Arial" w:hAnsi="Arial" w:cs="Arial"/>
+              </w:rPr>
+            </w:pPr>
+            <w:r>
+              <w:rPr>
+                <w:rFonts w:ascii="Arial" w:hAnsi="Arial" w:cs="Arial"/>
+              </w:rPr>
+              <w:t>Punto della situazione rispetto alla pianificazione</w:t>
+            </w:r>
+          </w:p>
+        </w:tc>
+      </w:tr>
+      <w:tr>
+        <w:tc>
+          <w:tcPr>
+            <w:tcW w:w="9854" w:type="dxa"/>
+          </w:tcPr>
+          <w:p>
+            <w:pPr>
+              <w:pStyle w:val="Paragrafoelenco"/>
+              <w:numPr>
+                <w:ilvl w:val="0"/>
+                <w:numId w:val="30"/>
+              </w:numPr>
+              <w:rPr>
+                <w:rFonts w:ascii="Arial" w:hAnsi="Arial" w:cs="Arial"/>
+              </w:rPr>
+            </w:pPr>
+            <w:r>
+              <w:rPr>
+                <w:rFonts w:ascii="Arial" w:hAnsi="Arial" w:cs="Arial"/>
+              </w:rPr>
+              <w:t xml:space="preserve">Implementazione </w:t>
+            </w:r>
+            <w:r>
+              <w:rPr>
+                <w:rFonts w:ascii="Arial" w:hAnsi="Arial" w:cs="Arial"/>
+              </w:rPr>
+              <w:sym w:font="Wingdings" w:char="F0E0"/>
+            </w:r>
+            <w:r>
+              <w:rPr>
+                <w:rFonts w:ascii="Arial" w:hAnsi="Arial" w:cs="Arial"/>
+              </w:rPr>
+              <w:t xml:space="preserve"> Info </w:t>
+            </w:r>
+            <w:r>
+              <w:rPr>
+                <w:rFonts w:ascii="Arial" w:hAnsi="Arial" w:cs="Arial"/>
+              </w:rPr>
+              <w:t>del giorno</w:t>
+            </w:r>
+          </w:p>
+          <w:p>
+            <w:pPr>
+              <w:pStyle w:val="Paragrafoelenco"/>
+              <w:numPr>
+                <w:ilvl w:val="0"/>
+                <w:numId w:val="30"/>
+              </w:numPr>
+              <w:rPr>
+                <w:rFonts w:ascii="Arial" w:hAnsi="Arial" w:cs="Arial"/>
+              </w:rPr>
+            </w:pPr>
+            <w:r>
+              <w:rPr>
+                <w:rFonts w:ascii="Arial" w:hAnsi="Arial" w:cs="Arial"/>
+              </w:rPr>
+              <w:t xml:space="preserve">Implementazione </w:t>
+            </w:r>
+            <w:r>
+              <w:rPr>
+                <w:rFonts w:ascii="Arial" w:hAnsi="Arial" w:cs="Arial"/>
+              </w:rPr>
+              <w:sym w:font="Wingdings" w:char="F0E0"/>
+            </w:r>
+            <w:r>
+              <w:rPr>
+                <w:rFonts w:ascii="Arial" w:hAnsi="Arial" w:cs="Arial"/>
+              </w:rPr>
+              <w:t xml:space="preserve"> Zoom dei pianeti</w:t>
+            </w:r>
+          </w:p>
+        </w:tc>
+      </w:tr>
+    </w:tbl>
+    <w:p>
+      <w:pPr>
+        <w:rPr>
+          <w:rFonts w:ascii="Arial" w:hAnsi="Arial" w:cs="Arial"/>
+        </w:rPr>
+      </w:pPr>
+    </w:p>
+    <w:tbl>
+      <w:tblPr>
+        <w:tblStyle w:val="Grigliatabella"/>
+        <w:tblW w:w="0" w:type="auto"/>
+        <w:tblLook w:val="04A0" w:firstRow="1" w:lastRow="0" w:firstColumn="1" w:lastColumn="0" w:noHBand="0" w:noVBand="1"/>
+      </w:tblPr>
+      <w:tblGrid>
+        <w:gridCol w:w="9628"/>
+      </w:tblGrid>
+      <w:tr>
+        <w:tc>
+          <w:tcPr>
+            <w:tcW w:w="9854" w:type="dxa"/>
+            <w:shd w:val="clear" w:color="auto" w:fill="FFCCCC"/>
+          </w:tcPr>
+          <w:p>
+            <w:pPr>
+              <w:rPr>
+                <w:rFonts w:ascii="Arial" w:hAnsi="Arial" w:cs="Arial"/>
+              </w:rPr>
+            </w:pPr>
+            <w:r>
+              <w:rPr>
+                <w:rFonts w:ascii="Arial" w:hAnsi="Arial" w:cs="Arial"/>
+              </w:rPr>
+              <w:t>Problemi</w:t>
+            </w:r>
+          </w:p>
+        </w:tc>
+      </w:tr>
+      <w:tr>
+        <w:tc>
+          <w:tcPr>
+            <w:tcW w:w="9854" w:type="dxa"/>
+          </w:tcPr>
+          <w:p>
+            <w:pPr>
+              <w:pStyle w:val="Paragrafoelenco"/>
+              <w:numPr>
+                <w:ilvl w:val="0"/>
+                <w:numId w:val="36"/>
+              </w:numPr>
+              <w:rPr>
+                <w:rFonts w:ascii="Arial" w:hAnsi="Arial" w:cs="Arial"/>
+              </w:rPr>
+            </w:pPr>
+            <w:r>
+              <w:rPr>
+                <w:rFonts w:ascii="Arial" w:hAnsi="Arial" w:cs="Arial"/>
+              </w:rPr>
+              <w:t>La luna non si vede</w:t>
+            </w:r>
+          </w:p>
+          <w:p>
+            <w:pPr>
+              <w:pStyle w:val="Paragrafoelenco"/>
+              <w:numPr>
+                <w:ilvl w:val="0"/>
+                <w:numId w:val="36"/>
+              </w:numPr>
+              <w:rPr>
+                <w:rFonts w:ascii="Arial" w:hAnsi="Arial" w:cs="Arial"/>
+              </w:rPr>
+            </w:pPr>
+            <w:r>
+              <w:rPr>
+                <w:rFonts w:ascii="Arial" w:hAnsi="Arial" w:cs="Arial"/>
+              </w:rPr>
+              <w:t>Zoom out è fatto male</w:t>
+            </w:r>
+          </w:p>
+          <w:p>
+            <w:pPr>
+              <w:pStyle w:val="Paragrafoelenco"/>
+              <w:numPr>
+                <w:ilvl w:val="0"/>
+                <w:numId w:val="36"/>
+              </w:numPr>
+              <w:rPr>
+                <w:rFonts w:ascii="Arial" w:hAnsi="Arial" w:cs="Arial"/>
+              </w:rPr>
+            </w:pPr>
+            <w:r>
+              <w:rPr>
+                <w:rFonts w:ascii="Arial" w:hAnsi="Arial" w:cs="Arial"/>
+              </w:rPr>
+              <w:t>Swift Playground mi elimina l’applicativo (successo 3 volte oggi)</w:t>
+            </w:r>
+            <w:r>
+              <w:rPr>
+                <w:rFonts w:ascii="Arial" w:hAnsi="Arial" w:cs="Arial"/>
+              </w:rPr>
+              <w:t xml:space="preserve"> </w:t>
+            </w:r>
+          </w:p>
+        </w:tc>
+      </w:tr>
+    </w:tbl>
+    <w:p>
+      <w:pPr>
+        <w:rPr>
+          <w:rFonts w:ascii="Arial" w:hAnsi="Arial" w:cs="Arial"/>
+        </w:rPr>
+      </w:pPr>
+    </w:p>
+    <w:tbl>
+      <w:tblPr>
+        <w:tblStyle w:val="Grigliatabella"/>
+        <w:tblW w:w="0" w:type="auto"/>
+        <w:tblLook w:val="04A0" w:firstRow="1" w:lastRow="0" w:firstColumn="1" w:lastColumn="0" w:noHBand="0" w:noVBand="1"/>
+      </w:tblPr>
+      <w:tblGrid>
+        <w:gridCol w:w="9628"/>
+      </w:tblGrid>
+      <w:tr>
+        <w:tc>
+          <w:tcPr>
+            <w:tcW w:w="9854" w:type="dxa"/>
+            <w:shd w:val="clear" w:color="auto" w:fill="FFCCCC"/>
+          </w:tcPr>
+          <w:p>
+            <w:pPr>
+              <w:rPr>
+                <w:rFonts w:ascii="Arial" w:hAnsi="Arial" w:cs="Arial"/>
+              </w:rPr>
+            </w:pPr>
+            <w:r>
+              <w:rPr>
+                <w:rFonts w:ascii="Arial" w:hAnsi="Arial" w:cs="Arial"/>
+              </w:rPr>
+              <w:t>Soluzione dei problemi</w:t>
+            </w:r>
+          </w:p>
+        </w:tc>
+      </w:tr>
+      <w:tr>
+        <w:tc>
+          <w:tcPr>
+            <w:tcW w:w="9854" w:type="dxa"/>
+          </w:tcPr>
+          <w:p>
+            <w:pPr>
+              <w:pStyle w:val="Paragrafoelenco"/>
+              <w:numPr>
+                <w:ilvl w:val="0"/>
+                <w:numId w:val="37"/>
+              </w:numPr>
+              <w:rPr>
+                <w:rFonts w:ascii="Arial" w:hAnsi="Arial" w:cs="Arial"/>
+              </w:rPr>
+            </w:pPr>
+            <w:r>
+              <w:rPr>
+                <w:rFonts w:ascii="Arial" w:hAnsi="Arial" w:cs="Arial"/>
+              </w:rPr>
+              <w:t>Non ancora risolto</w:t>
+            </w:r>
+          </w:p>
+          <w:p>
+            <w:pPr>
+              <w:pStyle w:val="Paragrafoelenco"/>
+              <w:numPr>
+                <w:ilvl w:val="0"/>
+                <w:numId w:val="37"/>
+              </w:numPr>
+              <w:rPr>
+                <w:rFonts w:ascii="Arial" w:hAnsi="Arial" w:cs="Arial"/>
+              </w:rPr>
+            </w:pPr>
+            <w:r>
+              <w:rPr>
+                <w:rFonts w:ascii="Arial" w:hAnsi="Arial" w:cs="Arial"/>
+              </w:rPr>
+              <w:t>Da sistemare l’immagine della galassia</w:t>
+            </w:r>
+          </w:p>
+          <w:p>
+            <w:pPr>
+              <w:pStyle w:val="Paragrafoelenco"/>
+              <w:numPr>
+                <w:ilvl w:val="0"/>
+                <w:numId w:val="37"/>
+              </w:numPr>
+              <w:rPr>
+                <w:rFonts w:ascii="Arial" w:hAnsi="Arial" w:cs="Arial"/>
+              </w:rPr>
+            </w:pPr>
+            <w:r>
+              <w:rPr>
+                <w:rFonts w:ascii="Arial" w:hAnsi="Arial" w:cs="Arial"/>
+              </w:rPr>
+              <w:t>Non so il motivo</w:t>
+            </w:r>
+            <w:r>
+              <w:rPr>
+                <w:rFonts w:ascii="Arial" w:hAnsi="Arial" w:cs="Arial"/>
+              </w:rPr>
+              <w:t xml:space="preserve"> </w:t>
+            </w:r>
+          </w:p>
+        </w:tc>
+      </w:tr>
+    </w:tbl>
+    <w:p>
+      <w:pPr>
+        <w:rPr>
+          <w:rFonts w:ascii="Arial" w:hAnsi="Arial" w:cs="Arial"/>
+        </w:rPr>
+      </w:pPr>
+    </w:p>
+    <w:tbl>
+      <w:tblPr>
+        <w:tblStyle w:val="Grigliatabella"/>
+        <w:tblW w:w="0" w:type="auto"/>
+        <w:tblLook w:val="04A0" w:firstRow="1" w:lastRow="0" w:firstColumn="1" w:lastColumn="0" w:noHBand="0" w:noVBand="1"/>
+      </w:tblPr>
+      <w:tblGrid>
+        <w:gridCol w:w="9628"/>
+      </w:tblGrid>
+      <w:tr>
+        <w:tc>
+          <w:tcPr>
+            <w:tcW w:w="9854" w:type="dxa"/>
+            <w:shd w:val="clear" w:color="auto" w:fill="FFCCCC"/>
+          </w:tcPr>
+          <w:p>
+            <w:pPr>
+              <w:rPr>
+                <w:rFonts w:ascii="Arial" w:hAnsi="Arial" w:cs="Arial"/>
+              </w:rPr>
+            </w:pPr>
+            <w:r>
+              <w:rPr>
+                <w:rFonts w:ascii="Arial" w:hAnsi="Arial" w:cs="Arial"/>
+              </w:rPr>
+              <w:t>Programma di massima per la prossima giornata di lavoro</w:t>
+            </w:r>
+          </w:p>
+        </w:tc>
+      </w:tr>
+      <w:tr>
+        <w:tc>
+          <w:tcPr>
+            <w:tcW w:w="9854" w:type="dxa"/>
+          </w:tcPr>
+          <w:p>
+            <w:pPr>
+              <w:pStyle w:val="Paragrafoelenco"/>
+              <w:numPr>
+                <w:ilvl w:val="0"/>
+                <w:numId w:val="33"/>
+              </w:numPr>
+              <w:rPr>
+                <w:rFonts w:ascii="Arial" w:hAnsi="Arial" w:cs="Arial"/>
+              </w:rPr>
+            </w:pPr>
+            <w:r>
+              <w:rPr>
+                <w:rFonts w:ascii="Arial" w:hAnsi="Arial" w:cs="Arial"/>
+              </w:rPr>
+              <w:t>Fare lo zoom</w:t>
+            </w:r>
+            <w:r>
+              <w:rPr>
+                <w:rFonts w:ascii="Arial" w:hAnsi="Arial" w:cs="Arial"/>
+              </w:rPr>
+              <w:t xml:space="preserve"> out corretto</w:t>
+            </w:r>
+          </w:p>
+          <w:p>
+            <w:pPr>
+              <w:pStyle w:val="Paragrafoelenco"/>
+              <w:numPr>
+                <w:ilvl w:val="0"/>
+                <w:numId w:val="33"/>
+              </w:numPr>
+              <w:rPr>
+                <w:rFonts w:ascii="Arial" w:hAnsi="Arial" w:cs="Arial"/>
+              </w:rPr>
+            </w:pPr>
+            <w:r>
+              <w:rPr>
+                <w:rFonts w:ascii="Arial" w:hAnsi="Arial" w:cs="Arial"/>
+              </w:rPr>
+              <w:t>Risolvere il problema della luna</w:t>
+            </w:r>
+          </w:p>
+          <w:p>
+            <w:pPr>
+              <w:pStyle w:val="Paragrafoelenco"/>
+              <w:numPr>
+                <w:ilvl w:val="0"/>
+                <w:numId w:val="33"/>
+              </w:numPr>
+              <w:rPr>
+                <w:rFonts w:ascii="Arial" w:hAnsi="Arial" w:cs="Arial"/>
+              </w:rPr>
+            </w:pPr>
+            <w:r>
+              <w:rPr>
+                <w:rFonts w:ascii="Arial" w:hAnsi="Arial" w:cs="Arial"/>
+              </w:rPr>
+              <w:t>Sistemare questioni di interfaccia</w:t>
+            </w:r>
+          </w:p>
+          <w:p>
+            <w:pPr>
+              <w:pStyle w:val="Paragrafoelenco"/>
+              <w:numPr>
+                <w:ilvl w:val="0"/>
+                <w:numId w:val="33"/>
+              </w:numPr>
+              <w:rPr>
+                <w:rFonts w:ascii="Arial" w:hAnsi="Arial" w:cs="Arial"/>
+              </w:rPr>
+            </w:pPr>
+            <w:r>
+              <w:rPr>
+                <w:rFonts w:ascii="Arial" w:hAnsi="Arial" w:cs="Arial"/>
+              </w:rPr>
+              <w:t>Iniziare il calendario lunare</w:t>
             </w:r>
           </w:p>
         </w:tc>
@@ -3077,7 +3874,7 @@
           <w:rPr>
             <w:rFonts w:ascii="Arial" w:hAnsi="Arial" w:cs="Arial"/>
           </w:rPr>
-          <w:t>Nome Progetto</w:t>
+          <w:t>Nebula</w:t>
         </w:r>
       </w:sdtContent>
     </w:sdt>
@@ -3245,6 +4042,95 @@
 <file path=word/numbering.xml><?xml version="1.0" encoding="utf-8"?>
 <w:numbering xmlns:wpc="http://schemas.microsoft.com/office/word/2010/wordprocessingCanvas" xmlns:cx="http://schemas.microsoft.com/office/drawing/2014/chartex" xmlns:cx1="http://schemas.microsoft.com/office/drawing/2015/9/8/chartex" xmlns:cx2="http://schemas.microsoft.com/office/drawing/2015/10/21/chartex" xmlns:cx3="http://schemas.microsoft.com/office/drawing/2016/5/9/chartex" xmlns:cx4="http://schemas.microsoft.com/office/drawing/2016/5/10/chartex" xmlns:cx5="http://schemas.microsoft.com/office/drawing/2016/5/11/chartex" xmlns:cx6="http://schemas.microsoft.com/office/drawing/2016/5/12/chartex" xmlns:cx7="http://schemas.microsoft.com/office/drawing/2016/5/13/chartex" xmlns:cx8="http://schemas.microsoft.com/office/drawing/2016/5/14/chartex" xmlns:mc="http://schemas.openxmlformats.org/markup-compatibility/2006" xmlns:aink="http://schemas.microsoft.com/office/drawing/2016/ink" xmlns:am3d="http://schemas.microsoft.com/office/drawing/2017/model3d" xmlns:o="urn:schemas-microsoft-com:office:office" xmlns:oel="http://schemas.microsoft.com/office/2019/extlst" xmlns:r="http://schemas.openxmlformats.org/officeDocument/2006/relationships" xmlns:m="http://schemas.openxmlformats.org/officeDocument/2006/math" xmlns:v="urn:schemas-microsoft-com:vml" xmlns:wp14="http://schemas.microsoft.com/office/word/2010/wordprocessingDrawing" xmlns:wp="http://schemas.openxmlformats.org/drawingml/2006/wordprocessingDrawing" xmlns:w10="urn:schemas-microsoft-com:office:word" xmlns:w="http://schemas.openxmlformats.org/wordprocessingml/2006/main" xmlns:w14="http://schemas.microsoft.com/office/word/2010/wordml" xmlns:w15="http://schemas.microsoft.com/office/word/2012/wordml" xmlns:w16cex="http://schemas.microsoft.com/office/word/2018/wordml/cex" xmlns:w16cid="http://schemas.microsoft.com/office/word/2016/wordml/cid" xmlns:w16="http://schemas.microsoft.com/office/word/2018/wordml" xmlns:w16sdtdh="http://schemas.microsoft.com/office/word/2020/wordml/sdtdatahash" xmlns:w16se="http://schemas.microsoft.com/office/word/2015/wordml/symex" xmlns:wpg="http://schemas.microsoft.com/office/word/2010/wordprocessingGroup" xmlns:wpi="http://schemas.microsoft.com/office/word/2010/wordprocessingInk" xmlns:wne="http://schemas.microsoft.com/office/word/2006/wordml" xmlns:wps="http://schemas.microsoft.com/office/word/2010/wordprocessingShape" mc:Ignorable="w14 w15 w16se w16cid w16 w16cex w16sdtdh wp14">
   <w:abstractNum w:abstractNumId="0" w15:restartNumberingAfterBreak="0">
+    <w:nsid w:val="12D36DF8"/>
+    <w:multiLevelType w:val="hybridMultilevel"/>
+    <w:tmpl w:val="A4D27BA6"/>
+    <w:lvl w:ilvl="0" w:tplc="FFFFFFFF">
+      <w:start w:val="1"/>
+      <w:numFmt w:val="decimal"/>
+      <w:lvlText w:val="%1)"/>
+      <w:lvlJc w:val="left"/>
+      <w:pPr>
+        <w:ind w:left="720" w:hanging="360"/>
+      </w:pPr>
+      <w:rPr>
+        <w:rFonts w:hint="default"/>
+      </w:rPr>
+    </w:lvl>
+    <w:lvl w:ilvl="1" w:tplc="FFFFFFFF" w:tentative="1">
+      <w:start w:val="1"/>
+      <w:numFmt w:val="lowerLetter"/>
+      <w:lvlText w:val="%2."/>
+      <w:lvlJc w:val="left"/>
+      <w:pPr>
+        <w:ind w:left="1440" w:hanging="360"/>
+      </w:pPr>
+    </w:lvl>
+    <w:lvl w:ilvl="2" w:tplc="FFFFFFFF" w:tentative="1">
+      <w:start w:val="1"/>
+      <w:numFmt w:val="lowerRoman"/>
+      <w:lvlText w:val="%3."/>
+      <w:lvlJc w:val="right"/>
+      <w:pPr>
+        <w:ind w:left="2160" w:hanging="180"/>
+      </w:pPr>
+    </w:lvl>
+    <w:lvl w:ilvl="3" w:tplc="FFFFFFFF" w:tentative="1">
+      <w:start w:val="1"/>
+      <w:numFmt w:val="decimal"/>
+      <w:lvlText w:val="%4."/>
+      <w:lvlJc w:val="left"/>
+      <w:pPr>
+        <w:ind w:left="2880" w:hanging="360"/>
+      </w:pPr>
+    </w:lvl>
+    <w:lvl w:ilvl="4" w:tplc="FFFFFFFF" w:tentative="1">
+      <w:start w:val="1"/>
+      <w:numFmt w:val="lowerLetter"/>
+      <w:lvlText w:val="%5."/>
+      <w:lvlJc w:val="left"/>
+      <w:pPr>
+        <w:ind w:left="3600" w:hanging="360"/>
+      </w:pPr>
+    </w:lvl>
+    <w:lvl w:ilvl="5" w:tplc="FFFFFFFF" w:tentative="1">
+      <w:start w:val="1"/>
+      <w:numFmt w:val="lowerRoman"/>
+      <w:lvlText w:val="%6."/>
+      <w:lvlJc w:val="right"/>
+      <w:pPr>
+        <w:ind w:left="4320" w:hanging="180"/>
+      </w:pPr>
+    </w:lvl>
+    <w:lvl w:ilvl="6" w:tplc="FFFFFFFF" w:tentative="1">
+      <w:start w:val="1"/>
+      <w:numFmt w:val="decimal"/>
+      <w:lvlText w:val="%7."/>
+      <w:lvlJc w:val="left"/>
+      <w:pPr>
+        <w:ind w:left="5040" w:hanging="360"/>
+      </w:pPr>
+    </w:lvl>
+    <w:lvl w:ilvl="7" w:tplc="FFFFFFFF" w:tentative="1">
+      <w:start w:val="1"/>
+      <w:numFmt w:val="lowerLetter"/>
+      <w:lvlText w:val="%8."/>
+      <w:lvlJc w:val="left"/>
+      <w:pPr>
+        <w:ind w:left="5760" w:hanging="360"/>
+      </w:pPr>
+    </w:lvl>
+    <w:lvl w:ilvl="8" w:tplc="FFFFFFFF" w:tentative="1">
+      <w:start w:val="1"/>
+      <w:numFmt w:val="lowerRoman"/>
+      <w:lvlText w:val="%9."/>
+      <w:lvlJc w:val="right"/>
+      <w:pPr>
+        <w:ind w:left="6480" w:hanging="180"/>
+      </w:pPr>
+    </w:lvl>
+  </w:abstractNum>
+  <w:abstractNum w:abstractNumId="1" w15:restartNumberingAfterBreak="0">
     <w:nsid w:val="12F03E88"/>
     <w:multiLevelType w:val="hybridMultilevel"/>
     <w:tmpl w:val="9F064B0E"/>
@@ -3357,7 +4243,7 @@
       </w:rPr>
     </w:lvl>
   </w:abstractNum>
-  <w:abstractNum w:abstractNumId="1" w15:restartNumberingAfterBreak="0">
+  <w:abstractNum w:abstractNumId="2" w15:restartNumberingAfterBreak="0">
     <w:nsid w:val="1AC113DD"/>
     <w:multiLevelType w:val="hybridMultilevel"/>
     <w:tmpl w:val="7F14AF36"/>
@@ -3469,7 +4355,7 @@
       </w:rPr>
     </w:lvl>
   </w:abstractNum>
-  <w:abstractNum w:abstractNumId="2" w15:restartNumberingAfterBreak="0">
+  <w:abstractNum w:abstractNumId="3" w15:restartNumberingAfterBreak="0">
     <w:nsid w:val="1DFB51AB"/>
     <w:multiLevelType w:val="hybridMultilevel"/>
     <w:tmpl w:val="BFACE39E"/>
@@ -3582,7 +4468,7 @@
       </w:rPr>
     </w:lvl>
   </w:abstractNum>
-  <w:abstractNum w:abstractNumId="3" w15:restartNumberingAfterBreak="0">
+  <w:abstractNum w:abstractNumId="4" w15:restartNumberingAfterBreak="0">
     <w:nsid w:val="1F792599"/>
     <w:multiLevelType w:val="hybridMultilevel"/>
     <w:tmpl w:val="A5008016"/>
@@ -3671,7 +4557,7 @@
       </w:pPr>
     </w:lvl>
   </w:abstractNum>
-  <w:abstractNum w:abstractNumId="4" w15:restartNumberingAfterBreak="0">
+  <w:abstractNum w:abstractNumId="5" w15:restartNumberingAfterBreak="0">
     <w:nsid w:val="267F126F"/>
     <w:multiLevelType w:val="hybridMultilevel"/>
     <w:tmpl w:val="3B5C9922"/>
@@ -3760,7 +4646,7 @@
       </w:pPr>
     </w:lvl>
   </w:abstractNum>
-  <w:abstractNum w:abstractNumId="5" w15:restartNumberingAfterBreak="0">
+  <w:abstractNum w:abstractNumId="6" w15:restartNumberingAfterBreak="0">
     <w:nsid w:val="26EF6445"/>
     <w:multiLevelType w:val="hybridMultilevel"/>
     <w:tmpl w:val="E4ECF42C"/>
@@ -3849,7 +4735,7 @@
       </w:pPr>
     </w:lvl>
   </w:abstractNum>
-  <w:abstractNum w:abstractNumId="6" w15:restartNumberingAfterBreak="0">
+  <w:abstractNum w:abstractNumId="7" w15:restartNumberingAfterBreak="0">
     <w:nsid w:val="2F213AF9"/>
     <w:multiLevelType w:val="hybridMultilevel"/>
     <w:tmpl w:val="749A95EC"/>
@@ -3938,7 +4824,7 @@
       </w:pPr>
     </w:lvl>
   </w:abstractNum>
-  <w:abstractNum w:abstractNumId="7" w15:restartNumberingAfterBreak="0">
+  <w:abstractNum w:abstractNumId="8" w15:restartNumberingAfterBreak="0">
     <w:nsid w:val="3311400E"/>
     <w:multiLevelType w:val="hybridMultilevel"/>
     <w:tmpl w:val="934C578E"/>
@@ -4027,7 +4913,7 @@
       </w:pPr>
     </w:lvl>
   </w:abstractNum>
-  <w:abstractNum w:abstractNumId="8" w15:restartNumberingAfterBreak="0">
+  <w:abstractNum w:abstractNumId="9" w15:restartNumberingAfterBreak="0">
     <w:nsid w:val="36E11DF4"/>
     <w:multiLevelType w:val="hybridMultilevel"/>
     <w:tmpl w:val="1856E4BE"/>
@@ -4139,7 +5025,7 @@
       </w:rPr>
     </w:lvl>
   </w:abstractNum>
-  <w:abstractNum w:abstractNumId="9" w15:restartNumberingAfterBreak="0">
+  <w:abstractNum w:abstractNumId="10" w15:restartNumberingAfterBreak="0">
     <w:nsid w:val="3AFA4BF8"/>
     <w:multiLevelType w:val="hybridMultilevel"/>
     <w:tmpl w:val="EF1C99B4"/>
@@ -4251,7 +5137,7 @@
       </w:rPr>
     </w:lvl>
   </w:abstractNum>
-  <w:abstractNum w:abstractNumId="10" w15:restartNumberingAfterBreak="0">
+  <w:abstractNum w:abstractNumId="11" w15:restartNumberingAfterBreak="0">
     <w:nsid w:val="3D4C551D"/>
     <w:multiLevelType w:val="hybridMultilevel"/>
     <w:tmpl w:val="1D629A34"/>
@@ -4364,7 +5250,7 @@
       </w:rPr>
     </w:lvl>
   </w:abstractNum>
-  <w:abstractNum w:abstractNumId="11" w15:restartNumberingAfterBreak="0">
+  <w:abstractNum w:abstractNumId="12" w15:restartNumberingAfterBreak="0">
     <w:nsid w:val="3EBE4D1A"/>
     <w:multiLevelType w:val="hybridMultilevel"/>
     <w:tmpl w:val="C2E8BF98"/>
@@ -4476,7 +5362,7 @@
       </w:rPr>
     </w:lvl>
   </w:abstractNum>
-  <w:abstractNum w:abstractNumId="12" w15:restartNumberingAfterBreak="0">
+  <w:abstractNum w:abstractNumId="13" w15:restartNumberingAfterBreak="0">
     <w:nsid w:val="3F671B2A"/>
     <w:multiLevelType w:val="hybridMultilevel"/>
     <w:tmpl w:val="837CCA7E"/>
@@ -4589,7 +5475,7 @@
       </w:rPr>
     </w:lvl>
   </w:abstractNum>
-  <w:abstractNum w:abstractNumId="13" w15:restartNumberingAfterBreak="0">
+  <w:abstractNum w:abstractNumId="14" w15:restartNumberingAfterBreak="0">
     <w:nsid w:val="432D4A14"/>
     <w:multiLevelType w:val="hybridMultilevel"/>
     <w:tmpl w:val="3850D6E2"/>
@@ -4701,7 +5587,7 @@
       </w:rPr>
     </w:lvl>
   </w:abstractNum>
-  <w:abstractNum w:abstractNumId="14" w15:restartNumberingAfterBreak="0">
+  <w:abstractNum w:abstractNumId="15" w15:restartNumberingAfterBreak="0">
     <w:nsid w:val="442C21C6"/>
     <w:multiLevelType w:val="hybridMultilevel"/>
     <w:tmpl w:val="D64E2F34"/>
@@ -4814,7 +5700,7 @@
       </w:rPr>
     </w:lvl>
   </w:abstractNum>
-  <w:abstractNum w:abstractNumId="15" w15:restartNumberingAfterBreak="0">
+  <w:abstractNum w:abstractNumId="16" w15:restartNumberingAfterBreak="0">
     <w:nsid w:val="44F65ACA"/>
     <w:multiLevelType w:val="hybridMultilevel"/>
     <w:tmpl w:val="A3C8D654"/>
@@ -4927,7 +5813,7 @@
       </w:rPr>
     </w:lvl>
   </w:abstractNum>
-  <w:abstractNum w:abstractNumId="16" w15:restartNumberingAfterBreak="0">
+  <w:abstractNum w:abstractNumId="17" w15:restartNumberingAfterBreak="0">
     <w:nsid w:val="45714A95"/>
     <w:multiLevelType w:val="hybridMultilevel"/>
     <w:tmpl w:val="05F4A790"/>
@@ -5039,7 +5925,7 @@
       </w:rPr>
     </w:lvl>
   </w:abstractNum>
-  <w:abstractNum w:abstractNumId="17" w15:restartNumberingAfterBreak="0">
+  <w:abstractNum w:abstractNumId="18" w15:restartNumberingAfterBreak="0">
     <w:nsid w:val="47473CE2"/>
     <w:multiLevelType w:val="hybridMultilevel"/>
     <w:tmpl w:val="ECF27DAE"/>
@@ -5151,7 +6037,7 @@
       </w:rPr>
     </w:lvl>
   </w:abstractNum>
-  <w:abstractNum w:abstractNumId="18" w15:restartNumberingAfterBreak="0">
+  <w:abstractNum w:abstractNumId="19" w15:restartNumberingAfterBreak="0">
     <w:nsid w:val="478C1134"/>
     <w:multiLevelType w:val="hybridMultilevel"/>
     <w:tmpl w:val="A4D27BA6"/>
@@ -5240,7 +6126,7 @@
       </w:pPr>
     </w:lvl>
   </w:abstractNum>
-  <w:abstractNum w:abstractNumId="19" w15:restartNumberingAfterBreak="0">
+  <w:abstractNum w:abstractNumId="20" w15:restartNumberingAfterBreak="0">
     <w:nsid w:val="4CCB3A32"/>
     <w:multiLevelType w:val="hybridMultilevel"/>
     <w:tmpl w:val="0F487A7E"/>
@@ -5329,7 +6215,7 @@
       </w:pPr>
     </w:lvl>
   </w:abstractNum>
-  <w:abstractNum w:abstractNumId="20" w15:restartNumberingAfterBreak="0">
+  <w:abstractNum w:abstractNumId="21" w15:restartNumberingAfterBreak="0">
     <w:nsid w:val="4D8115E5"/>
     <w:multiLevelType w:val="hybridMultilevel"/>
     <w:tmpl w:val="3DC066B4"/>
@@ -5442,7 +6328,7 @@
       </w:rPr>
     </w:lvl>
   </w:abstractNum>
-  <w:abstractNum w:abstractNumId="21" w15:restartNumberingAfterBreak="0">
+  <w:abstractNum w:abstractNumId="22" w15:restartNumberingAfterBreak="0">
     <w:nsid w:val="4EC93F75"/>
     <w:multiLevelType w:val="hybridMultilevel"/>
     <w:tmpl w:val="A24239B6"/>
@@ -5531,7 +6417,96 @@
       </w:pPr>
     </w:lvl>
   </w:abstractNum>
-  <w:abstractNum w:abstractNumId="22" w15:restartNumberingAfterBreak="0">
+  <w:abstractNum w:abstractNumId="23" w15:restartNumberingAfterBreak="0">
+    <w:nsid w:val="5349714E"/>
+    <w:multiLevelType w:val="hybridMultilevel"/>
+    <w:tmpl w:val="0F487A7E"/>
+    <w:lvl w:ilvl="0" w:tplc="FFFFFFFF">
+      <w:start w:val="1"/>
+      <w:numFmt w:val="decimal"/>
+      <w:lvlText w:val="%1)"/>
+      <w:lvlJc w:val="left"/>
+      <w:pPr>
+        <w:ind w:left="720" w:hanging="360"/>
+      </w:pPr>
+      <w:rPr>
+        <w:rFonts w:hint="default"/>
+      </w:rPr>
+    </w:lvl>
+    <w:lvl w:ilvl="1" w:tplc="FFFFFFFF" w:tentative="1">
+      <w:start w:val="1"/>
+      <w:numFmt w:val="lowerLetter"/>
+      <w:lvlText w:val="%2."/>
+      <w:lvlJc w:val="left"/>
+      <w:pPr>
+        <w:ind w:left="1440" w:hanging="360"/>
+      </w:pPr>
+    </w:lvl>
+    <w:lvl w:ilvl="2" w:tplc="FFFFFFFF" w:tentative="1">
+      <w:start w:val="1"/>
+      <w:numFmt w:val="lowerRoman"/>
+      <w:lvlText w:val="%3."/>
+      <w:lvlJc w:val="right"/>
+      <w:pPr>
+        <w:ind w:left="2160" w:hanging="180"/>
+      </w:pPr>
+    </w:lvl>
+    <w:lvl w:ilvl="3" w:tplc="FFFFFFFF" w:tentative="1">
+      <w:start w:val="1"/>
+      <w:numFmt w:val="decimal"/>
+      <w:lvlText w:val="%4."/>
+      <w:lvlJc w:val="left"/>
+      <w:pPr>
+        <w:ind w:left="2880" w:hanging="360"/>
+      </w:pPr>
+    </w:lvl>
+    <w:lvl w:ilvl="4" w:tplc="FFFFFFFF" w:tentative="1">
+      <w:start w:val="1"/>
+      <w:numFmt w:val="lowerLetter"/>
+      <w:lvlText w:val="%5."/>
+      <w:lvlJc w:val="left"/>
+      <w:pPr>
+        <w:ind w:left="3600" w:hanging="360"/>
+      </w:pPr>
+    </w:lvl>
+    <w:lvl w:ilvl="5" w:tplc="FFFFFFFF" w:tentative="1">
+      <w:start w:val="1"/>
+      <w:numFmt w:val="lowerRoman"/>
+      <w:lvlText w:val="%6."/>
+      <w:lvlJc w:val="right"/>
+      <w:pPr>
+        <w:ind w:left="4320" w:hanging="180"/>
+      </w:pPr>
+    </w:lvl>
+    <w:lvl w:ilvl="6" w:tplc="FFFFFFFF" w:tentative="1">
+      <w:start w:val="1"/>
+      <w:numFmt w:val="decimal"/>
+      <w:lvlText w:val="%7."/>
+      <w:lvlJc w:val="left"/>
+      <w:pPr>
+        <w:ind w:left="5040" w:hanging="360"/>
+      </w:pPr>
+    </w:lvl>
+    <w:lvl w:ilvl="7" w:tplc="FFFFFFFF" w:tentative="1">
+      <w:start w:val="1"/>
+      <w:numFmt w:val="lowerLetter"/>
+      <w:lvlText w:val="%8."/>
+      <w:lvlJc w:val="left"/>
+      <w:pPr>
+        <w:ind w:left="5760" w:hanging="360"/>
+      </w:pPr>
+    </w:lvl>
+    <w:lvl w:ilvl="8" w:tplc="FFFFFFFF" w:tentative="1">
+      <w:start w:val="1"/>
+      <w:numFmt w:val="lowerRoman"/>
+      <w:lvlText w:val="%9."/>
+      <w:lvlJc w:val="right"/>
+      <w:pPr>
+        <w:ind w:left="6480" w:hanging="180"/>
+      </w:pPr>
+    </w:lvl>
+  </w:abstractNum>
+  <w:abstractNum w:abstractNumId="24" w15:restartNumberingAfterBreak="0">
     <w:nsid w:val="53D85119"/>
     <w:multiLevelType w:val="hybridMultilevel"/>
     <w:tmpl w:val="64B2762C"/>
@@ -5620,7 +6595,7 @@
       </w:pPr>
     </w:lvl>
   </w:abstractNum>
-  <w:abstractNum w:abstractNumId="23" w15:restartNumberingAfterBreak="0">
+  <w:abstractNum w:abstractNumId="25" w15:restartNumberingAfterBreak="0">
     <w:nsid w:val="5A3606D5"/>
     <w:multiLevelType w:val="hybridMultilevel"/>
     <w:tmpl w:val="91805626"/>
@@ -5733,7 +6708,7 @@
       </w:rPr>
     </w:lvl>
   </w:abstractNum>
-  <w:abstractNum w:abstractNumId="24" w15:restartNumberingAfterBreak="0">
+  <w:abstractNum w:abstractNumId="26" w15:restartNumberingAfterBreak="0">
     <w:nsid w:val="61C87B25"/>
     <w:multiLevelType w:val="hybridMultilevel"/>
     <w:tmpl w:val="6FA21976"/>
@@ -5846,7 +6821,7 @@
       </w:rPr>
     </w:lvl>
   </w:abstractNum>
-  <w:abstractNum w:abstractNumId="25" w15:restartNumberingAfterBreak="0">
+  <w:abstractNum w:abstractNumId="27" w15:restartNumberingAfterBreak="0">
     <w:nsid w:val="621D43F7"/>
     <w:multiLevelType w:val="hybridMultilevel"/>
     <w:tmpl w:val="E1BA4850"/>
@@ -5959,7 +6934,7 @@
       </w:rPr>
     </w:lvl>
   </w:abstractNum>
-  <w:abstractNum w:abstractNumId="26" w15:restartNumberingAfterBreak="0">
+  <w:abstractNum w:abstractNumId="28" w15:restartNumberingAfterBreak="0">
     <w:nsid w:val="62C27A29"/>
     <w:multiLevelType w:val="hybridMultilevel"/>
     <w:tmpl w:val="5A4A1FDC"/>
@@ -6048,7 +7023,7 @@
       </w:pPr>
     </w:lvl>
   </w:abstractNum>
-  <w:abstractNum w:abstractNumId="27" w15:restartNumberingAfterBreak="0">
+  <w:abstractNum w:abstractNumId="29" w15:restartNumberingAfterBreak="0">
     <w:nsid w:val="657763C8"/>
     <w:multiLevelType w:val="hybridMultilevel"/>
     <w:tmpl w:val="94F87C5A"/>
@@ -6161,7 +7136,7 @@
       </w:rPr>
     </w:lvl>
   </w:abstractNum>
-  <w:abstractNum w:abstractNumId="28" w15:restartNumberingAfterBreak="0">
+  <w:abstractNum w:abstractNumId="30" w15:restartNumberingAfterBreak="0">
     <w:nsid w:val="6AFC21B1"/>
     <w:multiLevelType w:val="hybridMultilevel"/>
     <w:tmpl w:val="ABCC59D8"/>
@@ -6273,7 +7248,7 @@
       </w:rPr>
     </w:lvl>
   </w:abstractNum>
-  <w:abstractNum w:abstractNumId="29" w15:restartNumberingAfterBreak="0">
+  <w:abstractNum w:abstractNumId="31" w15:restartNumberingAfterBreak="0">
     <w:nsid w:val="6FA971DC"/>
     <w:multiLevelType w:val="hybridMultilevel"/>
     <w:tmpl w:val="097A0A14"/>
@@ -6362,7 +7337,7 @@
       </w:pPr>
     </w:lvl>
   </w:abstractNum>
-  <w:abstractNum w:abstractNumId="30" w15:restartNumberingAfterBreak="0">
+  <w:abstractNum w:abstractNumId="32" w15:restartNumberingAfterBreak="0">
     <w:nsid w:val="7038739E"/>
     <w:multiLevelType w:val="hybridMultilevel"/>
     <w:tmpl w:val="097A0A14"/>
@@ -6451,7 +7426,7 @@
       </w:pPr>
     </w:lvl>
   </w:abstractNum>
-  <w:abstractNum w:abstractNumId="31" w15:restartNumberingAfterBreak="0">
+  <w:abstractNum w:abstractNumId="33" w15:restartNumberingAfterBreak="0">
     <w:nsid w:val="73171907"/>
     <w:multiLevelType w:val="hybridMultilevel"/>
     <w:tmpl w:val="A86A707E"/>
@@ -6540,7 +7515,7 @@
       </w:pPr>
     </w:lvl>
   </w:abstractNum>
-  <w:abstractNum w:abstractNumId="32" w15:restartNumberingAfterBreak="0">
+  <w:abstractNum w:abstractNumId="34" w15:restartNumberingAfterBreak="0">
     <w:nsid w:val="74DB59D8"/>
     <w:multiLevelType w:val="hybridMultilevel"/>
     <w:tmpl w:val="E334E25C"/>
@@ -6653,7 +7628,7 @@
       </w:rPr>
     </w:lvl>
   </w:abstractNum>
-  <w:abstractNum w:abstractNumId="33" w15:restartNumberingAfterBreak="0">
+  <w:abstractNum w:abstractNumId="35" w15:restartNumberingAfterBreak="0">
     <w:nsid w:val="75092A01"/>
     <w:multiLevelType w:val="hybridMultilevel"/>
     <w:tmpl w:val="589015D2"/>
@@ -6742,7 +7717,7 @@
       </w:pPr>
     </w:lvl>
   </w:abstractNum>
-  <w:abstractNum w:abstractNumId="34" w15:restartNumberingAfterBreak="0">
+  <w:abstractNum w:abstractNumId="36" w15:restartNumberingAfterBreak="0">
     <w:nsid w:val="7DC25969"/>
     <w:multiLevelType w:val="hybridMultilevel"/>
     <w:tmpl w:val="49A4B118"/>
@@ -6832,109 +7807,115 @@
     </w:lvl>
   </w:abstractNum>
   <w:num w:numId="1" w16cid:durableId="1957447704">
+    <w:abstractNumId w:val="26"/>
+  </w:num>
+  <w:num w:numId="2" w16cid:durableId="59527469">
+    <w:abstractNumId w:val="21"/>
+  </w:num>
+  <w:num w:numId="3" w16cid:durableId="1416709535">
+    <w:abstractNumId w:val="27"/>
+  </w:num>
+  <w:num w:numId="4" w16cid:durableId="1610893008">
+    <w:abstractNumId w:val="11"/>
+  </w:num>
+  <w:num w:numId="5" w16cid:durableId="1295134469">
+    <w:abstractNumId w:val="34"/>
+  </w:num>
+  <w:num w:numId="6" w16cid:durableId="534275369">
+    <w:abstractNumId w:val="3"/>
+  </w:num>
+  <w:num w:numId="7" w16cid:durableId="1583644609">
+    <w:abstractNumId w:val="29"/>
+  </w:num>
+  <w:num w:numId="8" w16cid:durableId="458959633">
+    <w:abstractNumId w:val="15"/>
+  </w:num>
+  <w:num w:numId="9" w16cid:durableId="2084061915">
+    <w:abstractNumId w:val="12"/>
+  </w:num>
+  <w:num w:numId="10" w16cid:durableId="513956138">
+    <w:abstractNumId w:val="14"/>
+  </w:num>
+  <w:num w:numId="11" w16cid:durableId="1546671389">
+    <w:abstractNumId w:val="25"/>
+  </w:num>
+  <w:num w:numId="12" w16cid:durableId="402920289">
+    <w:abstractNumId w:val="2"/>
+  </w:num>
+  <w:num w:numId="13" w16cid:durableId="1107234592">
+    <w:abstractNumId w:val="10"/>
+  </w:num>
+  <w:num w:numId="14" w16cid:durableId="1864903367">
+    <w:abstractNumId w:val="17"/>
+  </w:num>
+  <w:num w:numId="15" w16cid:durableId="707147569">
+    <w:abstractNumId w:val="13"/>
+  </w:num>
+  <w:num w:numId="16" w16cid:durableId="623736467">
+    <w:abstractNumId w:val="18"/>
+  </w:num>
+  <w:num w:numId="17" w16cid:durableId="731926938">
+    <w:abstractNumId w:val="36"/>
+  </w:num>
+  <w:num w:numId="18" w16cid:durableId="1601529823">
+    <w:abstractNumId w:val="16"/>
+  </w:num>
+  <w:num w:numId="19" w16cid:durableId="1571695026">
+    <w:abstractNumId w:val="30"/>
+  </w:num>
+  <w:num w:numId="20" w16cid:durableId="1652908612">
+    <w:abstractNumId w:val="9"/>
+  </w:num>
+  <w:num w:numId="21" w16cid:durableId="1942452452">
+    <w:abstractNumId w:val="1"/>
+  </w:num>
+  <w:num w:numId="22" w16cid:durableId="825125332">
+    <w:abstractNumId w:val="28"/>
+  </w:num>
+  <w:num w:numId="23" w16cid:durableId="1587955983">
+    <w:abstractNumId w:val="32"/>
+  </w:num>
+  <w:num w:numId="24" w16cid:durableId="598878319">
+    <w:abstractNumId w:val="6"/>
+  </w:num>
+  <w:num w:numId="25" w16cid:durableId="1193154563">
+    <w:abstractNumId w:val="22"/>
+  </w:num>
+  <w:num w:numId="26" w16cid:durableId="1386684259">
+    <w:abstractNumId w:val="31"/>
+  </w:num>
+  <w:num w:numId="27" w16cid:durableId="807094125">
+    <w:abstractNumId w:val="4"/>
+  </w:num>
+  <w:num w:numId="28" w16cid:durableId="1632978943">
     <w:abstractNumId w:val="24"/>
   </w:num>
-  <w:num w:numId="2" w16cid:durableId="59527469">
+  <w:num w:numId="29" w16cid:durableId="1529564583">
+    <w:abstractNumId w:val="33"/>
+  </w:num>
+  <w:num w:numId="30" w16cid:durableId="528180174">
+    <w:abstractNumId w:val="35"/>
+  </w:num>
+  <w:num w:numId="31" w16cid:durableId="734934578">
+    <w:abstractNumId w:val="19"/>
+  </w:num>
+  <w:num w:numId="32" w16cid:durableId="1160586055">
     <w:abstractNumId w:val="20"/>
   </w:num>
-  <w:num w:numId="3" w16cid:durableId="1416709535">
-    <w:abstractNumId w:val="25"/>
-  </w:num>
-  <w:num w:numId="4" w16cid:durableId="1610893008">
-    <w:abstractNumId w:val="10"/>
-  </w:num>
-  <w:num w:numId="5" w16cid:durableId="1295134469">
-    <w:abstractNumId w:val="32"/>
-  </w:num>
-  <w:num w:numId="6" w16cid:durableId="534275369">
-    <w:abstractNumId w:val="2"/>
-  </w:num>
-  <w:num w:numId="7" w16cid:durableId="1583644609">
-    <w:abstractNumId w:val="27"/>
-  </w:num>
-  <w:num w:numId="8" w16cid:durableId="458959633">
-    <w:abstractNumId w:val="14"/>
-  </w:num>
-  <w:num w:numId="9" w16cid:durableId="2084061915">
-    <w:abstractNumId w:val="11"/>
-  </w:num>
-  <w:num w:numId="10" w16cid:durableId="513956138">
-    <w:abstractNumId w:val="13"/>
-  </w:num>
-  <w:num w:numId="11" w16cid:durableId="1546671389">
-    <w:abstractNumId w:val="23"/>
-  </w:num>
-  <w:num w:numId="12" w16cid:durableId="402920289">
-    <w:abstractNumId w:val="1"/>
-  </w:num>
-  <w:num w:numId="13" w16cid:durableId="1107234592">
-    <w:abstractNumId w:val="9"/>
-  </w:num>
-  <w:num w:numId="14" w16cid:durableId="1864903367">
-    <w:abstractNumId w:val="16"/>
-  </w:num>
-  <w:num w:numId="15" w16cid:durableId="707147569">
-    <w:abstractNumId w:val="12"/>
-  </w:num>
-  <w:num w:numId="16" w16cid:durableId="623736467">
-    <w:abstractNumId w:val="17"/>
-  </w:num>
-  <w:num w:numId="17" w16cid:durableId="731926938">
-    <w:abstractNumId w:val="34"/>
-  </w:num>
-  <w:num w:numId="18" w16cid:durableId="1601529823">
-    <w:abstractNumId w:val="15"/>
-  </w:num>
-  <w:num w:numId="19" w16cid:durableId="1571695026">
-    <w:abstractNumId w:val="28"/>
-  </w:num>
-  <w:num w:numId="20" w16cid:durableId="1652908612">
+  <w:num w:numId="33" w16cid:durableId="755177104">
     <w:abstractNumId w:val="8"/>
   </w:num>
-  <w:num w:numId="21" w16cid:durableId="1942452452">
+  <w:num w:numId="34" w16cid:durableId="630137642">
+    <w:abstractNumId w:val="7"/>
+  </w:num>
+  <w:num w:numId="35" w16cid:durableId="1373190845">
+    <w:abstractNumId w:val="5"/>
+  </w:num>
+  <w:num w:numId="36" w16cid:durableId="177040263">
     <w:abstractNumId w:val="0"/>
   </w:num>
-  <w:num w:numId="22" w16cid:durableId="825125332">
-    <w:abstractNumId w:val="26"/>
-  </w:num>
-  <w:num w:numId="23" w16cid:durableId="1587955983">
-    <w:abstractNumId w:val="30"/>
-  </w:num>
-  <w:num w:numId="24" w16cid:durableId="598878319">
-    <w:abstractNumId w:val="5"/>
-  </w:num>
-  <w:num w:numId="25" w16cid:durableId="1193154563">
-    <w:abstractNumId w:val="21"/>
-  </w:num>
-  <w:num w:numId="26" w16cid:durableId="1386684259">
-    <w:abstractNumId w:val="29"/>
-  </w:num>
-  <w:num w:numId="27" w16cid:durableId="807094125">
-    <w:abstractNumId w:val="3"/>
-  </w:num>
-  <w:num w:numId="28" w16cid:durableId="1632978943">
-    <w:abstractNumId w:val="22"/>
-  </w:num>
-  <w:num w:numId="29" w16cid:durableId="1529564583">
-    <w:abstractNumId w:val="31"/>
-  </w:num>
-  <w:num w:numId="30" w16cid:durableId="528180174">
-    <w:abstractNumId w:val="33"/>
-  </w:num>
-  <w:num w:numId="31" w16cid:durableId="734934578">
-    <w:abstractNumId w:val="18"/>
-  </w:num>
-  <w:num w:numId="32" w16cid:durableId="1160586055">
-    <w:abstractNumId w:val="19"/>
-  </w:num>
-  <w:num w:numId="33" w16cid:durableId="755177104">
-    <w:abstractNumId w:val="7"/>
-  </w:num>
-  <w:num w:numId="34" w16cid:durableId="630137642">
-    <w:abstractNumId w:val="6"/>
-  </w:num>
-  <w:num w:numId="35" w16cid:durableId="1373190845">
-    <w:abstractNumId w:val="4"/>
+  <w:num w:numId="37" w16cid:durableId="392393739">
+    <w:abstractNumId w:val="23"/>
   </w:num>
 </w:numbering>
 </file>
@@ -7822,6 +8803,13 @@
 
 <file path=word/glossary/fontTable.xml><?xml version="1.0" encoding="utf-8"?>
 <w:fonts xmlns:mc="http://schemas.openxmlformats.org/markup-compatibility/2006" xmlns:r="http://schemas.openxmlformats.org/officeDocument/2006/relationships" xmlns:w="http://schemas.openxmlformats.org/wordprocessingml/2006/main" xmlns:w14="http://schemas.microsoft.com/office/word/2010/wordml" xmlns:w15="http://schemas.microsoft.com/office/word/2012/wordml" xmlns:w16cex="http://schemas.microsoft.com/office/word/2018/wordml/cex" xmlns:w16cid="http://schemas.microsoft.com/office/word/2016/wordml/cid" xmlns:w16="http://schemas.microsoft.com/office/word/2018/wordml" xmlns:w16sdtdh="http://schemas.microsoft.com/office/word/2020/wordml/sdtdatahash" xmlns:w16se="http://schemas.microsoft.com/office/word/2015/wordml/symex" mc:Ignorable="w14 w15 w16se w16cid w16 w16cex w16sdtdh">
+  <w:font w:name="Times New Roman">
+    <w:panose1 w:val="02020603050405020304"/>
+    <w:charset w:val="00"/>
+    <w:family w:val="roman"/>
+    <w:pitch w:val="variable"/>
+    <w:sig w:usb0="E0002EFF" w:usb1="C000785B" w:usb2="00000009" w:usb3="00000000" w:csb0="000001FF" w:csb1="00000000"/>
+  </w:font>
   <w:font w:name="Arial">
     <w:panose1 w:val="020B0604020202020204"/>
     <w:charset w:val="00"/>
@@ -7842,13 +8830,6 @@
     <w:family w:val="modern"/>
     <w:pitch w:val="fixed"/>
     <w:sig w:usb0="E0002EFF" w:usb1="C0007843" w:usb2="00000009" w:usb3="00000000" w:csb0="000001FF" w:csb1="00000000"/>
-  </w:font>
-  <w:font w:name="Times New Roman">
-    <w:panose1 w:val="02020603050405020304"/>
-    <w:charset w:val="00"/>
-    <w:family w:val="roman"/>
-    <w:pitch w:val="variable"/>
-    <w:sig w:usb0="E0002EFF" w:usb1="C000785B" w:usb2="00000009" w:usb3="00000000" w:csb0="000001FF" w:csb1="00000000"/>
   </w:font>
   <w:font w:name="Wingdings">
     <w:panose1 w:val="05000000000000000000"/>
@@ -7968,6 +8949,7 @@
     <w:rsid w:val="00682218"/>
     <w:rsid w:val="006D01E3"/>
     <w:rsid w:val="00724B9C"/>
+    <w:rsid w:val="00746D13"/>
     <w:rsid w:val="00754822"/>
     <w:rsid w:val="007778E5"/>
     <w:rsid w:val="007839C7"/>
@@ -7978,6 +8960,7 @@
     <w:rsid w:val="008073A0"/>
     <w:rsid w:val="00842400"/>
     <w:rsid w:val="00866671"/>
+    <w:rsid w:val="008752E8"/>
     <w:rsid w:val="00886235"/>
     <w:rsid w:val="00887B6E"/>
     <w:rsid w:val="008A6626"/>
@@ -7991,13 +8974,13 @@
     <w:rsid w:val="00923218"/>
     <w:rsid w:val="00925A3A"/>
     <w:rsid w:val="0093203A"/>
+    <w:rsid w:val="00943D53"/>
     <w:rsid w:val="0095694A"/>
     <w:rsid w:val="00997E7D"/>
     <w:rsid w:val="009D5B0A"/>
     <w:rsid w:val="00A139A6"/>
     <w:rsid w:val="00A1514F"/>
     <w:rsid w:val="00A352DF"/>
-    <w:rsid w:val="00A47668"/>
     <w:rsid w:val="00A56FFB"/>
     <w:rsid w:val="00A672EE"/>
     <w:rsid w:val="00A82595"/>

--- a/4_Diari/Diario di lavoro.docx
+++ b/4_Diari/Diario di lavoro.docx
@@ -906,6 +906,141 @@
               <w:rPr>
                 <w:rFonts w:ascii="Arial" w:hAnsi="Arial" w:cs="Arial"/>
               </w:rPr>
+              <w:t>Fonti</w:t>
+            </w:r>
+          </w:p>
+        </w:tc>
+      </w:tr>
+      <w:tr>
+        <w:tc>
+          <w:tcPr>
+            <w:tcW w:w="9854" w:type="dxa"/>
+          </w:tcPr>
+          <w:p>
+            <w:pPr>
+              <w:pStyle w:val="Paragrafoelenco"/>
+              <w:numPr>
+                <w:ilvl w:val="0"/>
+                <w:numId w:val="21"/>
+              </w:numPr>
+              <w:rPr>
+                <w:rFonts w:ascii="Arial" w:hAnsi="Arial" w:cs="Arial"/>
+              </w:rPr>
+            </w:pPr>
+            <w:r>
+              <w:rPr>
+                <w:rFonts w:ascii="Arial" w:hAnsi="Arial" w:cs="Arial"/>
+              </w:rPr>
+              <w:t xml:space="preserve">Iniziato a sviluppare </w:t>
+            </w:r>
+            <w:r>
+              <w:rPr>
+                <w:rFonts w:ascii="Arial" w:hAnsi="Arial" w:cs="Arial"/>
+              </w:rPr>
+              <w:sym w:font="Wingdings" w:char="F0E0"/>
+            </w:r>
+            <w:r>
+              <w:rPr>
+                <w:rFonts w:ascii="Arial" w:hAnsi="Arial" w:cs="Arial"/>
+              </w:rPr>
+              <w:t xml:space="preserve"> Uso di W3Schools per imparare le basi</w:t>
+            </w:r>
+          </w:p>
+          <w:p>
+            <w:pPr>
+              <w:pStyle w:val="Paragrafoelenco"/>
+              <w:numPr>
+                <w:ilvl w:val="0"/>
+                <w:numId w:val="21"/>
+              </w:numPr>
+              <w:rPr>
+                <w:rFonts w:ascii="Arial" w:hAnsi="Arial" w:cs="Arial"/>
+              </w:rPr>
+            </w:pPr>
+            <w:r>
+              <w:rPr>
+                <w:rFonts w:ascii="Arial" w:hAnsi="Arial" w:cs="Arial"/>
+              </w:rPr>
+              <w:t xml:space="preserve">Fatto schermata iniziale (ancora da aggiustare) </w:t>
+            </w:r>
+            <w:r>
+              <w:rPr>
+                <w:rFonts w:ascii="Arial" w:hAnsi="Arial" w:cs="Arial"/>
+              </w:rPr>
+              <w:sym w:font="Wingdings" w:char="F0E0"/>
+            </w:r>
+            <w:r>
+              <w:rPr>
+                <w:rFonts w:ascii="Arial" w:hAnsi="Arial" w:cs="Arial"/>
+              </w:rPr>
+              <w:t xml:space="preserve"> Uso di W3Schools</w:t>
+            </w:r>
+          </w:p>
+          <w:p>
+            <w:pPr>
+              <w:pStyle w:val="Paragrafoelenco"/>
+              <w:numPr>
+                <w:ilvl w:val="0"/>
+                <w:numId w:val="21"/>
+              </w:numPr>
+              <w:rPr>
+                <w:rFonts w:ascii="Arial" w:hAnsi="Arial" w:cs="Arial"/>
+              </w:rPr>
+            </w:pPr>
+            <w:r>
+              <w:rPr>
+                <w:rFonts w:ascii="Arial" w:hAnsi="Arial" w:cs="Arial"/>
+              </w:rPr>
+              <w:t xml:space="preserve">Aggiornato GitHub </w:t>
+            </w:r>
+            <w:r>
+              <w:rPr>
+                <w:rFonts w:ascii="Arial" w:hAnsi="Arial" w:cs="Arial"/>
+              </w:rPr>
+              <w:sym w:font="Wingdings" w:char="F0E0"/>
+            </w:r>
+            <w:r>
+              <w:rPr>
+                <w:rFonts w:ascii="Arial" w:hAnsi="Arial" w:cs="Arial"/>
+              </w:rPr>
+              <w:t xml:space="preserve"> Utilizzato le dispense della professoressa</w:t>
+            </w:r>
+          </w:p>
+        </w:tc>
+      </w:tr>
+    </w:tbl>
+    <w:p>
+      <w:pPr>
+        <w:rPr>
+          <w:rFonts w:ascii="Arial" w:hAnsi="Arial" w:cs="Arial"/>
+        </w:rPr>
+      </w:pPr>
+    </w:p>
+    <w:tbl>
+      <w:tblPr>
+        <w:tblStyle w:val="Grigliatabella"/>
+        <w:tblW w:w="0" w:type="auto"/>
+        <w:tblLook w:val="04A0" w:firstRow="1" w:lastRow="0" w:firstColumn="1" w:lastColumn="0" w:noHBand="0" w:noVBand="1"/>
+      </w:tblPr>
+      <w:tblGrid>
+        <w:gridCol w:w="9628"/>
+      </w:tblGrid>
+      <w:tr>
+        <w:tc>
+          <w:tcPr>
+            <w:tcW w:w="9854" w:type="dxa"/>
+            <w:shd w:val="clear" w:color="auto" w:fill="CCFFFF"/>
+          </w:tcPr>
+          <w:p>
+            <w:pPr>
+              <w:rPr>
+                <w:rFonts w:ascii="Arial" w:hAnsi="Arial" w:cs="Arial"/>
+              </w:rPr>
+            </w:pPr>
+            <w:r>
+              <w:rPr>
+                <w:rFonts w:ascii="Arial" w:hAnsi="Arial" w:cs="Arial"/>
+              </w:rPr>
               <w:t>Punto della situazione rispetto alla pianificazione</w:t>
             </w:r>
           </w:p>
@@ -1429,7 +1564,7 @@
               <w:rPr>
                 <w:rFonts w:ascii="Arial" w:hAnsi="Arial" w:cs="Arial"/>
               </w:rPr>
-              <w:t>Punto della situazione rispetto alla pianificazione</w:t>
+              <w:t>Fonti</w:t>
             </w:r>
           </w:p>
         </w:tc>
@@ -1454,7 +1589,79 @@
               <w:rPr>
                 <w:rFonts w:ascii="Arial" w:hAnsi="Arial" w:cs="Arial"/>
               </w:rPr>
-              <w:t>Creazione dei pianeti</w:t>
+              <w:t xml:space="preserve">Selezione del pianeta </w:t>
+            </w:r>
+            <w:r>
+              <w:rPr>
+                <w:rFonts w:ascii="Arial" w:hAnsi="Arial" w:cs="Arial"/>
+              </w:rPr>
+              <w:sym w:font="Wingdings" w:char="F0E0"/>
+            </w:r>
+            <w:r>
+              <w:rPr>
+                <w:rFonts w:ascii="Arial" w:hAnsi="Arial" w:cs="Arial"/>
+              </w:rPr>
+              <w:t xml:space="preserve"> W3Schools</w:t>
+            </w:r>
+          </w:p>
+          <w:p>
+            <w:pPr>
+              <w:pStyle w:val="Paragrafoelenco"/>
+              <w:numPr>
+                <w:ilvl w:val="0"/>
+                <w:numId w:val="21"/>
+              </w:numPr>
+              <w:rPr>
+                <w:rFonts w:ascii="Arial" w:hAnsi="Arial" w:cs="Arial"/>
+              </w:rPr>
+            </w:pPr>
+            <w:r>
+              <w:rPr>
+                <w:rFonts w:ascii="Arial" w:hAnsi="Arial" w:cs="Arial"/>
+              </w:rPr>
+              <w:t xml:space="preserve">Informazioni di Venere e Mercurio </w:t>
+            </w:r>
+            <w:r>
+              <w:rPr>
+                <w:rFonts w:ascii="Arial" w:hAnsi="Arial" w:cs="Arial"/>
+              </w:rPr>
+              <w:sym w:font="Wingdings" w:char="F0E0"/>
+            </w:r>
+            <w:r>
+              <w:rPr>
+                <w:rFonts w:ascii="Arial" w:hAnsi="Arial" w:cs="Arial"/>
+              </w:rPr>
+              <w:t xml:space="preserve"> Cercate su Google</w:t>
+            </w:r>
+          </w:p>
+          <w:p>
+            <w:pPr>
+              <w:pStyle w:val="Paragrafoelenco"/>
+              <w:numPr>
+                <w:ilvl w:val="0"/>
+                <w:numId w:val="21"/>
+              </w:numPr>
+              <w:rPr>
+                <w:rFonts w:ascii="Arial" w:hAnsi="Arial" w:cs="Arial"/>
+              </w:rPr>
+            </w:pPr>
+            <w:r>
+              <w:rPr>
+                <w:rFonts w:ascii="Arial" w:hAnsi="Arial" w:cs="Arial"/>
+              </w:rPr>
+              <w:t xml:space="preserve">Sfondo della pagina delle informazioni </w:t>
+            </w:r>
+            <w:r>
+              <w:rPr>
+                <w:rFonts w:ascii="Arial" w:hAnsi="Arial" w:cs="Arial"/>
+              </w:rPr>
+              <w:sym w:font="Wingdings" w:char="F0E0"/>
+            </w:r>
+            <w:r>
+              <w:rPr>
+                <w:rFonts w:ascii="Arial" w:hAnsi="Arial" w:cs="Arial"/>
+              </w:rPr>
+              <w:t xml:space="preserve"> per navigazione tra pagine chiesto a ChatGPT</w:t>
             </w:r>
           </w:p>
         </w:tc>
@@ -1492,7 +1699,7 @@
               <w:rPr>
                 <w:rFonts w:ascii="Arial" w:hAnsi="Arial" w:cs="Arial"/>
               </w:rPr>
-              <w:t>Problemi</w:t>
+              <w:t>Punto della situazione rispetto alla pianificazione</w:t>
             </w:r>
           </w:p>
         </w:tc>
@@ -1507,7 +1714,7 @@
               <w:pStyle w:val="Paragrafoelenco"/>
               <w:numPr>
                 <w:ilvl w:val="0"/>
-                <w:numId w:val="34"/>
+                <w:numId w:val="21"/>
               </w:numPr>
               <w:rPr>
                 <w:rFonts w:ascii="Arial" w:hAnsi="Arial" w:cs="Arial"/>
@@ -1517,52 +1724,25 @@
               <w:rPr>
                 <w:rFonts w:ascii="Arial" w:hAnsi="Arial" w:cs="Arial"/>
               </w:rPr>
-              <w:t>Difficoltà a creare una pagina per le informazioni</w:t>
-            </w:r>
-          </w:p>
-          <w:p>
-            <w:pPr>
-              <w:pStyle w:val="Paragrafoelenco"/>
-              <w:numPr>
-                <w:ilvl w:val="0"/>
-                <w:numId w:val="34"/>
-              </w:numPr>
-              <w:rPr>
-                <w:rFonts w:ascii="Arial" w:hAnsi="Arial" w:cs="Arial"/>
-              </w:rPr>
-            </w:pPr>
-            <w:r>
-              <w:rPr>
-                <w:rFonts w:ascii="Arial" w:hAnsi="Arial" w:cs="Arial"/>
-              </w:rPr>
-              <w:t xml:space="preserve">Codice in una sola pagina </w:t>
-            </w:r>
-            <w:r>
+              <w:t xml:space="preserve">Implementazione </w:t>
+            </w:r>
+            <w:r>
+              <w:rPr>
+                <w:rFonts w:ascii="Arial" w:hAnsi="Arial" w:cs="Arial"/>
+              </w:rPr>
               <w:sym w:font="Wingdings" w:char="F0E0"/>
             </w:r>
             <w:r>
               <w:rPr>
                 <w:rFonts w:ascii="Arial" w:hAnsi="Arial" w:cs="Arial"/>
               </w:rPr>
-              <w:t xml:space="preserve"> Codice sporco</w:t>
-            </w:r>
-          </w:p>
-          <w:p>
-            <w:pPr>
-              <w:pStyle w:val="Paragrafoelenco"/>
-              <w:numPr>
-                <w:ilvl w:val="0"/>
-                <w:numId w:val="34"/>
-              </w:numPr>
-              <w:rPr>
-                <w:rFonts w:ascii="Arial" w:hAnsi="Arial" w:cs="Arial"/>
-              </w:rPr>
-            </w:pPr>
-            <w:r>
-              <w:rPr>
-                <w:rFonts w:ascii="Arial" w:hAnsi="Arial" w:cs="Arial"/>
-              </w:rPr>
-              <w:t xml:space="preserve">Difficoltà a adattare le informazioni dei pianeti alla pagina </w:t>
+              <w:t xml:space="preserve"> </w:t>
+            </w:r>
+            <w:r>
+              <w:rPr>
+                <w:rFonts w:ascii="Arial" w:hAnsi="Arial" w:cs="Arial"/>
+              </w:rPr>
+              <w:t>Creazione dei pianeti</w:t>
             </w:r>
           </w:p>
         </w:tc>
@@ -1600,7 +1780,7 @@
               <w:rPr>
                 <w:rFonts w:ascii="Arial" w:hAnsi="Arial" w:cs="Arial"/>
               </w:rPr>
-              <w:t>Soluzione dei problemi</w:t>
+              <w:t>Problemi</w:t>
             </w:r>
           </w:p>
         </w:tc>
@@ -1615,6 +1795,114 @@
               <w:pStyle w:val="Paragrafoelenco"/>
               <w:numPr>
                 <w:ilvl w:val="0"/>
+                <w:numId w:val="34"/>
+              </w:numPr>
+              <w:rPr>
+                <w:rFonts w:ascii="Arial" w:hAnsi="Arial" w:cs="Arial"/>
+              </w:rPr>
+            </w:pPr>
+            <w:r>
+              <w:rPr>
+                <w:rFonts w:ascii="Arial" w:hAnsi="Arial" w:cs="Arial"/>
+              </w:rPr>
+              <w:t>Difficoltà a creare una pagina per le informazioni</w:t>
+            </w:r>
+          </w:p>
+          <w:p>
+            <w:pPr>
+              <w:pStyle w:val="Paragrafoelenco"/>
+              <w:numPr>
+                <w:ilvl w:val="0"/>
+                <w:numId w:val="34"/>
+              </w:numPr>
+              <w:rPr>
+                <w:rFonts w:ascii="Arial" w:hAnsi="Arial" w:cs="Arial"/>
+              </w:rPr>
+            </w:pPr>
+            <w:r>
+              <w:rPr>
+                <w:rFonts w:ascii="Arial" w:hAnsi="Arial" w:cs="Arial"/>
+              </w:rPr>
+              <w:t xml:space="preserve">Codice in una sola pagina </w:t>
+            </w:r>
+            <w:r>
+              <w:sym w:font="Wingdings" w:char="F0E0"/>
+            </w:r>
+            <w:r>
+              <w:rPr>
+                <w:rFonts w:ascii="Arial" w:hAnsi="Arial" w:cs="Arial"/>
+              </w:rPr>
+              <w:t xml:space="preserve"> Codice sporco</w:t>
+            </w:r>
+          </w:p>
+          <w:p>
+            <w:pPr>
+              <w:pStyle w:val="Paragrafoelenco"/>
+              <w:numPr>
+                <w:ilvl w:val="0"/>
+                <w:numId w:val="34"/>
+              </w:numPr>
+              <w:rPr>
+                <w:rFonts w:ascii="Arial" w:hAnsi="Arial" w:cs="Arial"/>
+              </w:rPr>
+            </w:pPr>
+            <w:r>
+              <w:rPr>
+                <w:rFonts w:ascii="Arial" w:hAnsi="Arial" w:cs="Arial"/>
+              </w:rPr>
+              <w:t xml:space="preserve">Difficoltà a adattare le informazioni dei pianeti alla pagina </w:t>
+            </w:r>
+          </w:p>
+        </w:tc>
+      </w:tr>
+    </w:tbl>
+    <w:p>
+      <w:pPr>
+        <w:rPr>
+          <w:rFonts w:ascii="Arial" w:hAnsi="Arial" w:cs="Arial"/>
+        </w:rPr>
+      </w:pPr>
+    </w:p>
+    <w:tbl>
+      <w:tblPr>
+        <w:tblStyle w:val="Grigliatabella"/>
+        <w:tblW w:w="0" w:type="auto"/>
+        <w:tblLook w:val="04A0" w:firstRow="1" w:lastRow="0" w:firstColumn="1" w:lastColumn="0" w:noHBand="0" w:noVBand="1"/>
+      </w:tblPr>
+      <w:tblGrid>
+        <w:gridCol w:w="9628"/>
+      </w:tblGrid>
+      <w:tr>
+        <w:tc>
+          <w:tcPr>
+            <w:tcW w:w="9854" w:type="dxa"/>
+            <w:shd w:val="clear" w:color="auto" w:fill="FFCCFF"/>
+          </w:tcPr>
+          <w:p>
+            <w:pPr>
+              <w:rPr>
+                <w:rFonts w:ascii="Arial" w:hAnsi="Arial" w:cs="Arial"/>
+              </w:rPr>
+            </w:pPr>
+            <w:r>
+              <w:rPr>
+                <w:rFonts w:ascii="Arial" w:hAnsi="Arial" w:cs="Arial"/>
+              </w:rPr>
+              <w:t>Soluzione dei problemi</w:t>
+            </w:r>
+          </w:p>
+        </w:tc>
+      </w:tr>
+      <w:tr>
+        <w:tc>
+          <w:tcPr>
+            <w:tcW w:w="9854" w:type="dxa"/>
+          </w:tcPr>
+          <w:p>
+            <w:pPr>
+              <w:pStyle w:val="Paragrafoelenco"/>
+              <w:numPr>
+                <w:ilvl w:val="0"/>
                 <w:numId w:val="35"/>
               </w:numPr>
               <w:rPr>
@@ -1631,7 +1919,13 @@
               <w:rPr>
                 <w:rFonts w:ascii="Arial" w:hAnsi="Arial" w:cs="Arial"/>
               </w:rPr>
-              <w:t>su YouTube, Google</w:t>
+              <w:t xml:space="preserve">su </w:t>
+            </w:r>
+            <w:r>
+              <w:rPr>
+                <w:rFonts w:ascii="Arial" w:hAnsi="Arial" w:cs="Arial"/>
+              </w:rPr>
+              <w:t>ChatGPT</w:t>
             </w:r>
           </w:p>
           <w:p>
@@ -2081,7 +2375,7 @@
               <w:rPr>
                 <w:rFonts w:ascii="Arial" w:hAnsi="Arial" w:cs="Arial"/>
               </w:rPr>
-              <w:t>Punto della situazione rispetto alla pianificazione</w:t>
+              <w:t>Fonti</w:t>
             </w:r>
           </w:p>
         </w:tc>
@@ -2106,7 +2400,13 @@
               <w:rPr>
                 <w:rFonts w:ascii="Arial" w:hAnsi="Arial" w:cs="Arial"/>
               </w:rPr>
-              <w:t xml:space="preserve">Implementazione </w:t>
+              <w:t>Informazioni su tutti i pianeti</w:t>
+            </w:r>
+            <w:r>
+              <w:rPr>
+                <w:rFonts w:ascii="Arial" w:hAnsi="Arial" w:cs="Arial"/>
+              </w:rPr>
+              <w:t xml:space="preserve"> </w:t>
             </w:r>
             <w:r>
               <w:rPr>
@@ -2118,7 +2418,67 @@
               <w:rPr>
                 <w:rFonts w:ascii="Arial" w:hAnsi="Arial" w:cs="Arial"/>
               </w:rPr>
-              <w:t xml:space="preserve"> Info sul pianeta</w:t>
+              <w:t xml:space="preserve"> Cercato su Google</w:t>
+            </w:r>
+          </w:p>
+          <w:p>
+            <w:pPr>
+              <w:pStyle w:val="Paragrafoelenco"/>
+              <w:numPr>
+                <w:ilvl w:val="0"/>
+                <w:numId w:val="21"/>
+              </w:numPr>
+              <w:rPr>
+                <w:rFonts w:ascii="Arial" w:hAnsi="Arial" w:cs="Arial"/>
+              </w:rPr>
+            </w:pPr>
+            <w:r>
+              <w:rPr>
+                <w:rFonts w:ascii="Arial" w:hAnsi="Arial" w:cs="Arial"/>
+              </w:rPr>
+              <w:t xml:space="preserve">File JSON con le informazioni dei pianeti </w:t>
+            </w:r>
+            <w:r>
+              <w:rPr>
+                <w:rFonts w:ascii="Arial" w:hAnsi="Arial" w:cs="Arial"/>
+              </w:rPr>
+              <w:sym w:font="Wingdings" w:char="F0E0"/>
+            </w:r>
+            <w:r>
+              <w:rPr>
+                <w:rFonts w:ascii="Arial" w:hAnsi="Arial" w:cs="Arial"/>
+              </w:rPr>
+              <w:t xml:space="preserve"> Chiesto a ChatGPT come implementare il file JSON</w:t>
+            </w:r>
+          </w:p>
+          <w:p>
+            <w:pPr>
+              <w:pStyle w:val="Paragrafoelenco"/>
+              <w:numPr>
+                <w:ilvl w:val="0"/>
+                <w:numId w:val="21"/>
+              </w:numPr>
+              <w:rPr>
+                <w:rFonts w:ascii="Arial" w:hAnsi="Arial" w:cs="Arial"/>
+              </w:rPr>
+            </w:pPr>
+            <w:r>
+              <w:rPr>
+                <w:rFonts w:ascii="Arial" w:hAnsi="Arial" w:cs="Arial"/>
+              </w:rPr>
+              <w:t xml:space="preserve">Video – Terra, Venere, Mercurio </w:t>
+            </w:r>
+            <w:r>
+              <w:rPr>
+                <w:rFonts w:ascii="Arial" w:hAnsi="Arial" w:cs="Arial"/>
+              </w:rPr>
+              <w:sym w:font="Wingdings" w:char="F0E0"/>
+            </w:r>
+            <w:r>
+              <w:rPr>
+                <w:rFonts w:ascii="Arial" w:hAnsi="Arial" w:cs="Arial"/>
+              </w:rPr>
+              <w:t xml:space="preserve"> prese da YouTube (canale: National Geographic)</w:t>
             </w:r>
           </w:p>
         </w:tc>
@@ -2156,7 +2516,7 @@
               <w:rPr>
                 <w:rFonts w:ascii="Arial" w:hAnsi="Arial" w:cs="Arial"/>
               </w:rPr>
-              <w:t>Problemi</w:t>
+              <w:t>Punto della situazione rispetto alla pianificazione</w:t>
             </w:r>
           </w:p>
         </w:tc>
@@ -2171,7 +2531,7 @@
               <w:pStyle w:val="Paragrafoelenco"/>
               <w:numPr>
                 <w:ilvl w:val="0"/>
-                <w:numId w:val="27"/>
+                <w:numId w:val="21"/>
               </w:numPr>
               <w:rPr>
                 <w:rFonts w:ascii="Arial" w:hAnsi="Arial" w:cs="Arial"/>
@@ -2181,25 +2541,19 @@
               <w:rPr>
                 <w:rFonts w:ascii="Arial" w:hAnsi="Arial" w:cs="Arial"/>
               </w:rPr>
-              <w:t>Difficoltà ad implementare il file JSON</w:t>
-            </w:r>
-          </w:p>
-          <w:p>
-            <w:pPr>
-              <w:pStyle w:val="Paragrafoelenco"/>
-              <w:numPr>
-                <w:ilvl w:val="0"/>
-                <w:numId w:val="27"/>
-              </w:numPr>
-              <w:rPr>
-                <w:rFonts w:ascii="Arial" w:hAnsi="Arial" w:cs="Arial"/>
-              </w:rPr>
-            </w:pPr>
-            <w:r>
-              <w:rPr>
-                <w:rFonts w:ascii="Arial" w:hAnsi="Arial" w:cs="Arial"/>
-              </w:rPr>
-              <w:t xml:space="preserve">Difficoltà ad aggiungere la luna </w:t>
+              <w:t xml:space="preserve">Implementazione </w:t>
+            </w:r>
+            <w:r>
+              <w:rPr>
+                <w:rFonts w:ascii="Arial" w:hAnsi="Arial" w:cs="Arial"/>
+              </w:rPr>
+              <w:sym w:font="Wingdings" w:char="F0E0"/>
+            </w:r>
+            <w:r>
+              <w:rPr>
+                <w:rFonts w:ascii="Arial" w:hAnsi="Arial" w:cs="Arial"/>
+              </w:rPr>
+              <w:t xml:space="preserve"> Info sul pianeta</w:t>
             </w:r>
           </w:p>
         </w:tc>
@@ -2237,7 +2591,7 @@
               <w:rPr>
                 <w:rFonts w:ascii="Arial" w:hAnsi="Arial" w:cs="Arial"/>
               </w:rPr>
-              <w:t>Soluzione dei problemi</w:t>
+              <w:t>Problemi</w:t>
             </w:r>
           </w:p>
         </w:tc>
@@ -2252,6 +2606,87 @@
               <w:pStyle w:val="Paragrafoelenco"/>
               <w:numPr>
                 <w:ilvl w:val="0"/>
+                <w:numId w:val="27"/>
+              </w:numPr>
+              <w:rPr>
+                <w:rFonts w:ascii="Arial" w:hAnsi="Arial" w:cs="Arial"/>
+              </w:rPr>
+            </w:pPr>
+            <w:r>
+              <w:rPr>
+                <w:rFonts w:ascii="Arial" w:hAnsi="Arial" w:cs="Arial"/>
+              </w:rPr>
+              <w:t>Difficoltà ad implementare il file JSON</w:t>
+            </w:r>
+          </w:p>
+          <w:p>
+            <w:pPr>
+              <w:pStyle w:val="Paragrafoelenco"/>
+              <w:numPr>
+                <w:ilvl w:val="0"/>
+                <w:numId w:val="27"/>
+              </w:numPr>
+              <w:rPr>
+                <w:rFonts w:ascii="Arial" w:hAnsi="Arial" w:cs="Arial"/>
+              </w:rPr>
+            </w:pPr>
+            <w:r>
+              <w:rPr>
+                <w:rFonts w:ascii="Arial" w:hAnsi="Arial" w:cs="Arial"/>
+              </w:rPr>
+              <w:t xml:space="preserve">Difficoltà ad aggiungere la luna </w:t>
+            </w:r>
+          </w:p>
+        </w:tc>
+      </w:tr>
+    </w:tbl>
+    <w:p>
+      <w:pPr>
+        <w:rPr>
+          <w:rFonts w:ascii="Arial" w:hAnsi="Arial" w:cs="Arial"/>
+        </w:rPr>
+      </w:pPr>
+    </w:p>
+    <w:tbl>
+      <w:tblPr>
+        <w:tblStyle w:val="Grigliatabella"/>
+        <w:tblW w:w="0" w:type="auto"/>
+        <w:tblLook w:val="04A0" w:firstRow="1" w:lastRow="0" w:firstColumn="1" w:lastColumn="0" w:noHBand="0" w:noVBand="1"/>
+      </w:tblPr>
+      <w:tblGrid>
+        <w:gridCol w:w="9628"/>
+      </w:tblGrid>
+      <w:tr>
+        <w:tc>
+          <w:tcPr>
+            <w:tcW w:w="9854" w:type="dxa"/>
+            <w:shd w:val="clear" w:color="auto" w:fill="FFFFCC"/>
+          </w:tcPr>
+          <w:p>
+            <w:pPr>
+              <w:rPr>
+                <w:rFonts w:ascii="Arial" w:hAnsi="Arial" w:cs="Arial"/>
+              </w:rPr>
+            </w:pPr>
+            <w:r>
+              <w:rPr>
+                <w:rFonts w:ascii="Arial" w:hAnsi="Arial" w:cs="Arial"/>
+              </w:rPr>
+              <w:t>Soluzione dei problemi</w:t>
+            </w:r>
+          </w:p>
+        </w:tc>
+      </w:tr>
+      <w:tr>
+        <w:tc>
+          <w:tcPr>
+            <w:tcW w:w="9854" w:type="dxa"/>
+          </w:tcPr>
+          <w:p>
+            <w:pPr>
+              <w:pStyle w:val="Paragrafoelenco"/>
+              <w:numPr>
+                <w:ilvl w:val="0"/>
                 <w:numId w:val="26"/>
               </w:numPr>
               <w:rPr>
@@ -2262,7 +2697,13 @@
               <w:rPr>
                 <w:rFonts w:ascii="Arial" w:hAnsi="Arial" w:cs="Arial"/>
               </w:rPr>
-              <w:t>Cercato su YouTube, Google</w:t>
+              <w:t xml:space="preserve">Cercato su </w:t>
+            </w:r>
+            <w:r>
+              <w:rPr>
+                <w:rFonts w:ascii="Arial" w:hAnsi="Arial" w:cs="Arial"/>
+              </w:rPr>
+              <w:t>ChatGPT</w:t>
             </w:r>
           </w:p>
           <w:p>
@@ -2682,6 +3123,92 @@
               <w:rPr>
                 <w:rFonts w:ascii="Arial" w:hAnsi="Arial" w:cs="Arial"/>
               </w:rPr>
+              <w:t>Fonti</w:t>
+            </w:r>
+          </w:p>
+        </w:tc>
+      </w:tr>
+      <w:tr>
+        <w:tc>
+          <w:tcPr>
+            <w:tcW w:w="9854" w:type="dxa"/>
+          </w:tcPr>
+          <w:p>
+            <w:pPr>
+              <w:pStyle w:val="Paragrafoelenco"/>
+              <w:numPr>
+                <w:ilvl w:val="0"/>
+                <w:numId w:val="29"/>
+              </w:numPr>
+              <w:rPr>
+                <w:rFonts w:ascii="Arial" w:hAnsi="Arial" w:cs="Arial"/>
+              </w:rPr>
+            </w:pPr>
+            <w:r>
+              <w:rPr>
+                <w:rFonts w:ascii="Arial" w:hAnsi="Arial" w:cs="Arial"/>
+              </w:rPr>
+              <w:t xml:space="preserve">Scaricato video mp4 </w:t>
+            </w:r>
+            <w:r>
+              <w:rPr>
+                <w:rFonts w:ascii="Arial" w:hAnsi="Arial" w:cs="Arial"/>
+              </w:rPr>
+              <w:sym w:font="Wingdings" w:char="F0E0"/>
+            </w:r>
+            <w:r>
+              <w:rPr>
+                <w:rFonts w:ascii="Arial" w:hAnsi="Arial" w:cs="Arial"/>
+              </w:rPr>
+              <w:t xml:space="preserve"> utilizzato </w:t>
+            </w:r>
+            <w:hyperlink r:id="rId8" w:history="1">
+              <w:proofErr w:type="spellStart"/>
+              <w:r>
+                <w:rPr>
+                  <w:rStyle w:val="Collegamentoipertestuale"/>
+                  <w:rFonts w:ascii="Arial" w:hAnsi="Arial" w:cs="Arial"/>
+                </w:rPr>
+                <w:t>TurboScribe</w:t>
+              </w:r>
+              <w:proofErr w:type="spellEnd"/>
+            </w:hyperlink>
+          </w:p>
+        </w:tc>
+      </w:tr>
+    </w:tbl>
+    <w:p>
+      <w:pPr>
+        <w:rPr>
+          <w:rFonts w:ascii="Arial" w:hAnsi="Arial" w:cs="Arial"/>
+        </w:rPr>
+      </w:pPr>
+    </w:p>
+    <w:tbl>
+      <w:tblPr>
+        <w:tblStyle w:val="Grigliatabella"/>
+        <w:tblW w:w="0" w:type="auto"/>
+        <w:tblLook w:val="04A0" w:firstRow="1" w:lastRow="0" w:firstColumn="1" w:lastColumn="0" w:noHBand="0" w:noVBand="1"/>
+      </w:tblPr>
+      <w:tblGrid>
+        <w:gridCol w:w="9628"/>
+      </w:tblGrid>
+      <w:tr>
+        <w:tc>
+          <w:tcPr>
+            <w:tcW w:w="9854" w:type="dxa"/>
+            <w:shd w:val="clear" w:color="auto" w:fill="CCFFCC"/>
+          </w:tcPr>
+          <w:p>
+            <w:pPr>
+              <w:rPr>
+                <w:rFonts w:ascii="Arial" w:hAnsi="Arial" w:cs="Arial"/>
+              </w:rPr>
+            </w:pPr>
+            <w:r>
+              <w:rPr>
+                <w:rFonts w:ascii="Arial" w:hAnsi="Arial" w:cs="Arial"/>
+              </w:rPr>
               <w:t>Punto della situazione rispetto alla pianificazione</w:t>
             </w:r>
           </w:p>
@@ -3110,13 +3637,7 @@
               <w:rPr>
                 <w:rFonts w:ascii="Arial" w:hAnsi="Arial" w:cs="Arial"/>
               </w:rPr>
-              <w:t>14.11</w:t>
-            </w:r>
-            <w:r>
-              <w:rPr>
-                <w:rFonts w:ascii="Arial" w:hAnsi="Arial" w:cs="Arial"/>
-              </w:rPr>
-              <w:t>.2025</w:t>
+              <w:t>14.11.2025</w:t>
             </w:r>
           </w:p>
         </w:tc>
@@ -3185,19 +3706,25 @@
               <w:rPr>
                 <w:rFonts w:ascii="Arial" w:hAnsi="Arial" w:cs="Arial"/>
               </w:rPr>
-              <w:t>inglese a italiano</w:t>
-            </w:r>
-            <w:r>
-              <w:rPr>
-                <w:rFonts w:ascii="Arial" w:hAnsi="Arial" w:cs="Arial"/>
-              </w:rPr>
-              <w:t>)</w:t>
-            </w:r>
-            <w:r>
-              <w:rPr>
-                <w:rFonts w:ascii="Arial" w:hAnsi="Arial" w:cs="Arial"/>
-              </w:rPr>
-              <w:t xml:space="preserve"> </w:t>
+              <w:t>italiano</w:t>
+            </w:r>
+            <w:r>
+              <w:rPr>
+                <w:rFonts w:ascii="Arial" w:hAnsi="Arial" w:cs="Arial"/>
+              </w:rPr>
+              <w:t xml:space="preserve"> a </w:t>
+            </w:r>
+            <w:r>
+              <w:rPr>
+                <w:rFonts w:ascii="Arial" w:hAnsi="Arial" w:cs="Arial"/>
+              </w:rPr>
+              <w:t>inglese</w:t>
+            </w:r>
+            <w:r>
+              <w:rPr>
+                <w:rFonts w:ascii="Arial" w:hAnsi="Arial" w:cs="Arial"/>
+              </w:rPr>
+              <w:t xml:space="preserve">) </w:t>
             </w:r>
             <w:r>
               <w:rPr>
@@ -3389,7 +3916,7 @@
               <w:rPr>
                 <w:rFonts w:ascii="Arial" w:hAnsi="Arial" w:cs="Arial"/>
               </w:rPr>
-              <w:t>Punto della situazione rispetto alla pianificazione</w:t>
+              <w:t>Fonti</w:t>
             </w:r>
           </w:p>
         </w:tc>
@@ -3404,7 +3931,7 @@
               <w:pStyle w:val="Paragrafoelenco"/>
               <w:numPr>
                 <w:ilvl w:val="0"/>
-                <w:numId w:val="30"/>
+                <w:numId w:val="29"/>
               </w:numPr>
               <w:rPr>
                 <w:rFonts w:ascii="Arial" w:hAnsi="Arial" w:cs="Arial"/>
@@ -3414,7 +3941,21 @@
               <w:rPr>
                 <w:rFonts w:ascii="Arial" w:hAnsi="Arial" w:cs="Arial"/>
               </w:rPr>
-              <w:t xml:space="preserve">Implementazione </w:t>
+              <w:t xml:space="preserve">Aggiunta </w:t>
+            </w:r>
+            <w:proofErr w:type="spellStart"/>
+            <w:r>
+              <w:rPr>
+                <w:rFonts w:ascii="Arial" w:hAnsi="Arial" w:cs="Arial"/>
+              </w:rPr>
+              <w:t>NavBar</w:t>
+            </w:r>
+            <w:proofErr w:type="spellEnd"/>
+            <w:r>
+              <w:rPr>
+                <w:rFonts w:ascii="Arial" w:hAnsi="Arial" w:cs="Arial"/>
+              </w:rPr>
+              <w:t xml:space="preserve"> </w:t>
             </w:r>
             <w:r>
               <w:rPr>
@@ -3426,13 +3967,13 @@
               <w:rPr>
                 <w:rFonts w:ascii="Arial" w:hAnsi="Arial" w:cs="Arial"/>
               </w:rPr>
-              <w:t xml:space="preserve"> Info </w:t>
-            </w:r>
-            <w:r>
-              <w:rPr>
-                <w:rFonts w:ascii="Arial" w:hAnsi="Arial" w:cs="Arial"/>
-              </w:rPr>
-              <w:t>del giorno</w:t>
+              <w:t xml:space="preserve"> </w:t>
+            </w:r>
+            <w:r>
+              <w:rPr>
+                <w:rFonts w:ascii="Arial" w:hAnsi="Arial" w:cs="Arial"/>
+              </w:rPr>
+              <w:t>W3Schools</w:t>
             </w:r>
           </w:p>
           <w:p>
@@ -3440,7 +3981,7 @@
               <w:pStyle w:val="Paragrafoelenco"/>
               <w:numPr>
                 <w:ilvl w:val="0"/>
-                <w:numId w:val="30"/>
+                <w:numId w:val="29"/>
               </w:numPr>
               <w:rPr>
                 <w:rFonts w:ascii="Arial" w:hAnsi="Arial" w:cs="Arial"/>
@@ -3450,7 +3991,13 @@
               <w:rPr>
                 <w:rFonts w:ascii="Arial" w:hAnsi="Arial" w:cs="Arial"/>
               </w:rPr>
-              <w:t xml:space="preserve">Implementazione </w:t>
+              <w:t>API in “Info del giorno”</w:t>
+            </w:r>
+            <w:r>
+              <w:rPr>
+                <w:rFonts w:ascii="Arial" w:hAnsi="Arial" w:cs="Arial"/>
+              </w:rPr>
+              <w:t xml:space="preserve"> </w:t>
             </w:r>
             <w:r>
               <w:rPr>
@@ -3462,7 +4009,49 @@
               <w:rPr>
                 <w:rFonts w:ascii="Arial" w:hAnsi="Arial" w:cs="Arial"/>
               </w:rPr>
-              <w:t xml:space="preserve"> Zoom dei pianeti</w:t>
+              <w:t xml:space="preserve"> Chiesto a ChatGPT</w:t>
+            </w:r>
+          </w:p>
+          <w:p>
+            <w:pPr>
+              <w:pStyle w:val="Paragrafoelenco"/>
+              <w:numPr>
+                <w:ilvl w:val="0"/>
+                <w:numId w:val="29"/>
+              </w:numPr>
+              <w:rPr>
+                <w:rFonts w:ascii="Arial" w:hAnsi="Arial" w:cs="Arial"/>
+              </w:rPr>
+            </w:pPr>
+            <w:r>
+              <w:rPr>
+                <w:rFonts w:ascii="Arial" w:hAnsi="Arial" w:cs="Arial"/>
+              </w:rPr>
+              <w:t>Zoom/Zoom out</w:t>
+            </w:r>
+            <w:r>
+              <w:rPr>
+                <w:rFonts w:ascii="Arial" w:hAnsi="Arial" w:cs="Arial"/>
+              </w:rPr>
+              <w:t xml:space="preserve"> </w:t>
+            </w:r>
+            <w:r>
+              <w:rPr>
+                <w:rFonts w:ascii="Arial" w:hAnsi="Arial" w:cs="Arial"/>
+              </w:rPr>
+              <w:sym w:font="Wingdings" w:char="F0E0"/>
+            </w:r>
+            <w:r>
+              <w:rPr>
+                <w:rFonts w:ascii="Arial" w:hAnsi="Arial" w:cs="Arial"/>
+              </w:rPr>
+              <w:t xml:space="preserve"> Chiesto a</w:t>
+            </w:r>
+            <w:r>
+              <w:rPr>
+                <w:rFonts w:ascii="Arial" w:hAnsi="Arial" w:cs="Arial"/>
+              </w:rPr>
+              <w:t xml:space="preserve"> ChatGPT</w:t>
             </w:r>
           </w:p>
         </w:tc>
@@ -3500,7 +4089,7 @@
               <w:rPr>
                 <w:rFonts w:ascii="Arial" w:hAnsi="Arial" w:cs="Arial"/>
               </w:rPr>
-              <w:t>Problemi</w:t>
+              <w:t>Punto della situazione rispetto alla pianificazione</w:t>
             </w:r>
           </w:p>
         </w:tc>
@@ -3515,7 +4104,7 @@
               <w:pStyle w:val="Paragrafoelenco"/>
               <w:numPr>
                 <w:ilvl w:val="0"/>
-                <w:numId w:val="36"/>
+                <w:numId w:val="30"/>
               </w:numPr>
               <w:rPr>
                 <w:rFonts w:ascii="Arial" w:hAnsi="Arial" w:cs="Arial"/>
@@ -3525,7 +4114,19 @@
               <w:rPr>
                 <w:rFonts w:ascii="Arial" w:hAnsi="Arial" w:cs="Arial"/>
               </w:rPr>
-              <w:t>La luna non si vede</w:t>
+              <w:t xml:space="preserve">Implementazione </w:t>
+            </w:r>
+            <w:r>
+              <w:rPr>
+                <w:rFonts w:ascii="Arial" w:hAnsi="Arial" w:cs="Arial"/>
+              </w:rPr>
+              <w:sym w:font="Wingdings" w:char="F0E0"/>
+            </w:r>
+            <w:r>
+              <w:rPr>
+                <w:rFonts w:ascii="Arial" w:hAnsi="Arial" w:cs="Arial"/>
+              </w:rPr>
+              <w:t xml:space="preserve"> Info del giorno</w:t>
             </w:r>
           </w:p>
           <w:p>
@@ -3533,7 +4134,7 @@
               <w:pStyle w:val="Paragrafoelenco"/>
               <w:numPr>
                 <w:ilvl w:val="0"/>
-                <w:numId w:val="36"/>
+                <w:numId w:val="30"/>
               </w:numPr>
               <w:rPr>
                 <w:rFonts w:ascii="Arial" w:hAnsi="Arial" w:cs="Arial"/>
@@ -3543,31 +4144,19 @@
               <w:rPr>
                 <w:rFonts w:ascii="Arial" w:hAnsi="Arial" w:cs="Arial"/>
               </w:rPr>
-              <w:t>Zoom out è fatto male</w:t>
-            </w:r>
-          </w:p>
-          <w:p>
-            <w:pPr>
-              <w:pStyle w:val="Paragrafoelenco"/>
-              <w:numPr>
-                <w:ilvl w:val="0"/>
-                <w:numId w:val="36"/>
-              </w:numPr>
-              <w:rPr>
-                <w:rFonts w:ascii="Arial" w:hAnsi="Arial" w:cs="Arial"/>
-              </w:rPr>
-            </w:pPr>
-            <w:r>
-              <w:rPr>
-                <w:rFonts w:ascii="Arial" w:hAnsi="Arial" w:cs="Arial"/>
-              </w:rPr>
-              <w:t>Swift Playground mi elimina l’applicativo (successo 3 volte oggi)</w:t>
-            </w:r>
-            <w:r>
-              <w:rPr>
-                <w:rFonts w:ascii="Arial" w:hAnsi="Arial" w:cs="Arial"/>
-              </w:rPr>
-              <w:t xml:space="preserve"> </w:t>
+              <w:t xml:space="preserve">Implementazione </w:t>
+            </w:r>
+            <w:r>
+              <w:rPr>
+                <w:rFonts w:ascii="Arial" w:hAnsi="Arial" w:cs="Arial"/>
+              </w:rPr>
+              <w:sym w:font="Wingdings" w:char="F0E0"/>
+            </w:r>
+            <w:r>
+              <w:rPr>
+                <w:rFonts w:ascii="Arial" w:hAnsi="Arial" w:cs="Arial"/>
+              </w:rPr>
+              <w:t xml:space="preserve"> Zoom dei pianeti</w:t>
             </w:r>
           </w:p>
         </w:tc>
@@ -3605,7 +4194,7 @@
               <w:rPr>
                 <w:rFonts w:ascii="Arial" w:hAnsi="Arial" w:cs="Arial"/>
               </w:rPr>
-              <w:t>Soluzione dei problemi</w:t>
+              <w:t>Problemi</w:t>
             </w:r>
           </w:p>
         </w:tc>
@@ -3620,7 +4209,7 @@
               <w:pStyle w:val="Paragrafoelenco"/>
               <w:numPr>
                 <w:ilvl w:val="0"/>
-                <w:numId w:val="37"/>
+                <w:numId w:val="36"/>
               </w:numPr>
               <w:rPr>
                 <w:rFonts w:ascii="Arial" w:hAnsi="Arial" w:cs="Arial"/>
@@ -3630,7 +4219,7 @@
               <w:rPr>
                 <w:rFonts w:ascii="Arial" w:hAnsi="Arial" w:cs="Arial"/>
               </w:rPr>
-              <w:t>Non ancora risolto</w:t>
+              <w:t>La luna non si vede</w:t>
             </w:r>
           </w:p>
           <w:p>
@@ -3638,7 +4227,7 @@
               <w:pStyle w:val="Paragrafoelenco"/>
               <w:numPr>
                 <w:ilvl w:val="0"/>
-                <w:numId w:val="37"/>
+                <w:numId w:val="36"/>
               </w:numPr>
               <w:rPr>
                 <w:rFonts w:ascii="Arial" w:hAnsi="Arial" w:cs="Arial"/>
@@ -3648,7 +4237,7 @@
               <w:rPr>
                 <w:rFonts w:ascii="Arial" w:hAnsi="Arial" w:cs="Arial"/>
               </w:rPr>
-              <w:t>Da sistemare l’immagine della galassia</w:t>
+              <w:t>Zoom out è fatto male</w:t>
             </w:r>
           </w:p>
           <w:p>
@@ -3656,7 +4245,7 @@
               <w:pStyle w:val="Paragrafoelenco"/>
               <w:numPr>
                 <w:ilvl w:val="0"/>
-                <w:numId w:val="37"/>
+                <w:numId w:val="36"/>
               </w:numPr>
               <w:rPr>
                 <w:rFonts w:ascii="Arial" w:hAnsi="Arial" w:cs="Arial"/>
@@ -3666,13 +4255,7 @@
               <w:rPr>
                 <w:rFonts w:ascii="Arial" w:hAnsi="Arial" w:cs="Arial"/>
               </w:rPr>
-              <w:t>Non so il motivo</w:t>
-            </w:r>
-            <w:r>
-              <w:rPr>
-                <w:rFonts w:ascii="Arial" w:hAnsi="Arial" w:cs="Arial"/>
-              </w:rPr>
-              <w:t xml:space="preserve"> </w:t>
+              <w:t xml:space="preserve">Swift Playground mi elimina l’applicativo (successo 3 volte oggi) </w:t>
             </w:r>
           </w:p>
         </w:tc>
@@ -3710,7 +4293,7 @@
               <w:rPr>
                 <w:rFonts w:ascii="Arial" w:hAnsi="Arial" w:cs="Arial"/>
               </w:rPr>
-              <w:t>Programma di massima per la prossima giornata di lavoro</w:t>
+              <w:t>Soluzione dei problemi</w:t>
             </w:r>
           </w:p>
         </w:tc>
@@ -3725,7 +4308,7 @@
               <w:pStyle w:val="Paragrafoelenco"/>
               <w:numPr>
                 <w:ilvl w:val="0"/>
-                <w:numId w:val="33"/>
+                <w:numId w:val="37"/>
               </w:numPr>
               <w:rPr>
                 <w:rFonts w:ascii="Arial" w:hAnsi="Arial" w:cs="Arial"/>
@@ -3735,15 +4318,96 @@
               <w:rPr>
                 <w:rFonts w:ascii="Arial" w:hAnsi="Arial" w:cs="Arial"/>
               </w:rPr>
-              <w:t>Fare lo zoom</w:t>
-            </w:r>
-            <w:r>
-              <w:rPr>
-                <w:rFonts w:ascii="Arial" w:hAnsi="Arial" w:cs="Arial"/>
-              </w:rPr>
-              <w:t xml:space="preserve"> out corretto</w:t>
-            </w:r>
-          </w:p>
+              <w:t>Non ancora risolto</w:t>
+            </w:r>
+          </w:p>
+          <w:p>
+            <w:pPr>
+              <w:pStyle w:val="Paragrafoelenco"/>
+              <w:numPr>
+                <w:ilvl w:val="0"/>
+                <w:numId w:val="37"/>
+              </w:numPr>
+              <w:rPr>
+                <w:rFonts w:ascii="Arial" w:hAnsi="Arial" w:cs="Arial"/>
+              </w:rPr>
+            </w:pPr>
+            <w:r>
+              <w:rPr>
+                <w:rFonts w:ascii="Arial" w:hAnsi="Arial" w:cs="Arial"/>
+              </w:rPr>
+              <w:t>Da sistemare l’immagine della galassia</w:t>
+            </w:r>
+          </w:p>
+          <w:p>
+            <w:pPr>
+              <w:pStyle w:val="Paragrafoelenco"/>
+              <w:numPr>
+                <w:ilvl w:val="0"/>
+                <w:numId w:val="37"/>
+              </w:numPr>
+              <w:rPr>
+                <w:rFonts w:ascii="Arial" w:hAnsi="Arial" w:cs="Arial"/>
+              </w:rPr>
+            </w:pPr>
+            <w:r>
+              <w:rPr>
+                <w:rFonts w:ascii="Arial" w:hAnsi="Arial" w:cs="Arial"/>
+              </w:rPr>
+              <w:t>Non so il motivo</w:t>
+            </w:r>
+            <w:r>
+              <w:rPr>
+                <w:rFonts w:ascii="Arial" w:hAnsi="Arial" w:cs="Arial"/>
+              </w:rPr>
+              <w:t xml:space="preserve"> </w:t>
+            </w:r>
+          </w:p>
+        </w:tc>
+      </w:tr>
+    </w:tbl>
+    <w:p>
+      <w:pPr>
+        <w:rPr>
+          <w:rFonts w:ascii="Arial" w:hAnsi="Arial" w:cs="Arial"/>
+        </w:rPr>
+      </w:pPr>
+    </w:p>
+    <w:tbl>
+      <w:tblPr>
+        <w:tblStyle w:val="Grigliatabella"/>
+        <w:tblW w:w="0" w:type="auto"/>
+        <w:tblLook w:val="04A0" w:firstRow="1" w:lastRow="0" w:firstColumn="1" w:lastColumn="0" w:noHBand="0" w:noVBand="1"/>
+      </w:tblPr>
+      <w:tblGrid>
+        <w:gridCol w:w="9628"/>
+      </w:tblGrid>
+      <w:tr>
+        <w:tc>
+          <w:tcPr>
+            <w:tcW w:w="9854" w:type="dxa"/>
+            <w:shd w:val="clear" w:color="auto" w:fill="FFCCCC"/>
+          </w:tcPr>
+          <w:p>
+            <w:pPr>
+              <w:rPr>
+                <w:rFonts w:ascii="Arial" w:hAnsi="Arial" w:cs="Arial"/>
+              </w:rPr>
+            </w:pPr>
+            <w:r>
+              <w:rPr>
+                <w:rFonts w:ascii="Arial" w:hAnsi="Arial" w:cs="Arial"/>
+              </w:rPr>
+              <w:t>Programma di massima per la prossima giornata di lavoro</w:t>
+            </w:r>
+          </w:p>
+        </w:tc>
+      </w:tr>
+      <w:tr>
+        <w:tc>
+          <w:tcPr>
+            <w:tcW w:w="9854" w:type="dxa"/>
+          </w:tcPr>
           <w:p>
             <w:pPr>
               <w:pStyle w:val="Paragrafoelenco"/>
@@ -3759,7 +4423,7 @@
               <w:rPr>
                 <w:rFonts w:ascii="Arial" w:hAnsi="Arial" w:cs="Arial"/>
               </w:rPr>
-              <w:t>Risolvere il problema della luna</w:t>
+              <w:t>Fare lo zoom out corretto</w:t>
             </w:r>
           </w:p>
           <w:p>
@@ -3777,7 +4441,7 @@
               <w:rPr>
                 <w:rFonts w:ascii="Arial" w:hAnsi="Arial" w:cs="Arial"/>
               </w:rPr>
-              <w:t>Sistemare questioni di interfaccia</w:t>
+              <w:t>Risolvere il problema della luna</w:t>
             </w:r>
           </w:p>
           <w:p>
@@ -3795,6 +4459,24 @@
               <w:rPr>
                 <w:rFonts w:ascii="Arial" w:hAnsi="Arial" w:cs="Arial"/>
               </w:rPr>
+              <w:t>Sistemare questioni di interfaccia</w:t>
+            </w:r>
+          </w:p>
+          <w:p>
+            <w:pPr>
+              <w:pStyle w:val="Paragrafoelenco"/>
+              <w:numPr>
+                <w:ilvl w:val="0"/>
+                <w:numId w:val="33"/>
+              </w:numPr>
+              <w:rPr>
+                <w:rFonts w:ascii="Arial" w:hAnsi="Arial" w:cs="Arial"/>
+              </w:rPr>
+            </w:pPr>
+            <w:r>
+              <w:rPr>
+                <w:rFonts w:ascii="Arial" w:hAnsi="Arial" w:cs="Arial"/>
+              </w:rPr>
               <w:t>Iniziare il calendario lunare</w:t>
             </w:r>
           </w:p>
@@ -3808,9 +4490,895 @@
         </w:rPr>
       </w:pPr>
     </w:p>
+    <w:p>
+      <w:pPr>
+        <w:rPr>
+          <w:rFonts w:ascii="Arial" w:hAnsi="Arial" w:cs="Arial"/>
+        </w:rPr>
+      </w:pPr>
+      <w:r>
+        <w:rPr>
+          <w:rFonts w:ascii="Arial" w:hAnsi="Arial" w:cs="Arial"/>
+        </w:rPr>
+        <w:br w:type="page"/>
+      </w:r>
+    </w:p>
+    <w:tbl>
+      <w:tblPr>
+        <w:tblStyle w:val="Grigliatabella"/>
+        <w:tblW w:w="9634" w:type="dxa"/>
+        <w:tblLook w:val="04A0" w:firstRow="1" w:lastRow="0" w:firstColumn="1" w:lastColumn="0" w:noHBand="0" w:noVBand="1"/>
+      </w:tblPr>
+      <w:tblGrid>
+        <w:gridCol w:w="4803"/>
+        <w:gridCol w:w="4831"/>
+      </w:tblGrid>
+      <w:tr>
+        <w:trPr>
+          <w:trHeight w:hRule="exact" w:val="397"/>
+        </w:trPr>
+        <w:tc>
+          <w:tcPr>
+            <w:tcW w:w="4803" w:type="dxa"/>
+            <w:shd w:val="clear" w:color="auto" w:fill="FFCC99"/>
+            <w:vAlign w:val="center"/>
+          </w:tcPr>
+          <w:p>
+            <w:pPr>
+              <w:rPr>
+                <w:rFonts w:ascii="Arial" w:hAnsi="Arial" w:cs="Arial"/>
+              </w:rPr>
+            </w:pPr>
+            <w:r>
+              <w:rPr>
+                <w:rFonts w:ascii="Arial" w:hAnsi="Arial" w:cs="Arial"/>
+              </w:rPr>
+              <w:lastRenderedPageBreak/>
+              <w:t>Luogo</w:t>
+            </w:r>
+          </w:p>
+        </w:tc>
+        <w:tc>
+          <w:tcPr>
+            <w:tcW w:w="4831" w:type="dxa"/>
+            <w:shd w:val="clear" w:color="auto" w:fill="FFCC99"/>
+            <w:vAlign w:val="center"/>
+          </w:tcPr>
+          <w:p>
+            <w:pPr>
+              <w:pStyle w:val="Nessunaspaziatura"/>
+              <w:spacing w:line="360" w:lineRule="auto"/>
+              <w:rPr>
+                <w:rFonts w:ascii="Arial" w:hAnsi="Arial" w:cs="Arial"/>
+              </w:rPr>
+            </w:pPr>
+            <w:r>
+              <w:rPr>
+                <w:rFonts w:ascii="Arial" w:hAnsi="Arial" w:cs="Arial"/>
+              </w:rPr>
+              <w:t>Canobbio</w:t>
+            </w:r>
+          </w:p>
+        </w:tc>
+      </w:tr>
+      <w:tr>
+        <w:trPr>
+          <w:trHeight w:hRule="exact" w:val="397"/>
+        </w:trPr>
+        <w:tc>
+          <w:tcPr>
+            <w:tcW w:w="4803" w:type="dxa"/>
+            <w:shd w:val="clear" w:color="auto" w:fill="FFCC99"/>
+            <w:vAlign w:val="center"/>
+          </w:tcPr>
+          <w:p>
+            <w:pPr>
+              <w:rPr>
+                <w:rFonts w:ascii="Arial" w:hAnsi="Arial" w:cs="Arial"/>
+              </w:rPr>
+            </w:pPr>
+            <w:r>
+              <w:rPr>
+                <w:rFonts w:ascii="Arial" w:hAnsi="Arial" w:cs="Arial"/>
+              </w:rPr>
+              <w:t>Data</w:t>
+            </w:r>
+          </w:p>
+        </w:tc>
+        <w:tc>
+          <w:tcPr>
+            <w:tcW w:w="4831" w:type="dxa"/>
+            <w:shd w:val="clear" w:color="auto" w:fill="FFCC99"/>
+            <w:vAlign w:val="center"/>
+          </w:tcPr>
+          <w:p>
+            <w:pPr>
+              <w:rPr>
+                <w:rFonts w:ascii="Arial" w:hAnsi="Arial" w:cs="Arial"/>
+              </w:rPr>
+            </w:pPr>
+            <w:r>
+              <w:rPr>
+                <w:rFonts w:ascii="Arial" w:hAnsi="Arial" w:cs="Arial"/>
+              </w:rPr>
+              <w:t>21</w:t>
+            </w:r>
+            <w:r>
+              <w:rPr>
+                <w:rFonts w:ascii="Arial" w:hAnsi="Arial" w:cs="Arial"/>
+              </w:rPr>
+              <w:t>.11.2025</w:t>
+            </w:r>
+          </w:p>
+        </w:tc>
+      </w:tr>
+    </w:tbl>
+    <w:p>
+      <w:pPr>
+        <w:rPr>
+          <w:rFonts w:ascii="Arial" w:hAnsi="Arial" w:cs="Arial"/>
+        </w:rPr>
+      </w:pPr>
+    </w:p>
+    <w:tbl>
+      <w:tblPr>
+        <w:tblStyle w:val="Grigliatabella"/>
+        <w:tblW w:w="0" w:type="auto"/>
+        <w:tblLook w:val="04A0" w:firstRow="1" w:lastRow="0" w:firstColumn="1" w:lastColumn="0" w:noHBand="0" w:noVBand="1"/>
+      </w:tblPr>
+      <w:tblGrid>
+        <w:gridCol w:w="9628"/>
+      </w:tblGrid>
+      <w:tr>
+        <w:tc>
+          <w:tcPr>
+            <w:tcW w:w="9854" w:type="dxa"/>
+            <w:shd w:val="clear" w:color="auto" w:fill="FFCC99"/>
+          </w:tcPr>
+          <w:p>
+            <w:pPr>
+              <w:rPr>
+                <w:rFonts w:ascii="Arial" w:hAnsi="Arial" w:cs="Arial"/>
+              </w:rPr>
+            </w:pPr>
+            <w:r>
+              <w:rPr>
+                <w:rFonts w:ascii="Arial" w:hAnsi="Arial" w:cs="Arial"/>
+              </w:rPr>
+              <w:t>Lavori svolti</w:t>
+            </w:r>
+          </w:p>
+        </w:tc>
+      </w:tr>
+      <w:tr>
+        <w:tc>
+          <w:tcPr>
+            <w:tcW w:w="9854" w:type="dxa"/>
+          </w:tcPr>
+          <w:p>
+            <w:pPr>
+              <w:pStyle w:val="Paragrafoelenco"/>
+              <w:numPr>
+                <w:ilvl w:val="0"/>
+                <w:numId w:val="29"/>
+              </w:numPr>
+              <w:rPr>
+                <w:rFonts w:ascii="Arial" w:hAnsi="Arial" w:cs="Arial"/>
+              </w:rPr>
+            </w:pPr>
+            <w:r>
+              <w:rPr>
+                <w:rFonts w:ascii="Arial" w:hAnsi="Arial" w:cs="Arial"/>
+              </w:rPr>
+              <w:t>Documentazione</w:t>
+            </w:r>
+          </w:p>
+          <w:p>
+            <w:pPr>
+              <w:pStyle w:val="Paragrafoelenco"/>
+              <w:numPr>
+                <w:ilvl w:val="1"/>
+                <w:numId w:val="29"/>
+              </w:numPr>
+              <w:rPr>
+                <w:rFonts w:ascii="Arial" w:hAnsi="Arial" w:cs="Arial"/>
+              </w:rPr>
+            </w:pPr>
+            <w:r>
+              <w:rPr>
+                <w:rFonts w:ascii="Arial" w:hAnsi="Arial" w:cs="Arial"/>
+              </w:rPr>
+              <w:t>Diagramma UML</w:t>
+            </w:r>
+          </w:p>
+          <w:p>
+            <w:pPr>
+              <w:pStyle w:val="Paragrafoelenco"/>
+              <w:numPr>
+                <w:ilvl w:val="1"/>
+                <w:numId w:val="29"/>
+              </w:numPr>
+              <w:rPr>
+                <w:rFonts w:ascii="Arial" w:hAnsi="Arial" w:cs="Arial"/>
+              </w:rPr>
+            </w:pPr>
+            <w:proofErr w:type="spellStart"/>
+            <w:r>
+              <w:rPr>
+                <w:rFonts w:ascii="Arial" w:hAnsi="Arial" w:cs="Arial"/>
+              </w:rPr>
+              <w:t>Mockup</w:t>
+            </w:r>
+            <w:proofErr w:type="spellEnd"/>
+          </w:p>
+          <w:p>
+            <w:pPr>
+              <w:pStyle w:val="Paragrafoelenco"/>
+              <w:numPr>
+                <w:ilvl w:val="1"/>
+                <w:numId w:val="29"/>
+              </w:numPr>
+              <w:rPr>
+                <w:rFonts w:ascii="Arial" w:hAnsi="Arial" w:cs="Arial"/>
+              </w:rPr>
+            </w:pPr>
+            <w:r>
+              <w:rPr>
+                <w:rFonts w:ascii="Arial" w:hAnsi="Arial" w:cs="Arial"/>
+              </w:rPr>
+              <w:t>Sistemato i requisiti</w:t>
+            </w:r>
+          </w:p>
+          <w:p>
+            <w:pPr>
+              <w:pStyle w:val="Paragrafoelenco"/>
+              <w:numPr>
+                <w:ilvl w:val="1"/>
+                <w:numId w:val="29"/>
+              </w:numPr>
+              <w:rPr>
+                <w:rFonts w:ascii="Arial" w:hAnsi="Arial" w:cs="Arial"/>
+              </w:rPr>
+            </w:pPr>
+            <w:r>
+              <w:rPr>
+                <w:rFonts w:ascii="Arial" w:hAnsi="Arial" w:cs="Arial"/>
+              </w:rPr>
+              <w:t>Pianificazione</w:t>
+            </w:r>
+          </w:p>
+          <w:p>
+            <w:pPr>
+              <w:pStyle w:val="Paragrafoelenco"/>
+              <w:numPr>
+                <w:ilvl w:val="1"/>
+                <w:numId w:val="29"/>
+              </w:numPr>
+              <w:rPr>
+                <w:rFonts w:ascii="Arial" w:hAnsi="Arial" w:cs="Arial"/>
+              </w:rPr>
+            </w:pPr>
+            <w:r>
+              <w:rPr>
+                <w:rFonts w:ascii="Arial" w:hAnsi="Arial" w:cs="Arial"/>
+              </w:rPr>
+              <w:t>Progettazione</w:t>
+            </w:r>
+          </w:p>
+          <w:p>
+            <w:pPr>
+              <w:pStyle w:val="Paragrafoelenco"/>
+              <w:numPr>
+                <w:ilvl w:val="1"/>
+                <w:numId w:val="29"/>
+              </w:numPr>
+              <w:rPr>
+                <w:rFonts w:ascii="Arial" w:hAnsi="Arial" w:cs="Arial"/>
+              </w:rPr>
+            </w:pPr>
+            <w:r>
+              <w:rPr>
+                <w:rFonts w:ascii="Arial" w:hAnsi="Arial" w:cs="Arial"/>
+              </w:rPr>
+              <w:t>Diagramma di flusso</w:t>
+            </w:r>
+          </w:p>
+          <w:p>
+            <w:pPr>
+              <w:pStyle w:val="Paragrafoelenco"/>
+              <w:numPr>
+                <w:ilvl w:val="1"/>
+                <w:numId w:val="29"/>
+              </w:numPr>
+              <w:rPr>
+                <w:rFonts w:ascii="Arial" w:hAnsi="Arial" w:cs="Arial"/>
+              </w:rPr>
+            </w:pPr>
+            <w:r>
+              <w:rPr>
+                <w:rFonts w:ascii="Arial" w:hAnsi="Arial" w:cs="Arial"/>
+              </w:rPr>
+              <w:t xml:space="preserve">Iniziato implementazione </w:t>
+            </w:r>
+            <w:r>
+              <w:rPr>
+                <w:rFonts w:ascii="Arial" w:hAnsi="Arial" w:cs="Arial"/>
+              </w:rPr>
+              <w:sym w:font="Wingdings" w:char="F0E0"/>
+            </w:r>
+            <w:r>
+              <w:rPr>
+                <w:rFonts w:ascii="Arial" w:hAnsi="Arial" w:cs="Arial"/>
+              </w:rPr>
+              <w:t xml:space="preserve"> spiegato tutte le classi</w:t>
+            </w:r>
+          </w:p>
+          <w:p>
+            <w:pPr>
+              <w:pStyle w:val="Paragrafoelenco"/>
+              <w:numPr>
+                <w:ilvl w:val="0"/>
+                <w:numId w:val="29"/>
+              </w:numPr>
+              <w:rPr>
+                <w:rFonts w:ascii="Arial" w:hAnsi="Arial" w:cs="Arial"/>
+              </w:rPr>
+            </w:pPr>
+            <w:proofErr w:type="spellStart"/>
+            <w:r>
+              <w:rPr>
+                <w:rFonts w:ascii="Arial" w:hAnsi="Arial" w:cs="Arial"/>
+              </w:rPr>
+              <w:t>Gantt</w:t>
+            </w:r>
+            <w:proofErr w:type="spellEnd"/>
+            <w:r>
+              <w:rPr>
+                <w:rFonts w:ascii="Arial" w:hAnsi="Arial" w:cs="Arial"/>
+              </w:rPr>
+              <w:t xml:space="preserve"> Consuntivo aggiornato</w:t>
+            </w:r>
+          </w:p>
+        </w:tc>
+      </w:tr>
+    </w:tbl>
+    <w:p>
+      <w:pPr>
+        <w:rPr>
+          <w:rFonts w:ascii="Arial" w:hAnsi="Arial" w:cs="Arial"/>
+        </w:rPr>
+      </w:pPr>
+    </w:p>
+    <w:tbl>
+      <w:tblPr>
+        <w:tblStyle w:val="Grigliatabella"/>
+        <w:tblW w:w="0" w:type="auto"/>
+        <w:tblLook w:val="04A0" w:firstRow="1" w:lastRow="0" w:firstColumn="1" w:lastColumn="0" w:noHBand="0" w:noVBand="1"/>
+      </w:tblPr>
+      <w:tblGrid>
+        <w:gridCol w:w="9628"/>
+      </w:tblGrid>
+      <w:tr>
+        <w:tc>
+          <w:tcPr>
+            <w:tcW w:w="9854" w:type="dxa"/>
+            <w:shd w:val="clear" w:color="auto" w:fill="FFCC99"/>
+          </w:tcPr>
+          <w:p>
+            <w:pPr>
+              <w:rPr>
+                <w:rFonts w:ascii="Arial" w:hAnsi="Arial" w:cs="Arial"/>
+              </w:rPr>
+            </w:pPr>
+            <w:r>
+              <w:rPr>
+                <w:rFonts w:ascii="Arial" w:hAnsi="Arial" w:cs="Arial"/>
+              </w:rPr>
+              <w:t>Fonti</w:t>
+            </w:r>
+          </w:p>
+        </w:tc>
+      </w:tr>
+      <w:tr>
+        <w:tc>
+          <w:tcPr>
+            <w:tcW w:w="9854" w:type="dxa"/>
+          </w:tcPr>
+          <w:p>
+            <w:pPr>
+              <w:pStyle w:val="Paragrafoelenco"/>
+              <w:numPr>
+                <w:ilvl w:val="0"/>
+                <w:numId w:val="29"/>
+              </w:numPr>
+              <w:rPr>
+                <w:rFonts w:ascii="Arial" w:hAnsi="Arial" w:cs="Arial"/>
+              </w:rPr>
+            </w:pPr>
+            <w:r>
+              <w:rPr>
+                <w:rFonts w:ascii="Arial" w:hAnsi="Arial" w:cs="Arial"/>
+              </w:rPr>
+              <w:t>Documentazione</w:t>
+            </w:r>
+          </w:p>
+          <w:p>
+            <w:pPr>
+              <w:pStyle w:val="Paragrafoelenco"/>
+              <w:numPr>
+                <w:ilvl w:val="1"/>
+                <w:numId w:val="29"/>
+              </w:numPr>
+              <w:rPr>
+                <w:rFonts w:ascii="Arial" w:hAnsi="Arial" w:cs="Arial"/>
+              </w:rPr>
+            </w:pPr>
+            <w:r>
+              <w:rPr>
+                <w:rFonts w:ascii="Arial" w:hAnsi="Arial" w:cs="Arial"/>
+              </w:rPr>
+              <w:t>Diagramma UML</w:t>
+            </w:r>
+            <w:r>
+              <w:rPr>
+                <w:rFonts w:ascii="Arial" w:hAnsi="Arial" w:cs="Arial"/>
+              </w:rPr>
+              <w:t xml:space="preserve"> </w:t>
+            </w:r>
+            <w:r>
+              <w:rPr>
+                <w:rFonts w:ascii="Arial" w:hAnsi="Arial" w:cs="Arial"/>
+              </w:rPr>
+              <w:sym w:font="Wingdings" w:char="F0E0"/>
+            </w:r>
+            <w:r>
+              <w:rPr>
+                <w:rFonts w:ascii="Arial" w:hAnsi="Arial" w:cs="Arial"/>
+              </w:rPr>
+              <w:t xml:space="preserve"> </w:t>
+            </w:r>
+            <w:proofErr w:type="spellStart"/>
+            <w:r>
+              <w:rPr>
+                <w:rFonts w:ascii="Arial" w:hAnsi="Arial" w:cs="Arial"/>
+              </w:rPr>
+              <w:t>Intelij</w:t>
+            </w:r>
+            <w:proofErr w:type="spellEnd"/>
+          </w:p>
+          <w:p>
+            <w:pPr>
+              <w:pStyle w:val="Paragrafoelenco"/>
+              <w:numPr>
+                <w:ilvl w:val="1"/>
+                <w:numId w:val="29"/>
+              </w:numPr>
+              <w:rPr>
+                <w:rFonts w:ascii="Arial" w:hAnsi="Arial" w:cs="Arial"/>
+              </w:rPr>
+            </w:pPr>
+            <w:proofErr w:type="spellStart"/>
+            <w:r>
+              <w:rPr>
+                <w:rFonts w:ascii="Arial" w:hAnsi="Arial" w:cs="Arial"/>
+              </w:rPr>
+              <w:t>Mockup</w:t>
+            </w:r>
+            <w:proofErr w:type="spellEnd"/>
+            <w:r>
+              <w:rPr>
+                <w:rFonts w:ascii="Arial" w:hAnsi="Arial" w:cs="Arial"/>
+              </w:rPr>
+              <w:t xml:space="preserve"> </w:t>
+            </w:r>
+            <w:r>
+              <w:rPr>
+                <w:rFonts w:ascii="Arial" w:hAnsi="Arial" w:cs="Arial"/>
+              </w:rPr>
+              <w:sym w:font="Wingdings" w:char="F0E0"/>
+            </w:r>
+            <w:r>
+              <w:rPr>
+                <w:rFonts w:ascii="Arial" w:hAnsi="Arial" w:cs="Arial"/>
+              </w:rPr>
+              <w:t xml:space="preserve"> </w:t>
+            </w:r>
+            <w:hyperlink r:id="rId9" w:history="1">
+              <w:proofErr w:type="spellStart"/>
+              <w:r>
+                <w:rPr>
+                  <w:rStyle w:val="Collegamentoipertestuale"/>
+                  <w:rFonts w:ascii="Arial" w:hAnsi="Arial" w:cs="Arial"/>
+                </w:rPr>
+                <w:t>Moqups</w:t>
+              </w:r>
+              <w:proofErr w:type="spellEnd"/>
+            </w:hyperlink>
+          </w:p>
+          <w:p>
+            <w:pPr>
+              <w:pStyle w:val="Paragrafoelenco"/>
+              <w:numPr>
+                <w:ilvl w:val="1"/>
+                <w:numId w:val="29"/>
+              </w:numPr>
+              <w:rPr>
+                <w:rFonts w:ascii="Arial" w:hAnsi="Arial" w:cs="Arial"/>
+              </w:rPr>
+            </w:pPr>
+            <w:r>
+              <w:rPr>
+                <w:rFonts w:ascii="Arial" w:hAnsi="Arial" w:cs="Arial"/>
+              </w:rPr>
+              <w:t>Diagramma di flusso</w:t>
+            </w:r>
+            <w:r>
+              <w:rPr>
+                <w:rFonts w:ascii="Arial" w:hAnsi="Arial" w:cs="Arial"/>
+              </w:rPr>
+              <w:t xml:space="preserve"> </w:t>
+            </w:r>
+            <w:r>
+              <w:rPr>
+                <w:rFonts w:ascii="Arial" w:hAnsi="Arial" w:cs="Arial"/>
+              </w:rPr>
+              <w:sym w:font="Wingdings" w:char="F0E0"/>
+            </w:r>
+            <w:r>
+              <w:rPr>
+                <w:rFonts w:ascii="Arial" w:hAnsi="Arial" w:cs="Arial"/>
+              </w:rPr>
+              <w:t xml:space="preserve"> </w:t>
+            </w:r>
+            <w:hyperlink r:id="rId10" w:history="1">
+              <w:proofErr w:type="spellStart"/>
+              <w:r>
+                <w:rPr>
+                  <w:rStyle w:val="Collegamentoipertestuale"/>
+                  <w:rFonts w:ascii="Arial" w:hAnsi="Arial" w:cs="Arial"/>
+                </w:rPr>
+                <w:t>draw.io</w:t>
+              </w:r>
+              <w:proofErr w:type="spellEnd"/>
+            </w:hyperlink>
+          </w:p>
+        </w:tc>
+      </w:tr>
+    </w:tbl>
+    <w:p>
+      <w:pPr>
+        <w:rPr>
+          <w:rFonts w:ascii="Arial" w:hAnsi="Arial" w:cs="Arial"/>
+        </w:rPr>
+      </w:pPr>
+    </w:p>
+    <w:tbl>
+      <w:tblPr>
+        <w:tblStyle w:val="Grigliatabella"/>
+        <w:tblW w:w="0" w:type="auto"/>
+        <w:tblLook w:val="04A0" w:firstRow="1" w:lastRow="0" w:firstColumn="1" w:lastColumn="0" w:noHBand="0" w:noVBand="1"/>
+      </w:tblPr>
+      <w:tblGrid>
+        <w:gridCol w:w="9628"/>
+      </w:tblGrid>
+      <w:tr>
+        <w:tc>
+          <w:tcPr>
+            <w:tcW w:w="9854" w:type="dxa"/>
+            <w:shd w:val="clear" w:color="auto" w:fill="FFCC99"/>
+          </w:tcPr>
+          <w:p>
+            <w:pPr>
+              <w:rPr>
+                <w:rFonts w:ascii="Arial" w:hAnsi="Arial" w:cs="Arial"/>
+              </w:rPr>
+            </w:pPr>
+            <w:r>
+              <w:rPr>
+                <w:rFonts w:ascii="Arial" w:hAnsi="Arial" w:cs="Arial"/>
+              </w:rPr>
+              <w:t>Punto della situazione rispetto alla pianificazione</w:t>
+            </w:r>
+          </w:p>
+        </w:tc>
+      </w:tr>
+      <w:tr>
+        <w:tc>
+          <w:tcPr>
+            <w:tcW w:w="9854" w:type="dxa"/>
+          </w:tcPr>
+          <w:p>
+            <w:pPr>
+              <w:pStyle w:val="Paragrafoelenco"/>
+              <w:numPr>
+                <w:ilvl w:val="0"/>
+                <w:numId w:val="30"/>
+              </w:numPr>
+              <w:rPr>
+                <w:rFonts w:ascii="Arial" w:hAnsi="Arial" w:cs="Arial"/>
+              </w:rPr>
+            </w:pPr>
+            <w:r>
+              <w:rPr>
+                <w:rFonts w:ascii="Arial" w:hAnsi="Arial" w:cs="Arial"/>
+              </w:rPr>
+              <w:t>Documentazione</w:t>
+            </w:r>
+          </w:p>
+        </w:tc>
+      </w:tr>
+    </w:tbl>
+    <w:p>
+      <w:pPr>
+        <w:rPr>
+          <w:rFonts w:ascii="Arial" w:hAnsi="Arial" w:cs="Arial"/>
+        </w:rPr>
+      </w:pPr>
+    </w:p>
+    <w:tbl>
+      <w:tblPr>
+        <w:tblStyle w:val="Grigliatabella"/>
+        <w:tblW w:w="0" w:type="auto"/>
+        <w:tblLook w:val="04A0" w:firstRow="1" w:lastRow="0" w:firstColumn="1" w:lastColumn="0" w:noHBand="0" w:noVBand="1"/>
+      </w:tblPr>
+      <w:tblGrid>
+        <w:gridCol w:w="9628"/>
+      </w:tblGrid>
+      <w:tr>
+        <w:tc>
+          <w:tcPr>
+            <w:tcW w:w="9854" w:type="dxa"/>
+            <w:shd w:val="clear" w:color="auto" w:fill="FFCC99"/>
+          </w:tcPr>
+          <w:p>
+            <w:pPr>
+              <w:rPr>
+                <w:rFonts w:ascii="Arial" w:hAnsi="Arial" w:cs="Arial"/>
+              </w:rPr>
+            </w:pPr>
+            <w:r>
+              <w:rPr>
+                <w:rFonts w:ascii="Arial" w:hAnsi="Arial" w:cs="Arial"/>
+              </w:rPr>
+              <w:t>Problemi</w:t>
+            </w:r>
+          </w:p>
+        </w:tc>
+      </w:tr>
+      <w:tr>
+        <w:tc>
+          <w:tcPr>
+            <w:tcW w:w="9854" w:type="dxa"/>
+          </w:tcPr>
+          <w:p>
+            <w:pPr>
+              <w:pStyle w:val="Paragrafoelenco"/>
+              <w:numPr>
+                <w:ilvl w:val="0"/>
+                <w:numId w:val="38"/>
+              </w:numPr>
+              <w:rPr>
+                <w:rFonts w:ascii="Arial" w:hAnsi="Arial" w:cs="Arial"/>
+              </w:rPr>
+            </w:pPr>
+            <w:r>
+              <w:rPr>
+                <w:rFonts w:ascii="Arial" w:hAnsi="Arial" w:cs="Arial"/>
+              </w:rPr>
+              <w:t xml:space="preserve">Swift Playground mi elimina l’applicativo (successo 3 volte oggi) </w:t>
+            </w:r>
+          </w:p>
+        </w:tc>
+      </w:tr>
+    </w:tbl>
+    <w:p>
+      <w:pPr>
+        <w:rPr>
+          <w:rFonts w:ascii="Arial" w:hAnsi="Arial" w:cs="Arial"/>
+        </w:rPr>
+      </w:pPr>
+    </w:p>
+    <w:tbl>
+      <w:tblPr>
+        <w:tblStyle w:val="Grigliatabella"/>
+        <w:tblW w:w="0" w:type="auto"/>
+        <w:tblLook w:val="04A0" w:firstRow="1" w:lastRow="0" w:firstColumn="1" w:lastColumn="0" w:noHBand="0" w:noVBand="1"/>
+      </w:tblPr>
+      <w:tblGrid>
+        <w:gridCol w:w="9628"/>
+      </w:tblGrid>
+      <w:tr>
+        <w:tc>
+          <w:tcPr>
+            <w:tcW w:w="9854" w:type="dxa"/>
+            <w:shd w:val="clear" w:color="auto" w:fill="FFCC99"/>
+          </w:tcPr>
+          <w:p>
+            <w:pPr>
+              <w:rPr>
+                <w:rFonts w:ascii="Arial" w:hAnsi="Arial" w:cs="Arial"/>
+              </w:rPr>
+            </w:pPr>
+            <w:r>
+              <w:rPr>
+                <w:rFonts w:ascii="Arial" w:hAnsi="Arial" w:cs="Arial"/>
+              </w:rPr>
+              <w:t>Soluzione dei problemi</w:t>
+            </w:r>
+          </w:p>
+        </w:tc>
+      </w:tr>
+      <w:tr>
+        <w:tc>
+          <w:tcPr>
+            <w:tcW w:w="9854" w:type="dxa"/>
+          </w:tcPr>
+          <w:p>
+            <w:pPr>
+              <w:pStyle w:val="Paragrafoelenco"/>
+              <w:numPr>
+                <w:ilvl w:val="0"/>
+                <w:numId w:val="39"/>
+              </w:numPr>
+              <w:rPr>
+                <w:rFonts w:ascii="Arial" w:hAnsi="Arial" w:cs="Arial"/>
+              </w:rPr>
+            </w:pPr>
+            <w:r>
+              <w:rPr>
+                <w:rFonts w:ascii="Arial" w:hAnsi="Arial" w:cs="Arial"/>
+              </w:rPr>
+              <w:t xml:space="preserve">Swift Playground non supporta dispositivi esterni (SSD) </w:t>
+            </w:r>
+            <w:r>
+              <w:rPr>
+                <w:rFonts w:ascii="Arial" w:hAnsi="Arial" w:cs="Arial"/>
+              </w:rPr>
+              <w:sym w:font="Wingdings" w:char="F0E0"/>
+            </w:r>
+            <w:r>
+              <w:rPr>
+                <w:rFonts w:ascii="Arial" w:hAnsi="Arial" w:cs="Arial"/>
+              </w:rPr>
+              <w:t xml:space="preserve"> salvare su ICloud</w:t>
+            </w:r>
+            <w:r>
+              <w:rPr>
+                <w:rFonts w:ascii="Arial" w:hAnsi="Arial" w:cs="Arial"/>
+              </w:rPr>
+              <w:t xml:space="preserve"> </w:t>
+            </w:r>
+          </w:p>
+        </w:tc>
+      </w:tr>
+    </w:tbl>
+    <w:p>
+      <w:pPr>
+        <w:rPr>
+          <w:rFonts w:ascii="Arial" w:hAnsi="Arial" w:cs="Arial"/>
+        </w:rPr>
+      </w:pPr>
+    </w:p>
+    <w:tbl>
+      <w:tblPr>
+        <w:tblStyle w:val="Grigliatabella"/>
+        <w:tblW w:w="0" w:type="auto"/>
+        <w:tblLook w:val="04A0" w:firstRow="1" w:lastRow="0" w:firstColumn="1" w:lastColumn="0" w:noHBand="0" w:noVBand="1"/>
+      </w:tblPr>
+      <w:tblGrid>
+        <w:gridCol w:w="9628"/>
+      </w:tblGrid>
+      <w:tr>
+        <w:tc>
+          <w:tcPr>
+            <w:tcW w:w="9854" w:type="dxa"/>
+            <w:shd w:val="clear" w:color="auto" w:fill="FFCC99"/>
+          </w:tcPr>
+          <w:p>
+            <w:pPr>
+              <w:rPr>
+                <w:rFonts w:ascii="Arial" w:hAnsi="Arial" w:cs="Arial"/>
+              </w:rPr>
+            </w:pPr>
+            <w:r>
+              <w:rPr>
+                <w:rFonts w:ascii="Arial" w:hAnsi="Arial" w:cs="Arial"/>
+              </w:rPr>
+              <w:t>Programma di massima per la prossima giornata di lavoro</w:t>
+            </w:r>
+          </w:p>
+        </w:tc>
+      </w:tr>
+      <w:tr>
+        <w:tc>
+          <w:tcPr>
+            <w:tcW w:w="9854" w:type="dxa"/>
+          </w:tcPr>
+          <w:p>
+            <w:pPr>
+              <w:pStyle w:val="Paragrafoelenco"/>
+              <w:numPr>
+                <w:ilvl w:val="0"/>
+                <w:numId w:val="33"/>
+              </w:numPr>
+              <w:rPr>
+                <w:rFonts w:ascii="Arial" w:hAnsi="Arial" w:cs="Arial"/>
+              </w:rPr>
+            </w:pPr>
+            <w:r>
+              <w:rPr>
+                <w:rFonts w:ascii="Arial" w:hAnsi="Arial" w:cs="Arial"/>
+              </w:rPr>
+              <w:t>Fare lo zoom out corretto</w:t>
+            </w:r>
+          </w:p>
+          <w:p>
+            <w:pPr>
+              <w:pStyle w:val="Paragrafoelenco"/>
+              <w:numPr>
+                <w:ilvl w:val="0"/>
+                <w:numId w:val="33"/>
+              </w:numPr>
+              <w:rPr>
+                <w:rFonts w:ascii="Arial" w:hAnsi="Arial" w:cs="Arial"/>
+              </w:rPr>
+            </w:pPr>
+            <w:r>
+              <w:rPr>
+                <w:rFonts w:ascii="Arial" w:hAnsi="Arial" w:cs="Arial"/>
+              </w:rPr>
+              <w:t>Risolvere il problema della luna</w:t>
+            </w:r>
+          </w:p>
+          <w:p>
+            <w:pPr>
+              <w:pStyle w:val="Paragrafoelenco"/>
+              <w:numPr>
+                <w:ilvl w:val="0"/>
+                <w:numId w:val="33"/>
+              </w:numPr>
+              <w:rPr>
+                <w:rFonts w:ascii="Arial" w:hAnsi="Arial" w:cs="Arial"/>
+              </w:rPr>
+            </w:pPr>
+            <w:r>
+              <w:rPr>
+                <w:rFonts w:ascii="Arial" w:hAnsi="Arial" w:cs="Arial"/>
+              </w:rPr>
+              <w:t>Iniziare il calendario lunare</w:t>
+            </w:r>
+          </w:p>
+          <w:p>
+            <w:pPr>
+              <w:pStyle w:val="Paragrafoelenco"/>
+              <w:numPr>
+                <w:ilvl w:val="0"/>
+                <w:numId w:val="33"/>
+              </w:numPr>
+              <w:rPr>
+                <w:rFonts w:ascii="Arial" w:hAnsi="Arial" w:cs="Arial"/>
+              </w:rPr>
+            </w:pPr>
+            <w:r>
+              <w:rPr>
+                <w:rFonts w:ascii="Arial" w:hAnsi="Arial" w:cs="Arial"/>
+              </w:rPr>
+              <w:t>Continuare la documentazione</w:t>
+            </w:r>
+          </w:p>
+        </w:tc>
+      </w:tr>
+    </w:tbl>
+    <w:p>
+      <w:pPr>
+        <w:rPr>
+          <w:rFonts w:ascii="Arial" w:hAnsi="Arial" w:cs="Arial"/>
+        </w:rPr>
+      </w:pPr>
+    </w:p>
     <w:sectPr>
-      <w:headerReference w:type="default" r:id="rId8"/>
-      <w:footerReference w:type="default" r:id="rId9"/>
+      <w:headerReference w:type="default" r:id="rId11"/>
+      <w:footerReference w:type="default" r:id="rId12"/>
       <w:pgSz w:w="11906" w:h="16838"/>
       <w:pgMar w:top="1135" w:right="1134" w:bottom="993" w:left="1134" w:header="708" w:footer="314" w:gutter="0"/>
       <w:cols w:space="708"/>
@@ -4825,6 +6393,95 @@
     </w:lvl>
   </w:abstractNum>
   <w:abstractNum w:abstractNumId="8" w15:restartNumberingAfterBreak="0">
+    <w:nsid w:val="2F70073D"/>
+    <w:multiLevelType w:val="hybridMultilevel"/>
+    <w:tmpl w:val="0F487A7E"/>
+    <w:lvl w:ilvl="0" w:tplc="FFFFFFFF">
+      <w:start w:val="1"/>
+      <w:numFmt w:val="decimal"/>
+      <w:lvlText w:val="%1)"/>
+      <w:lvlJc w:val="left"/>
+      <w:pPr>
+        <w:ind w:left="720" w:hanging="360"/>
+      </w:pPr>
+      <w:rPr>
+        <w:rFonts w:hint="default"/>
+      </w:rPr>
+    </w:lvl>
+    <w:lvl w:ilvl="1" w:tplc="FFFFFFFF" w:tentative="1">
+      <w:start w:val="1"/>
+      <w:numFmt w:val="lowerLetter"/>
+      <w:lvlText w:val="%2."/>
+      <w:lvlJc w:val="left"/>
+      <w:pPr>
+        <w:ind w:left="1440" w:hanging="360"/>
+      </w:pPr>
+    </w:lvl>
+    <w:lvl w:ilvl="2" w:tplc="FFFFFFFF" w:tentative="1">
+      <w:start w:val="1"/>
+      <w:numFmt w:val="lowerRoman"/>
+      <w:lvlText w:val="%3."/>
+      <w:lvlJc w:val="right"/>
+      <w:pPr>
+        <w:ind w:left="2160" w:hanging="180"/>
+      </w:pPr>
+    </w:lvl>
+    <w:lvl w:ilvl="3" w:tplc="FFFFFFFF" w:tentative="1">
+      <w:start w:val="1"/>
+      <w:numFmt w:val="decimal"/>
+      <w:lvlText w:val="%4."/>
+      <w:lvlJc w:val="left"/>
+      <w:pPr>
+        <w:ind w:left="2880" w:hanging="360"/>
+      </w:pPr>
+    </w:lvl>
+    <w:lvl w:ilvl="4" w:tplc="FFFFFFFF" w:tentative="1">
+      <w:start w:val="1"/>
+      <w:numFmt w:val="lowerLetter"/>
+      <w:lvlText w:val="%5."/>
+      <w:lvlJc w:val="left"/>
+      <w:pPr>
+        <w:ind w:left="3600" w:hanging="360"/>
+      </w:pPr>
+    </w:lvl>
+    <w:lvl w:ilvl="5" w:tplc="FFFFFFFF" w:tentative="1">
+      <w:start w:val="1"/>
+      <w:numFmt w:val="lowerRoman"/>
+      <w:lvlText w:val="%6."/>
+      <w:lvlJc w:val="right"/>
+      <w:pPr>
+        <w:ind w:left="4320" w:hanging="180"/>
+      </w:pPr>
+    </w:lvl>
+    <w:lvl w:ilvl="6" w:tplc="FFFFFFFF" w:tentative="1">
+      <w:start w:val="1"/>
+      <w:numFmt w:val="decimal"/>
+      <w:lvlText w:val="%7."/>
+      <w:lvlJc w:val="left"/>
+      <w:pPr>
+        <w:ind w:left="5040" w:hanging="360"/>
+      </w:pPr>
+    </w:lvl>
+    <w:lvl w:ilvl="7" w:tplc="FFFFFFFF" w:tentative="1">
+      <w:start w:val="1"/>
+      <w:numFmt w:val="lowerLetter"/>
+      <w:lvlText w:val="%8."/>
+      <w:lvlJc w:val="left"/>
+      <w:pPr>
+        <w:ind w:left="5760" w:hanging="360"/>
+      </w:pPr>
+    </w:lvl>
+    <w:lvl w:ilvl="8" w:tplc="FFFFFFFF" w:tentative="1">
+      <w:start w:val="1"/>
+      <w:numFmt w:val="lowerRoman"/>
+      <w:lvlText w:val="%9."/>
+      <w:lvlJc w:val="right"/>
+      <w:pPr>
+        <w:ind w:left="6480" w:hanging="180"/>
+      </w:pPr>
+    </w:lvl>
+  </w:abstractNum>
+  <w:abstractNum w:abstractNumId="9" w15:restartNumberingAfterBreak="0">
     <w:nsid w:val="3311400E"/>
     <w:multiLevelType w:val="hybridMultilevel"/>
     <w:tmpl w:val="934C578E"/>
@@ -4913,7 +6570,7 @@
       </w:pPr>
     </w:lvl>
   </w:abstractNum>
-  <w:abstractNum w:abstractNumId="9" w15:restartNumberingAfterBreak="0">
+  <w:abstractNum w:abstractNumId="10" w15:restartNumberingAfterBreak="0">
     <w:nsid w:val="36E11DF4"/>
     <w:multiLevelType w:val="hybridMultilevel"/>
     <w:tmpl w:val="1856E4BE"/>
@@ -5025,7 +6682,7 @@
       </w:rPr>
     </w:lvl>
   </w:abstractNum>
-  <w:abstractNum w:abstractNumId="10" w15:restartNumberingAfterBreak="0">
+  <w:abstractNum w:abstractNumId="11" w15:restartNumberingAfterBreak="0">
     <w:nsid w:val="3AFA4BF8"/>
     <w:multiLevelType w:val="hybridMultilevel"/>
     <w:tmpl w:val="EF1C99B4"/>
@@ -5137,7 +6794,7 @@
       </w:rPr>
     </w:lvl>
   </w:abstractNum>
-  <w:abstractNum w:abstractNumId="11" w15:restartNumberingAfterBreak="0">
+  <w:abstractNum w:abstractNumId="12" w15:restartNumberingAfterBreak="0">
     <w:nsid w:val="3D4C551D"/>
     <w:multiLevelType w:val="hybridMultilevel"/>
     <w:tmpl w:val="1D629A34"/>
@@ -5250,7 +6907,7 @@
       </w:rPr>
     </w:lvl>
   </w:abstractNum>
-  <w:abstractNum w:abstractNumId="12" w15:restartNumberingAfterBreak="0">
+  <w:abstractNum w:abstractNumId="13" w15:restartNumberingAfterBreak="0">
     <w:nsid w:val="3EBE4D1A"/>
     <w:multiLevelType w:val="hybridMultilevel"/>
     <w:tmpl w:val="C2E8BF98"/>
@@ -5362,7 +7019,7 @@
       </w:rPr>
     </w:lvl>
   </w:abstractNum>
-  <w:abstractNum w:abstractNumId="13" w15:restartNumberingAfterBreak="0">
+  <w:abstractNum w:abstractNumId="14" w15:restartNumberingAfterBreak="0">
     <w:nsid w:val="3F671B2A"/>
     <w:multiLevelType w:val="hybridMultilevel"/>
     <w:tmpl w:val="837CCA7E"/>
@@ -5475,7 +7132,7 @@
       </w:rPr>
     </w:lvl>
   </w:abstractNum>
-  <w:abstractNum w:abstractNumId="14" w15:restartNumberingAfterBreak="0">
+  <w:abstractNum w:abstractNumId="15" w15:restartNumberingAfterBreak="0">
     <w:nsid w:val="432D4A14"/>
     <w:multiLevelType w:val="hybridMultilevel"/>
     <w:tmpl w:val="3850D6E2"/>
@@ -5587,7 +7244,7 @@
       </w:rPr>
     </w:lvl>
   </w:abstractNum>
-  <w:abstractNum w:abstractNumId="15" w15:restartNumberingAfterBreak="0">
+  <w:abstractNum w:abstractNumId="16" w15:restartNumberingAfterBreak="0">
     <w:nsid w:val="442C21C6"/>
     <w:multiLevelType w:val="hybridMultilevel"/>
     <w:tmpl w:val="D64E2F34"/>
@@ -5700,7 +7357,7 @@
       </w:rPr>
     </w:lvl>
   </w:abstractNum>
-  <w:abstractNum w:abstractNumId="16" w15:restartNumberingAfterBreak="0">
+  <w:abstractNum w:abstractNumId="17" w15:restartNumberingAfterBreak="0">
     <w:nsid w:val="44F65ACA"/>
     <w:multiLevelType w:val="hybridMultilevel"/>
     <w:tmpl w:val="A3C8D654"/>
@@ -5813,7 +7470,7 @@
       </w:rPr>
     </w:lvl>
   </w:abstractNum>
-  <w:abstractNum w:abstractNumId="17" w15:restartNumberingAfterBreak="0">
+  <w:abstractNum w:abstractNumId="18" w15:restartNumberingAfterBreak="0">
     <w:nsid w:val="45714A95"/>
     <w:multiLevelType w:val="hybridMultilevel"/>
     <w:tmpl w:val="05F4A790"/>
@@ -5925,7 +7582,7 @@
       </w:rPr>
     </w:lvl>
   </w:abstractNum>
-  <w:abstractNum w:abstractNumId="18" w15:restartNumberingAfterBreak="0">
+  <w:abstractNum w:abstractNumId="19" w15:restartNumberingAfterBreak="0">
     <w:nsid w:val="47473CE2"/>
     <w:multiLevelType w:val="hybridMultilevel"/>
     <w:tmpl w:val="ECF27DAE"/>
@@ -6037,7 +7694,7 @@
       </w:rPr>
     </w:lvl>
   </w:abstractNum>
-  <w:abstractNum w:abstractNumId="19" w15:restartNumberingAfterBreak="0">
+  <w:abstractNum w:abstractNumId="20" w15:restartNumberingAfterBreak="0">
     <w:nsid w:val="478C1134"/>
     <w:multiLevelType w:val="hybridMultilevel"/>
     <w:tmpl w:val="A4D27BA6"/>
@@ -6126,7 +7783,7 @@
       </w:pPr>
     </w:lvl>
   </w:abstractNum>
-  <w:abstractNum w:abstractNumId="20" w15:restartNumberingAfterBreak="0">
+  <w:abstractNum w:abstractNumId="21" w15:restartNumberingAfterBreak="0">
     <w:nsid w:val="4CCB3A32"/>
     <w:multiLevelType w:val="hybridMultilevel"/>
     <w:tmpl w:val="0F487A7E"/>
@@ -6215,7 +7872,7 @@
       </w:pPr>
     </w:lvl>
   </w:abstractNum>
-  <w:abstractNum w:abstractNumId="21" w15:restartNumberingAfterBreak="0">
+  <w:abstractNum w:abstractNumId="22" w15:restartNumberingAfterBreak="0">
     <w:nsid w:val="4D8115E5"/>
     <w:multiLevelType w:val="hybridMultilevel"/>
     <w:tmpl w:val="3DC066B4"/>
@@ -6328,7 +7985,96 @@
       </w:rPr>
     </w:lvl>
   </w:abstractNum>
-  <w:abstractNum w:abstractNumId="22" w15:restartNumberingAfterBreak="0">
+  <w:abstractNum w:abstractNumId="23" w15:restartNumberingAfterBreak="0">
+    <w:nsid w:val="4DA745FC"/>
+    <w:multiLevelType w:val="hybridMultilevel"/>
+    <w:tmpl w:val="A4D27BA6"/>
+    <w:lvl w:ilvl="0" w:tplc="FFFFFFFF">
+      <w:start w:val="1"/>
+      <w:numFmt w:val="decimal"/>
+      <w:lvlText w:val="%1)"/>
+      <w:lvlJc w:val="left"/>
+      <w:pPr>
+        <w:ind w:left="720" w:hanging="360"/>
+      </w:pPr>
+      <w:rPr>
+        <w:rFonts w:hint="default"/>
+      </w:rPr>
+    </w:lvl>
+    <w:lvl w:ilvl="1" w:tplc="FFFFFFFF" w:tentative="1">
+      <w:start w:val="1"/>
+      <w:numFmt w:val="lowerLetter"/>
+      <w:lvlText w:val="%2."/>
+      <w:lvlJc w:val="left"/>
+      <w:pPr>
+        <w:ind w:left="1440" w:hanging="360"/>
+      </w:pPr>
+    </w:lvl>
+    <w:lvl w:ilvl="2" w:tplc="FFFFFFFF" w:tentative="1">
+      <w:start w:val="1"/>
+      <w:numFmt w:val="lowerRoman"/>
+      <w:lvlText w:val="%3."/>
+      <w:lvlJc w:val="right"/>
+      <w:pPr>
+        <w:ind w:left="2160" w:hanging="180"/>
+      </w:pPr>
+    </w:lvl>
+    <w:lvl w:ilvl="3" w:tplc="FFFFFFFF" w:tentative="1">
+      <w:start w:val="1"/>
+      <w:numFmt w:val="decimal"/>
+      <w:lvlText w:val="%4."/>
+      <w:lvlJc w:val="left"/>
+      <w:pPr>
+        <w:ind w:left="2880" w:hanging="360"/>
+      </w:pPr>
+    </w:lvl>
+    <w:lvl w:ilvl="4" w:tplc="FFFFFFFF" w:tentative="1">
+      <w:start w:val="1"/>
+      <w:numFmt w:val="lowerLetter"/>
+      <w:lvlText w:val="%5."/>
+      <w:lvlJc w:val="left"/>
+      <w:pPr>
+        <w:ind w:left="3600" w:hanging="360"/>
+      </w:pPr>
+    </w:lvl>
+    <w:lvl w:ilvl="5" w:tplc="FFFFFFFF" w:tentative="1">
+      <w:start w:val="1"/>
+      <w:numFmt w:val="lowerRoman"/>
+      <w:lvlText w:val="%6."/>
+      <w:lvlJc w:val="right"/>
+      <w:pPr>
+        <w:ind w:left="4320" w:hanging="180"/>
+      </w:pPr>
+    </w:lvl>
+    <w:lvl w:ilvl="6" w:tplc="FFFFFFFF" w:tentative="1">
+      <w:start w:val="1"/>
+      <w:numFmt w:val="decimal"/>
+      <w:lvlText w:val="%7."/>
+      <w:lvlJc w:val="left"/>
+      <w:pPr>
+        <w:ind w:left="5040" w:hanging="360"/>
+      </w:pPr>
+    </w:lvl>
+    <w:lvl w:ilvl="7" w:tplc="FFFFFFFF" w:tentative="1">
+      <w:start w:val="1"/>
+      <w:numFmt w:val="lowerLetter"/>
+      <w:lvlText w:val="%8."/>
+      <w:lvlJc w:val="left"/>
+      <w:pPr>
+        <w:ind w:left="5760" w:hanging="360"/>
+      </w:pPr>
+    </w:lvl>
+    <w:lvl w:ilvl="8" w:tplc="FFFFFFFF" w:tentative="1">
+      <w:start w:val="1"/>
+      <w:numFmt w:val="lowerRoman"/>
+      <w:lvlText w:val="%9."/>
+      <w:lvlJc w:val="right"/>
+      <w:pPr>
+        <w:ind w:left="6480" w:hanging="180"/>
+      </w:pPr>
+    </w:lvl>
+  </w:abstractNum>
+  <w:abstractNum w:abstractNumId="24" w15:restartNumberingAfterBreak="0">
     <w:nsid w:val="4EC93F75"/>
     <w:multiLevelType w:val="hybridMultilevel"/>
     <w:tmpl w:val="A24239B6"/>
@@ -6417,7 +8163,7 @@
       </w:pPr>
     </w:lvl>
   </w:abstractNum>
-  <w:abstractNum w:abstractNumId="23" w15:restartNumberingAfterBreak="0">
+  <w:abstractNum w:abstractNumId="25" w15:restartNumberingAfterBreak="0">
     <w:nsid w:val="5349714E"/>
     <w:multiLevelType w:val="hybridMultilevel"/>
     <w:tmpl w:val="0F487A7E"/>
@@ -6506,7 +8252,7 @@
       </w:pPr>
     </w:lvl>
   </w:abstractNum>
-  <w:abstractNum w:abstractNumId="24" w15:restartNumberingAfterBreak="0">
+  <w:abstractNum w:abstractNumId="26" w15:restartNumberingAfterBreak="0">
     <w:nsid w:val="53D85119"/>
     <w:multiLevelType w:val="hybridMultilevel"/>
     <w:tmpl w:val="64B2762C"/>
@@ -6595,7 +8341,7 @@
       </w:pPr>
     </w:lvl>
   </w:abstractNum>
-  <w:abstractNum w:abstractNumId="25" w15:restartNumberingAfterBreak="0">
+  <w:abstractNum w:abstractNumId="27" w15:restartNumberingAfterBreak="0">
     <w:nsid w:val="5A3606D5"/>
     <w:multiLevelType w:val="hybridMultilevel"/>
     <w:tmpl w:val="91805626"/>
@@ -6708,7 +8454,7 @@
       </w:rPr>
     </w:lvl>
   </w:abstractNum>
-  <w:abstractNum w:abstractNumId="26" w15:restartNumberingAfterBreak="0">
+  <w:abstractNum w:abstractNumId="28" w15:restartNumberingAfterBreak="0">
     <w:nsid w:val="61C87B25"/>
     <w:multiLevelType w:val="hybridMultilevel"/>
     <w:tmpl w:val="6FA21976"/>
@@ -6821,7 +8567,7 @@
       </w:rPr>
     </w:lvl>
   </w:abstractNum>
-  <w:abstractNum w:abstractNumId="27" w15:restartNumberingAfterBreak="0">
+  <w:abstractNum w:abstractNumId="29" w15:restartNumberingAfterBreak="0">
     <w:nsid w:val="621D43F7"/>
     <w:multiLevelType w:val="hybridMultilevel"/>
     <w:tmpl w:val="E1BA4850"/>
@@ -6934,7 +8680,7 @@
       </w:rPr>
     </w:lvl>
   </w:abstractNum>
-  <w:abstractNum w:abstractNumId="28" w15:restartNumberingAfterBreak="0">
+  <w:abstractNum w:abstractNumId="30" w15:restartNumberingAfterBreak="0">
     <w:nsid w:val="62C27A29"/>
     <w:multiLevelType w:val="hybridMultilevel"/>
     <w:tmpl w:val="5A4A1FDC"/>
@@ -7023,7 +8769,7 @@
       </w:pPr>
     </w:lvl>
   </w:abstractNum>
-  <w:abstractNum w:abstractNumId="29" w15:restartNumberingAfterBreak="0">
+  <w:abstractNum w:abstractNumId="31" w15:restartNumberingAfterBreak="0">
     <w:nsid w:val="657763C8"/>
     <w:multiLevelType w:val="hybridMultilevel"/>
     <w:tmpl w:val="94F87C5A"/>
@@ -7136,7 +8882,7 @@
       </w:rPr>
     </w:lvl>
   </w:abstractNum>
-  <w:abstractNum w:abstractNumId="30" w15:restartNumberingAfterBreak="0">
+  <w:abstractNum w:abstractNumId="32" w15:restartNumberingAfterBreak="0">
     <w:nsid w:val="6AFC21B1"/>
     <w:multiLevelType w:val="hybridMultilevel"/>
     <w:tmpl w:val="ABCC59D8"/>
@@ -7248,7 +8994,7 @@
       </w:rPr>
     </w:lvl>
   </w:abstractNum>
-  <w:abstractNum w:abstractNumId="31" w15:restartNumberingAfterBreak="0">
+  <w:abstractNum w:abstractNumId="33" w15:restartNumberingAfterBreak="0">
     <w:nsid w:val="6FA971DC"/>
     <w:multiLevelType w:val="hybridMultilevel"/>
     <w:tmpl w:val="097A0A14"/>
@@ -7337,7 +9083,7 @@
       </w:pPr>
     </w:lvl>
   </w:abstractNum>
-  <w:abstractNum w:abstractNumId="32" w15:restartNumberingAfterBreak="0">
+  <w:abstractNum w:abstractNumId="34" w15:restartNumberingAfterBreak="0">
     <w:nsid w:val="7038739E"/>
     <w:multiLevelType w:val="hybridMultilevel"/>
     <w:tmpl w:val="097A0A14"/>
@@ -7426,10 +9172,10 @@
       </w:pPr>
     </w:lvl>
   </w:abstractNum>
-  <w:abstractNum w:abstractNumId="33" w15:restartNumberingAfterBreak="0">
+  <w:abstractNum w:abstractNumId="35" w15:restartNumberingAfterBreak="0">
     <w:nsid w:val="73171907"/>
     <w:multiLevelType w:val="hybridMultilevel"/>
-    <w:tmpl w:val="A86A707E"/>
+    <w:tmpl w:val="0C7E78D0"/>
     <w:lvl w:ilvl="0" w:tplc="34AE53CE">
       <w:start w:val="19"/>
       <w:numFmt w:val="bullet"/>
@@ -7442,14 +9188,17 @@
         <w:rFonts w:ascii="Arial" w:eastAsiaTheme="minorHAnsi" w:hAnsi="Arial" w:cs="Arial" w:hint="default"/>
       </w:rPr>
     </w:lvl>
-    <w:lvl w:ilvl="1" w:tplc="FFFFFFFF" w:tentative="1">
-      <w:start w:val="1"/>
-      <w:numFmt w:val="lowerLetter"/>
-      <w:lvlText w:val="%2."/>
+    <w:lvl w:ilvl="1" w:tplc="08100001">
+      <w:start w:val="1"/>
+      <w:numFmt w:val="bullet"/>
+      <w:lvlText w:val=""/>
       <w:lvlJc w:val="left"/>
       <w:pPr>
         <w:ind w:left="1440" w:hanging="360"/>
       </w:pPr>
+      <w:rPr>
+        <w:rFonts w:ascii="Symbol" w:hAnsi="Symbol" w:hint="default"/>
+      </w:rPr>
     </w:lvl>
     <w:lvl w:ilvl="2" w:tplc="FFFFFFFF" w:tentative="1">
       <w:start w:val="1"/>
@@ -7515,7 +9264,7 @@
       </w:pPr>
     </w:lvl>
   </w:abstractNum>
-  <w:abstractNum w:abstractNumId="34" w15:restartNumberingAfterBreak="0">
+  <w:abstractNum w:abstractNumId="36" w15:restartNumberingAfterBreak="0">
     <w:nsid w:val="74DB59D8"/>
     <w:multiLevelType w:val="hybridMultilevel"/>
     <w:tmpl w:val="E334E25C"/>
@@ -7628,7 +9377,7 @@
       </w:rPr>
     </w:lvl>
   </w:abstractNum>
-  <w:abstractNum w:abstractNumId="35" w15:restartNumberingAfterBreak="0">
+  <w:abstractNum w:abstractNumId="37" w15:restartNumberingAfterBreak="0">
     <w:nsid w:val="75092A01"/>
     <w:multiLevelType w:val="hybridMultilevel"/>
     <w:tmpl w:val="589015D2"/>
@@ -7717,7 +9466,7 @@
       </w:pPr>
     </w:lvl>
   </w:abstractNum>
-  <w:abstractNum w:abstractNumId="36" w15:restartNumberingAfterBreak="0">
+  <w:abstractNum w:abstractNumId="38" w15:restartNumberingAfterBreak="0">
     <w:nsid w:val="7DC25969"/>
     <w:multiLevelType w:val="hybridMultilevel"/>
     <w:tmpl w:val="49A4B118"/>
@@ -7807,103 +9556,103 @@
     </w:lvl>
   </w:abstractNum>
   <w:num w:numId="1" w16cid:durableId="1957447704">
-    <w:abstractNumId w:val="26"/>
+    <w:abstractNumId w:val="28"/>
   </w:num>
   <w:num w:numId="2" w16cid:durableId="59527469">
-    <w:abstractNumId w:val="21"/>
+    <w:abstractNumId w:val="22"/>
   </w:num>
   <w:num w:numId="3" w16cid:durableId="1416709535">
-    <w:abstractNumId w:val="27"/>
+    <w:abstractNumId w:val="29"/>
   </w:num>
   <w:num w:numId="4" w16cid:durableId="1610893008">
-    <w:abstractNumId w:val="11"/>
+    <w:abstractNumId w:val="12"/>
   </w:num>
   <w:num w:numId="5" w16cid:durableId="1295134469">
-    <w:abstractNumId w:val="34"/>
+    <w:abstractNumId w:val="36"/>
   </w:num>
   <w:num w:numId="6" w16cid:durableId="534275369">
     <w:abstractNumId w:val="3"/>
   </w:num>
   <w:num w:numId="7" w16cid:durableId="1583644609">
-    <w:abstractNumId w:val="29"/>
+    <w:abstractNumId w:val="31"/>
   </w:num>
   <w:num w:numId="8" w16cid:durableId="458959633">
+    <w:abstractNumId w:val="16"/>
+  </w:num>
+  <w:num w:numId="9" w16cid:durableId="2084061915">
+    <w:abstractNumId w:val="13"/>
+  </w:num>
+  <w:num w:numId="10" w16cid:durableId="513956138">
     <w:abstractNumId w:val="15"/>
   </w:num>
-  <w:num w:numId="9" w16cid:durableId="2084061915">
-    <w:abstractNumId w:val="12"/>
-  </w:num>
-  <w:num w:numId="10" w16cid:durableId="513956138">
-    <w:abstractNumId w:val="14"/>
-  </w:num>
   <w:num w:numId="11" w16cid:durableId="1546671389">
-    <w:abstractNumId w:val="25"/>
+    <w:abstractNumId w:val="27"/>
   </w:num>
   <w:num w:numId="12" w16cid:durableId="402920289">
     <w:abstractNumId w:val="2"/>
   </w:num>
   <w:num w:numId="13" w16cid:durableId="1107234592">
-    <w:abstractNumId w:val="10"/>
+    <w:abstractNumId w:val="11"/>
   </w:num>
   <w:num w:numId="14" w16cid:durableId="1864903367">
+    <w:abstractNumId w:val="18"/>
+  </w:num>
+  <w:num w:numId="15" w16cid:durableId="707147569">
+    <w:abstractNumId w:val="14"/>
+  </w:num>
+  <w:num w:numId="16" w16cid:durableId="623736467">
+    <w:abstractNumId w:val="19"/>
+  </w:num>
+  <w:num w:numId="17" w16cid:durableId="731926938">
+    <w:abstractNumId w:val="38"/>
+  </w:num>
+  <w:num w:numId="18" w16cid:durableId="1601529823">
     <w:abstractNumId w:val="17"/>
   </w:num>
-  <w:num w:numId="15" w16cid:durableId="707147569">
-    <w:abstractNumId w:val="13"/>
-  </w:num>
-  <w:num w:numId="16" w16cid:durableId="623736467">
-    <w:abstractNumId w:val="18"/>
-  </w:num>
-  <w:num w:numId="17" w16cid:durableId="731926938">
-    <w:abstractNumId w:val="36"/>
-  </w:num>
-  <w:num w:numId="18" w16cid:durableId="1601529823">
-    <w:abstractNumId w:val="16"/>
-  </w:num>
   <w:num w:numId="19" w16cid:durableId="1571695026">
-    <w:abstractNumId w:val="30"/>
+    <w:abstractNumId w:val="32"/>
   </w:num>
   <w:num w:numId="20" w16cid:durableId="1652908612">
-    <w:abstractNumId w:val="9"/>
+    <w:abstractNumId w:val="10"/>
   </w:num>
   <w:num w:numId="21" w16cid:durableId="1942452452">
     <w:abstractNumId w:val="1"/>
   </w:num>
   <w:num w:numId="22" w16cid:durableId="825125332">
-    <w:abstractNumId w:val="28"/>
+    <w:abstractNumId w:val="30"/>
   </w:num>
   <w:num w:numId="23" w16cid:durableId="1587955983">
-    <w:abstractNumId w:val="32"/>
+    <w:abstractNumId w:val="34"/>
   </w:num>
   <w:num w:numId="24" w16cid:durableId="598878319">
     <w:abstractNumId w:val="6"/>
   </w:num>
   <w:num w:numId="25" w16cid:durableId="1193154563">
-    <w:abstractNumId w:val="22"/>
+    <w:abstractNumId w:val="24"/>
   </w:num>
   <w:num w:numId="26" w16cid:durableId="1386684259">
-    <w:abstractNumId w:val="31"/>
+    <w:abstractNumId w:val="33"/>
   </w:num>
   <w:num w:numId="27" w16cid:durableId="807094125">
     <w:abstractNumId w:val="4"/>
   </w:num>
   <w:num w:numId="28" w16cid:durableId="1632978943">
-    <w:abstractNumId w:val="24"/>
+    <w:abstractNumId w:val="26"/>
   </w:num>
   <w:num w:numId="29" w16cid:durableId="1529564583">
-    <w:abstractNumId w:val="33"/>
+    <w:abstractNumId w:val="35"/>
   </w:num>
   <w:num w:numId="30" w16cid:durableId="528180174">
-    <w:abstractNumId w:val="35"/>
+    <w:abstractNumId w:val="37"/>
   </w:num>
   <w:num w:numId="31" w16cid:durableId="734934578">
-    <w:abstractNumId w:val="19"/>
+    <w:abstractNumId w:val="20"/>
   </w:num>
   <w:num w:numId="32" w16cid:durableId="1160586055">
-    <w:abstractNumId w:val="20"/>
+    <w:abstractNumId w:val="21"/>
   </w:num>
   <w:num w:numId="33" w16cid:durableId="755177104">
-    <w:abstractNumId w:val="8"/>
+    <w:abstractNumId w:val="9"/>
   </w:num>
   <w:num w:numId="34" w16cid:durableId="630137642">
     <w:abstractNumId w:val="7"/>
@@ -7915,7 +9664,13 @@
     <w:abstractNumId w:val="0"/>
   </w:num>
   <w:num w:numId="37" w16cid:durableId="392393739">
+    <w:abstractNumId w:val="25"/>
+  </w:num>
+  <w:num w:numId="38" w16cid:durableId="198051355">
     <w:abstractNumId w:val="23"/>
+  </w:num>
+  <w:num w:numId="39" w16cid:durableId="1490053342">
+    <w:abstractNumId w:val="8"/>
   </w:num>
 </w:numbering>
 </file>
@@ -8762,6 +10517,30 @@
       <w:lang w:eastAsia="it-CH"/>
     </w:rPr>
   </w:style>
+  <w:style w:type="character" w:styleId="Menzionenonrisolta">
+    <w:name w:val="Unresolved Mention"/>
+    <w:basedOn w:val="Carpredefinitoparagrafo"/>
+    <w:uiPriority w:val="99"/>
+    <w:semiHidden/>
+    <w:unhideWhenUsed/>
+    <w:rsid w:val="00EA30F7"/>
+    <w:rPr>
+      <w:color w:val="605E5C"/>
+      <w:shd w:val="clear" w:color="auto" w:fill="E1DFDD"/>
+    </w:rPr>
+  </w:style>
+  <w:style w:type="character" w:styleId="Collegamentovisitato">
+    <w:name w:val="FollowedHyperlink"/>
+    <w:basedOn w:val="Carpredefinitoparagrafo"/>
+    <w:uiPriority w:val="99"/>
+    <w:semiHidden/>
+    <w:unhideWhenUsed/>
+    <w:rsid w:val="00EA30F7"/>
+    <w:rPr>
+      <w:color w:val="800080" w:themeColor="followedHyperlink"/>
+      <w:u w:val="single"/>
+    </w:rPr>
+  </w:style>
 </w:styles>
 </file>
 
@@ -8907,6 +10686,7 @@
     <w:rsid w:val="001C54F7"/>
     <w:rsid w:val="001D27C6"/>
     <w:rsid w:val="001E62F3"/>
+    <w:rsid w:val="0023575C"/>
     <w:rsid w:val="00251CAF"/>
     <w:rsid w:val="00262942"/>
     <w:rsid w:val="00262E13"/>
@@ -8941,6 +10721,7 @@
     <w:rsid w:val="005B2EF9"/>
     <w:rsid w:val="005D27BB"/>
     <w:rsid w:val="005D407D"/>
+    <w:rsid w:val="005E726A"/>
     <w:rsid w:val="005F1498"/>
     <w:rsid w:val="006162E1"/>
     <w:rsid w:val="0063600C"/>
@@ -8991,12 +10772,14 @@
     <w:rsid w:val="00AE278E"/>
     <w:rsid w:val="00AE7D08"/>
     <w:rsid w:val="00AF0AA0"/>
+    <w:rsid w:val="00B35769"/>
     <w:rsid w:val="00B36B9F"/>
     <w:rsid w:val="00B5079C"/>
     <w:rsid w:val="00BD119E"/>
     <w:rsid w:val="00C22A10"/>
     <w:rsid w:val="00C57AC2"/>
     <w:rsid w:val="00CB349C"/>
+    <w:rsid w:val="00CC154E"/>
     <w:rsid w:val="00CC52D3"/>
     <w:rsid w:val="00CC5E51"/>
     <w:rsid w:val="00CD4850"/>

--- a/4_Diari/Diario di lavoro.docx
+++ b/4_Diari/Diario di lavoro.docx
@@ -4601,13 +4601,7 @@
               <w:rPr>
                 <w:rFonts w:ascii="Arial" w:hAnsi="Arial" w:cs="Arial"/>
               </w:rPr>
-              <w:t>21</w:t>
-            </w:r>
-            <w:r>
-              <w:rPr>
-                <w:rFonts w:ascii="Arial" w:hAnsi="Arial" w:cs="Arial"/>
-              </w:rPr>
-              <w:t>.11.2025</w:t>
+              <w:t>21.11.2025</w:t>
             </w:r>
           </w:p>
         </w:tc>
@@ -5376,9 +5370,882 @@
         </w:rPr>
       </w:pPr>
     </w:p>
+    <w:p>
+      <w:pPr>
+        <w:rPr>
+          <w:rFonts w:ascii="Arial" w:hAnsi="Arial" w:cs="Arial"/>
+        </w:rPr>
+      </w:pPr>
+      <w:r>
+        <w:rPr>
+          <w:rFonts w:ascii="Arial" w:hAnsi="Arial" w:cs="Arial"/>
+        </w:rPr>
+        <w:br w:type="page"/>
+      </w:r>
+    </w:p>
+    <w:tbl>
+      <w:tblPr>
+        <w:tblStyle w:val="Grigliatabella"/>
+        <w:tblW w:w="9634" w:type="dxa"/>
+        <w:tblLook w:val="04A0" w:firstRow="1" w:lastRow="0" w:firstColumn="1" w:lastColumn="0" w:noHBand="0" w:noVBand="1"/>
+      </w:tblPr>
+      <w:tblGrid>
+        <w:gridCol w:w="4803"/>
+        <w:gridCol w:w="4831"/>
+      </w:tblGrid>
+      <w:tr>
+        <w:trPr>
+          <w:trHeight w:hRule="exact" w:val="397"/>
+        </w:trPr>
+        <w:tc>
+          <w:tcPr>
+            <w:tcW w:w="4803" w:type="dxa"/>
+            <w:shd w:val="clear" w:color="auto" w:fill="00CDC8"/>
+            <w:vAlign w:val="center"/>
+          </w:tcPr>
+          <w:p>
+            <w:pPr>
+              <w:rPr>
+                <w:rFonts w:ascii="Arial" w:hAnsi="Arial" w:cs="Arial"/>
+              </w:rPr>
+            </w:pPr>
+            <w:r>
+              <w:rPr>
+                <w:rFonts w:ascii="Arial" w:hAnsi="Arial" w:cs="Arial"/>
+              </w:rPr>
+              <w:lastRenderedPageBreak/>
+              <w:t>Luogo</w:t>
+            </w:r>
+          </w:p>
+        </w:tc>
+        <w:tc>
+          <w:tcPr>
+            <w:tcW w:w="4831" w:type="dxa"/>
+            <w:shd w:val="clear" w:color="auto" w:fill="00CDC8"/>
+            <w:vAlign w:val="center"/>
+          </w:tcPr>
+          <w:p>
+            <w:pPr>
+              <w:pStyle w:val="Nessunaspaziatura"/>
+              <w:spacing w:line="360" w:lineRule="auto"/>
+              <w:rPr>
+                <w:rFonts w:ascii="Arial" w:hAnsi="Arial" w:cs="Arial"/>
+              </w:rPr>
+            </w:pPr>
+            <w:r>
+              <w:rPr>
+                <w:rFonts w:ascii="Arial" w:hAnsi="Arial" w:cs="Arial"/>
+              </w:rPr>
+              <w:t>Canobbio</w:t>
+            </w:r>
+          </w:p>
+        </w:tc>
+      </w:tr>
+      <w:tr>
+        <w:trPr>
+          <w:trHeight w:hRule="exact" w:val="397"/>
+        </w:trPr>
+        <w:tc>
+          <w:tcPr>
+            <w:tcW w:w="4803" w:type="dxa"/>
+            <w:shd w:val="clear" w:color="auto" w:fill="00CDC8"/>
+            <w:vAlign w:val="center"/>
+          </w:tcPr>
+          <w:p>
+            <w:pPr>
+              <w:rPr>
+                <w:rFonts w:ascii="Arial" w:hAnsi="Arial" w:cs="Arial"/>
+              </w:rPr>
+            </w:pPr>
+            <w:r>
+              <w:rPr>
+                <w:rFonts w:ascii="Arial" w:hAnsi="Arial" w:cs="Arial"/>
+              </w:rPr>
+              <w:t>Data</w:t>
+            </w:r>
+          </w:p>
+        </w:tc>
+        <w:tc>
+          <w:tcPr>
+            <w:tcW w:w="4831" w:type="dxa"/>
+            <w:shd w:val="clear" w:color="auto" w:fill="00CDC8"/>
+            <w:vAlign w:val="center"/>
+          </w:tcPr>
+          <w:p>
+            <w:pPr>
+              <w:rPr>
+                <w:rFonts w:ascii="Arial" w:hAnsi="Arial" w:cs="Arial"/>
+              </w:rPr>
+            </w:pPr>
+            <w:r>
+              <w:rPr>
+                <w:rFonts w:ascii="Arial" w:hAnsi="Arial" w:cs="Arial"/>
+              </w:rPr>
+              <w:t>28</w:t>
+            </w:r>
+            <w:r>
+              <w:rPr>
+                <w:rFonts w:ascii="Arial" w:hAnsi="Arial" w:cs="Arial"/>
+              </w:rPr>
+              <w:t>.11.2025</w:t>
+            </w:r>
+          </w:p>
+        </w:tc>
+      </w:tr>
+    </w:tbl>
+    <w:p>
+      <w:pPr>
+        <w:rPr>
+          <w:rFonts w:ascii="Arial" w:hAnsi="Arial" w:cs="Arial"/>
+        </w:rPr>
+      </w:pPr>
+    </w:p>
+    <w:tbl>
+      <w:tblPr>
+        <w:tblStyle w:val="Grigliatabella"/>
+        <w:tblW w:w="0" w:type="auto"/>
+        <w:tblLook w:val="04A0" w:firstRow="1" w:lastRow="0" w:firstColumn="1" w:lastColumn="0" w:noHBand="0" w:noVBand="1"/>
+      </w:tblPr>
+      <w:tblGrid>
+        <w:gridCol w:w="9628"/>
+      </w:tblGrid>
+      <w:tr>
+        <w:tc>
+          <w:tcPr>
+            <w:tcW w:w="9854" w:type="dxa"/>
+            <w:shd w:val="clear" w:color="auto" w:fill="00CDC8"/>
+          </w:tcPr>
+          <w:p>
+            <w:pPr>
+              <w:rPr>
+                <w:rFonts w:ascii="Arial" w:hAnsi="Arial" w:cs="Arial"/>
+              </w:rPr>
+            </w:pPr>
+            <w:r>
+              <w:rPr>
+                <w:rFonts w:ascii="Arial" w:hAnsi="Arial" w:cs="Arial"/>
+              </w:rPr>
+              <w:t>Lavori svolti</w:t>
+            </w:r>
+          </w:p>
+        </w:tc>
+      </w:tr>
+      <w:tr>
+        <w:tc>
+          <w:tcPr>
+            <w:tcW w:w="9854" w:type="dxa"/>
+          </w:tcPr>
+          <w:p>
+            <w:pPr>
+              <w:pStyle w:val="Paragrafoelenco"/>
+              <w:numPr>
+                <w:ilvl w:val="0"/>
+                <w:numId w:val="29"/>
+              </w:numPr>
+              <w:rPr>
+                <w:rFonts w:ascii="Arial" w:hAnsi="Arial" w:cs="Arial"/>
+              </w:rPr>
+            </w:pPr>
+            <w:r>
+              <w:rPr>
+                <w:rFonts w:ascii="Arial" w:hAnsi="Arial" w:cs="Arial"/>
+              </w:rPr>
+              <w:t>Documentazione</w:t>
+            </w:r>
+          </w:p>
+          <w:p>
+            <w:pPr>
+              <w:pStyle w:val="Paragrafoelenco"/>
+              <w:numPr>
+                <w:ilvl w:val="1"/>
+                <w:numId w:val="29"/>
+              </w:numPr>
+              <w:rPr>
+                <w:rFonts w:ascii="Arial" w:hAnsi="Arial" w:cs="Arial"/>
+              </w:rPr>
+            </w:pPr>
+            <w:r>
+              <w:rPr>
+                <w:rFonts w:ascii="Arial" w:hAnsi="Arial" w:cs="Arial"/>
+              </w:rPr>
+              <w:t>I</w:t>
+            </w:r>
+            <w:r>
+              <w:rPr>
+                <w:rFonts w:ascii="Arial" w:hAnsi="Arial" w:cs="Arial"/>
+              </w:rPr>
+              <w:t xml:space="preserve">mplementazione </w:t>
+            </w:r>
+            <w:r>
+              <w:rPr>
+                <w:rFonts w:ascii="Arial" w:hAnsi="Arial" w:cs="Arial"/>
+              </w:rPr>
+              <w:sym w:font="Wingdings" w:char="F0E0"/>
+            </w:r>
+            <w:r>
+              <w:rPr>
+                <w:rFonts w:ascii="Arial" w:hAnsi="Arial" w:cs="Arial"/>
+              </w:rPr>
+              <w:t xml:space="preserve"> Interfacce, Codice</w:t>
+            </w:r>
+          </w:p>
+          <w:p>
+            <w:pPr>
+              <w:pStyle w:val="Paragrafoelenco"/>
+              <w:numPr>
+                <w:ilvl w:val="0"/>
+                <w:numId w:val="29"/>
+              </w:numPr>
+              <w:rPr>
+                <w:rFonts w:ascii="Arial" w:hAnsi="Arial" w:cs="Arial"/>
+              </w:rPr>
+            </w:pPr>
+            <w:r>
+              <w:rPr>
+                <w:rFonts w:ascii="Arial" w:hAnsi="Arial" w:cs="Arial"/>
+              </w:rPr>
+              <w:t>Sistemato la Luna</w:t>
+            </w:r>
+          </w:p>
+          <w:p>
+            <w:pPr>
+              <w:pStyle w:val="Paragrafoelenco"/>
+              <w:numPr>
+                <w:ilvl w:val="0"/>
+                <w:numId w:val="29"/>
+              </w:numPr>
+              <w:rPr>
+                <w:rFonts w:ascii="Arial" w:hAnsi="Arial" w:cs="Arial"/>
+              </w:rPr>
+            </w:pPr>
+            <w:r>
+              <w:rPr>
+                <w:rFonts w:ascii="Arial" w:hAnsi="Arial" w:cs="Arial"/>
+              </w:rPr>
+              <w:t>Creata la pagina della Luna</w:t>
+            </w:r>
+          </w:p>
+          <w:p>
+            <w:pPr>
+              <w:pStyle w:val="Paragrafoelenco"/>
+              <w:numPr>
+                <w:ilvl w:val="0"/>
+                <w:numId w:val="29"/>
+              </w:numPr>
+              <w:rPr>
+                <w:rFonts w:ascii="Arial" w:hAnsi="Arial" w:cs="Arial"/>
+              </w:rPr>
+            </w:pPr>
+            <w:r>
+              <w:rPr>
+                <w:rFonts w:ascii="Arial" w:hAnsi="Arial" w:cs="Arial"/>
+              </w:rPr>
+              <w:t>API per la fase lunare</w:t>
+            </w:r>
+          </w:p>
+          <w:p>
+            <w:pPr>
+              <w:pStyle w:val="Paragrafoelenco"/>
+              <w:numPr>
+                <w:ilvl w:val="0"/>
+                <w:numId w:val="29"/>
+              </w:numPr>
+              <w:rPr>
+                <w:rFonts w:ascii="Arial" w:hAnsi="Arial" w:cs="Arial"/>
+              </w:rPr>
+            </w:pPr>
+            <w:r>
+              <w:rPr>
+                <w:rFonts w:ascii="Arial" w:hAnsi="Arial" w:cs="Arial"/>
+              </w:rPr>
+              <w:t>Zoom/Zoom out completo</w:t>
+            </w:r>
+          </w:p>
+          <w:p>
+            <w:pPr>
+              <w:pStyle w:val="Paragrafoelenco"/>
+              <w:numPr>
+                <w:ilvl w:val="0"/>
+                <w:numId w:val="29"/>
+              </w:numPr>
+              <w:rPr>
+                <w:rFonts w:ascii="Arial" w:hAnsi="Arial" w:cs="Arial"/>
+              </w:rPr>
+            </w:pPr>
+            <w:proofErr w:type="gramStart"/>
+            <w:r>
+              <w:rPr>
+                <w:rFonts w:ascii="Arial" w:hAnsi="Arial" w:cs="Arial"/>
+              </w:rPr>
+              <w:t>Responsive pagina</w:t>
+            </w:r>
+            <w:proofErr w:type="gramEnd"/>
+            <w:r>
+              <w:rPr>
+                <w:rFonts w:ascii="Arial" w:hAnsi="Arial" w:cs="Arial"/>
+              </w:rPr>
+              <w:t xml:space="preserve"> della Luna </w:t>
+            </w:r>
+            <w:r>
+              <w:rPr>
+                <w:rFonts w:ascii="Arial" w:hAnsi="Arial" w:cs="Arial"/>
+              </w:rPr>
+              <w:sym w:font="Wingdings" w:char="F0E0"/>
+            </w:r>
+            <w:r>
+              <w:rPr>
+                <w:rFonts w:ascii="Arial" w:hAnsi="Arial" w:cs="Arial"/>
+              </w:rPr>
+              <w:t xml:space="preserve"> ancora da aggiustare</w:t>
+            </w:r>
+          </w:p>
+        </w:tc>
+      </w:tr>
+    </w:tbl>
+    <w:p>
+      <w:pPr>
+        <w:rPr>
+          <w:rFonts w:ascii="Arial" w:hAnsi="Arial" w:cs="Arial"/>
+        </w:rPr>
+      </w:pPr>
+    </w:p>
+    <w:tbl>
+      <w:tblPr>
+        <w:tblStyle w:val="Grigliatabella"/>
+        <w:tblW w:w="0" w:type="auto"/>
+        <w:tblLook w:val="04A0" w:firstRow="1" w:lastRow="0" w:firstColumn="1" w:lastColumn="0" w:noHBand="0" w:noVBand="1"/>
+      </w:tblPr>
+      <w:tblGrid>
+        <w:gridCol w:w="9628"/>
+      </w:tblGrid>
+      <w:tr>
+        <w:tc>
+          <w:tcPr>
+            <w:tcW w:w="9854" w:type="dxa"/>
+            <w:shd w:val="clear" w:color="auto" w:fill="00CDC8"/>
+          </w:tcPr>
+          <w:p>
+            <w:pPr>
+              <w:rPr>
+                <w:rFonts w:ascii="Arial" w:hAnsi="Arial" w:cs="Arial"/>
+              </w:rPr>
+            </w:pPr>
+            <w:r>
+              <w:rPr>
+                <w:rFonts w:ascii="Arial" w:hAnsi="Arial" w:cs="Arial"/>
+              </w:rPr>
+              <w:t>Fonti</w:t>
+            </w:r>
+          </w:p>
+        </w:tc>
+      </w:tr>
+      <w:tr>
+        <w:tc>
+          <w:tcPr>
+            <w:tcW w:w="9854" w:type="dxa"/>
+          </w:tcPr>
+          <w:p>
+            <w:pPr>
+              <w:pStyle w:val="Paragrafoelenco"/>
+              <w:numPr>
+                <w:ilvl w:val="0"/>
+                <w:numId w:val="29"/>
+              </w:numPr>
+              <w:rPr>
+                <w:rFonts w:ascii="Arial" w:hAnsi="Arial" w:cs="Arial"/>
+              </w:rPr>
+            </w:pPr>
+            <w:r>
+              <w:rPr>
+                <w:rFonts w:ascii="Arial" w:hAnsi="Arial" w:cs="Arial"/>
+              </w:rPr>
+              <w:t>API per la fase lunare</w:t>
+            </w:r>
+            <w:r>
+              <w:rPr>
+                <w:rFonts w:ascii="Arial" w:hAnsi="Arial" w:cs="Arial"/>
+              </w:rPr>
+              <w:t xml:space="preserve"> </w:t>
+            </w:r>
+            <w:r>
+              <w:rPr>
+                <w:rFonts w:ascii="Arial" w:hAnsi="Arial" w:cs="Arial"/>
+              </w:rPr>
+              <w:sym w:font="Wingdings" w:char="F0E0"/>
+            </w:r>
+            <w:r>
+              <w:rPr>
+                <w:rFonts w:ascii="Arial" w:hAnsi="Arial" w:cs="Arial"/>
+              </w:rPr>
+              <w:t xml:space="preserve"> ChatGPT, </w:t>
+            </w:r>
+            <w:hyperlink r:id="rId11" w:history="1">
+              <w:r>
+                <w:rPr>
+                  <w:rStyle w:val="Collegamentoipertestuale"/>
+                  <w:rFonts w:ascii="Arial" w:hAnsi="Arial" w:cs="Arial"/>
+                </w:rPr>
+                <w:t>https://apiverve.com/</w:t>
+              </w:r>
+            </w:hyperlink>
+          </w:p>
+          <w:p>
+            <w:pPr>
+              <w:pStyle w:val="Paragrafoelenco"/>
+              <w:numPr>
+                <w:ilvl w:val="0"/>
+                <w:numId w:val="29"/>
+              </w:numPr>
+              <w:rPr>
+                <w:rFonts w:ascii="Arial" w:hAnsi="Arial" w:cs="Arial"/>
+              </w:rPr>
+            </w:pPr>
+            <w:r>
+              <w:rPr>
+                <w:rFonts w:ascii="Arial" w:hAnsi="Arial" w:cs="Arial"/>
+                <w:lang w:val="fr-CH"/>
+              </w:rPr>
+              <w:t xml:space="preserve">Zoom/Zoom out </w:t>
+            </w:r>
+            <w:proofErr w:type="spellStart"/>
+            <w:r>
+              <w:rPr>
+                <w:rFonts w:ascii="Arial" w:hAnsi="Arial" w:cs="Arial"/>
+                <w:lang w:val="fr-CH"/>
+              </w:rPr>
+              <w:t>completo</w:t>
+            </w:r>
+            <w:proofErr w:type="spellEnd"/>
+            <w:r>
+              <w:rPr>
+                <w:rFonts w:ascii="Arial" w:hAnsi="Arial" w:cs="Arial"/>
+                <w:lang w:val="fr-CH"/>
+              </w:rPr>
+              <w:t xml:space="preserve"> </w:t>
+            </w:r>
+            <w:r>
+              <w:rPr>
+                <w:rFonts w:ascii="Arial" w:hAnsi="Arial" w:cs="Arial"/>
+              </w:rPr>
+              <w:sym w:font="Wingdings" w:char="F0E0"/>
+            </w:r>
+            <w:r>
+              <w:rPr>
+                <w:rFonts w:ascii="Arial" w:hAnsi="Arial" w:cs="Arial"/>
+                <w:lang w:val="fr-CH"/>
+              </w:rPr>
+              <w:t xml:space="preserve"> </w:t>
+            </w:r>
+            <w:proofErr w:type="spellStart"/>
+            <w:r>
+              <w:rPr>
+                <w:rFonts w:ascii="Arial" w:hAnsi="Arial" w:cs="Arial"/>
+                <w:lang w:val="fr-CH"/>
+              </w:rPr>
+              <w:t>C</w:t>
+            </w:r>
+            <w:r>
+              <w:rPr>
+                <w:rFonts w:ascii="Arial" w:hAnsi="Arial" w:cs="Arial"/>
+                <w:lang w:val="fr-CH"/>
+              </w:rPr>
+              <w:t>hatGPT</w:t>
+            </w:r>
+            <w:proofErr w:type="spellEnd"/>
+          </w:p>
+        </w:tc>
+      </w:tr>
+    </w:tbl>
+    <w:p>
+      <w:pPr>
+        <w:rPr>
+          <w:rFonts w:ascii="Arial" w:hAnsi="Arial" w:cs="Arial"/>
+        </w:rPr>
+      </w:pPr>
+    </w:p>
+    <w:tbl>
+      <w:tblPr>
+        <w:tblStyle w:val="Grigliatabella"/>
+        <w:tblW w:w="0" w:type="auto"/>
+        <w:tblLook w:val="04A0" w:firstRow="1" w:lastRow="0" w:firstColumn="1" w:lastColumn="0" w:noHBand="0" w:noVBand="1"/>
+      </w:tblPr>
+      <w:tblGrid>
+        <w:gridCol w:w="9628"/>
+      </w:tblGrid>
+      <w:tr>
+        <w:tc>
+          <w:tcPr>
+            <w:tcW w:w="9854" w:type="dxa"/>
+            <w:shd w:val="clear" w:color="auto" w:fill="00CDC8"/>
+          </w:tcPr>
+          <w:p>
+            <w:pPr>
+              <w:rPr>
+                <w:rFonts w:ascii="Arial" w:hAnsi="Arial" w:cs="Arial"/>
+              </w:rPr>
+            </w:pPr>
+            <w:r>
+              <w:rPr>
+                <w:rFonts w:ascii="Arial" w:hAnsi="Arial" w:cs="Arial"/>
+              </w:rPr>
+              <w:t>Punto della situazione rispetto alla pianificazione</w:t>
+            </w:r>
+          </w:p>
+        </w:tc>
+      </w:tr>
+      <w:tr>
+        <w:tc>
+          <w:tcPr>
+            <w:tcW w:w="9854" w:type="dxa"/>
+          </w:tcPr>
+          <w:p>
+            <w:pPr>
+              <w:pStyle w:val="Paragrafoelenco"/>
+              <w:numPr>
+                <w:ilvl w:val="0"/>
+                <w:numId w:val="30"/>
+              </w:numPr>
+              <w:rPr>
+                <w:rFonts w:ascii="Arial" w:hAnsi="Arial" w:cs="Arial"/>
+              </w:rPr>
+            </w:pPr>
+            <w:r>
+              <w:rPr>
+                <w:rFonts w:ascii="Arial" w:hAnsi="Arial" w:cs="Arial"/>
+              </w:rPr>
+              <w:t>Documentazione</w:t>
+            </w:r>
+            <w:r>
+              <w:rPr>
+                <w:rFonts w:ascii="Arial" w:hAnsi="Arial" w:cs="Arial"/>
+              </w:rPr>
+              <w:t xml:space="preserve"> </w:t>
+            </w:r>
+            <w:r>
+              <w:rPr>
+                <w:rFonts w:ascii="Arial" w:hAnsi="Arial" w:cs="Arial"/>
+              </w:rPr>
+              <w:sym w:font="Wingdings" w:char="F0E0"/>
+            </w:r>
+            <w:r>
+              <w:rPr>
+                <w:rFonts w:ascii="Arial" w:hAnsi="Arial" w:cs="Arial"/>
+              </w:rPr>
+              <w:t xml:space="preserve"> Implementazione</w:t>
+            </w:r>
+          </w:p>
+          <w:p>
+            <w:pPr>
+              <w:pStyle w:val="Paragrafoelenco"/>
+              <w:numPr>
+                <w:ilvl w:val="0"/>
+                <w:numId w:val="30"/>
+              </w:numPr>
+              <w:rPr>
+                <w:rFonts w:ascii="Arial" w:hAnsi="Arial" w:cs="Arial"/>
+              </w:rPr>
+            </w:pPr>
+            <w:r>
+              <w:rPr>
+                <w:rFonts w:ascii="Arial" w:hAnsi="Arial" w:cs="Arial"/>
+              </w:rPr>
+              <w:t>Implementazione:</w:t>
+            </w:r>
+          </w:p>
+          <w:p>
+            <w:pPr>
+              <w:pStyle w:val="Paragrafoelenco"/>
+              <w:numPr>
+                <w:ilvl w:val="1"/>
+                <w:numId w:val="30"/>
+              </w:numPr>
+              <w:rPr>
+                <w:rFonts w:ascii="Arial" w:hAnsi="Arial" w:cs="Arial"/>
+              </w:rPr>
+            </w:pPr>
+            <w:r>
+              <w:rPr>
+                <w:rFonts w:ascii="Arial" w:hAnsi="Arial" w:cs="Arial"/>
+              </w:rPr>
+              <w:t>Zoom/Zoom out</w:t>
+            </w:r>
+          </w:p>
+          <w:p>
+            <w:pPr>
+              <w:pStyle w:val="Paragrafoelenco"/>
+              <w:numPr>
+                <w:ilvl w:val="1"/>
+                <w:numId w:val="30"/>
+              </w:numPr>
+              <w:rPr>
+                <w:rFonts w:ascii="Arial" w:hAnsi="Arial" w:cs="Arial"/>
+              </w:rPr>
+            </w:pPr>
+            <w:r>
+              <w:rPr>
+                <w:rFonts w:ascii="Arial" w:hAnsi="Arial" w:cs="Arial"/>
+              </w:rPr>
+              <w:t>Calendario lunare</w:t>
+            </w:r>
+          </w:p>
+        </w:tc>
+      </w:tr>
+    </w:tbl>
+    <w:p>
+      <w:pPr>
+        <w:rPr>
+          <w:rFonts w:ascii="Arial" w:hAnsi="Arial" w:cs="Arial"/>
+        </w:rPr>
+      </w:pPr>
+    </w:p>
+    <w:tbl>
+      <w:tblPr>
+        <w:tblStyle w:val="Grigliatabella"/>
+        <w:tblW w:w="0" w:type="auto"/>
+        <w:tblLook w:val="04A0" w:firstRow="1" w:lastRow="0" w:firstColumn="1" w:lastColumn="0" w:noHBand="0" w:noVBand="1"/>
+      </w:tblPr>
+      <w:tblGrid>
+        <w:gridCol w:w="9628"/>
+      </w:tblGrid>
+      <w:tr>
+        <w:tc>
+          <w:tcPr>
+            <w:tcW w:w="9854" w:type="dxa"/>
+            <w:shd w:val="clear" w:color="auto" w:fill="00CDC8"/>
+          </w:tcPr>
+          <w:p>
+            <w:pPr>
+              <w:rPr>
+                <w:rFonts w:ascii="Arial" w:hAnsi="Arial" w:cs="Arial"/>
+              </w:rPr>
+            </w:pPr>
+            <w:r>
+              <w:rPr>
+                <w:rFonts w:ascii="Arial" w:hAnsi="Arial" w:cs="Arial"/>
+              </w:rPr>
+              <w:t>Problemi</w:t>
+            </w:r>
+          </w:p>
+        </w:tc>
+      </w:tr>
+      <w:tr>
+        <w:tc>
+          <w:tcPr>
+            <w:tcW w:w="9854" w:type="dxa"/>
+          </w:tcPr>
+          <w:p>
+            <w:pPr>
+              <w:pStyle w:val="Paragrafoelenco"/>
+              <w:numPr>
+                <w:ilvl w:val="0"/>
+                <w:numId w:val="40"/>
+              </w:numPr>
+              <w:rPr>
+                <w:rFonts w:ascii="Arial" w:hAnsi="Arial" w:cs="Arial"/>
+              </w:rPr>
+            </w:pPr>
+            <w:r>
+              <w:rPr>
+                <w:rFonts w:ascii="Arial" w:hAnsi="Arial" w:cs="Arial"/>
+              </w:rPr>
+              <w:t>La Luna non si vede</w:t>
+            </w:r>
+            <w:r>
+              <w:rPr>
+                <w:rFonts w:ascii="Arial" w:hAnsi="Arial" w:cs="Arial"/>
+              </w:rPr>
+              <w:t xml:space="preserve"> </w:t>
+            </w:r>
+          </w:p>
+        </w:tc>
+      </w:tr>
+    </w:tbl>
+    <w:p>
+      <w:pPr>
+        <w:rPr>
+          <w:rFonts w:ascii="Arial" w:hAnsi="Arial" w:cs="Arial"/>
+        </w:rPr>
+      </w:pPr>
+    </w:p>
+    <w:tbl>
+      <w:tblPr>
+        <w:tblStyle w:val="Grigliatabella"/>
+        <w:tblW w:w="0" w:type="auto"/>
+        <w:tblLook w:val="04A0" w:firstRow="1" w:lastRow="0" w:firstColumn="1" w:lastColumn="0" w:noHBand="0" w:noVBand="1"/>
+      </w:tblPr>
+      <w:tblGrid>
+        <w:gridCol w:w="9628"/>
+      </w:tblGrid>
+      <w:tr>
+        <w:tc>
+          <w:tcPr>
+            <w:tcW w:w="9854" w:type="dxa"/>
+            <w:shd w:val="clear" w:color="auto" w:fill="00CDC8"/>
+          </w:tcPr>
+          <w:p>
+            <w:pPr>
+              <w:rPr>
+                <w:rFonts w:ascii="Arial" w:hAnsi="Arial" w:cs="Arial"/>
+              </w:rPr>
+            </w:pPr>
+            <w:r>
+              <w:rPr>
+                <w:rFonts w:ascii="Arial" w:hAnsi="Arial" w:cs="Arial"/>
+              </w:rPr>
+              <w:t>Soluzione dei problemi</w:t>
+            </w:r>
+          </w:p>
+        </w:tc>
+      </w:tr>
+      <w:tr>
+        <w:tc>
+          <w:tcPr>
+            <w:tcW w:w="9854" w:type="dxa"/>
+          </w:tcPr>
+          <w:p>
+            <w:pPr>
+              <w:pStyle w:val="Paragrafoelenco"/>
+              <w:numPr>
+                <w:ilvl w:val="0"/>
+                <w:numId w:val="41"/>
+              </w:numPr>
+              <w:rPr>
+                <w:rFonts w:ascii="Arial" w:hAnsi="Arial" w:cs="Arial"/>
+              </w:rPr>
+            </w:pPr>
+            <w:r>
+              <w:rPr>
+                <w:rFonts w:ascii="Arial" w:hAnsi="Arial" w:cs="Arial"/>
+              </w:rPr>
+              <w:t>Cambiato le coordinate per posizionarla giustamente</w:t>
+            </w:r>
+            <w:r>
+              <w:rPr>
+                <w:rFonts w:ascii="Arial" w:hAnsi="Arial" w:cs="Arial"/>
+              </w:rPr>
+              <w:t xml:space="preserve"> </w:t>
+            </w:r>
+          </w:p>
+        </w:tc>
+      </w:tr>
+    </w:tbl>
+    <w:p>
+      <w:pPr>
+        <w:rPr>
+          <w:rFonts w:ascii="Arial" w:hAnsi="Arial" w:cs="Arial"/>
+        </w:rPr>
+      </w:pPr>
+    </w:p>
+    <w:tbl>
+      <w:tblPr>
+        <w:tblStyle w:val="Grigliatabella"/>
+        <w:tblW w:w="0" w:type="auto"/>
+        <w:tblLook w:val="04A0" w:firstRow="1" w:lastRow="0" w:firstColumn="1" w:lastColumn="0" w:noHBand="0" w:noVBand="1"/>
+      </w:tblPr>
+      <w:tblGrid>
+        <w:gridCol w:w="9628"/>
+      </w:tblGrid>
+      <w:tr>
+        <w:tc>
+          <w:tcPr>
+            <w:tcW w:w="9854" w:type="dxa"/>
+            <w:shd w:val="clear" w:color="auto" w:fill="00CDC8"/>
+          </w:tcPr>
+          <w:p>
+            <w:pPr>
+              <w:rPr>
+                <w:rFonts w:ascii="Arial" w:hAnsi="Arial" w:cs="Arial"/>
+              </w:rPr>
+            </w:pPr>
+            <w:r>
+              <w:rPr>
+                <w:rFonts w:ascii="Arial" w:hAnsi="Arial" w:cs="Arial"/>
+              </w:rPr>
+              <w:t>Programma di massima per la prossima giornata di lavoro</w:t>
+            </w:r>
+          </w:p>
+        </w:tc>
+      </w:tr>
+      <w:tr>
+        <w:tc>
+          <w:tcPr>
+            <w:tcW w:w="9854" w:type="dxa"/>
+          </w:tcPr>
+          <w:p>
+            <w:pPr>
+              <w:pStyle w:val="Paragrafoelenco"/>
+              <w:numPr>
+                <w:ilvl w:val="0"/>
+                <w:numId w:val="33"/>
+              </w:numPr>
+              <w:rPr>
+                <w:rFonts w:ascii="Arial" w:hAnsi="Arial" w:cs="Arial"/>
+              </w:rPr>
+            </w:pPr>
+            <w:r>
+              <w:rPr>
+                <w:rFonts w:ascii="Arial" w:hAnsi="Arial" w:cs="Arial"/>
+              </w:rPr>
+              <w:t xml:space="preserve">Aggiustare </w:t>
+            </w:r>
+            <w:proofErr w:type="gramStart"/>
+            <w:r>
+              <w:rPr>
+                <w:rFonts w:ascii="Arial" w:hAnsi="Arial" w:cs="Arial"/>
+              </w:rPr>
+              <w:t>il responsive</w:t>
+            </w:r>
+            <w:proofErr w:type="gramEnd"/>
+          </w:p>
+          <w:p>
+            <w:pPr>
+              <w:pStyle w:val="Paragrafoelenco"/>
+              <w:numPr>
+                <w:ilvl w:val="0"/>
+                <w:numId w:val="33"/>
+              </w:numPr>
+              <w:rPr>
+                <w:rFonts w:ascii="Arial" w:hAnsi="Arial" w:cs="Arial"/>
+              </w:rPr>
+            </w:pPr>
+            <w:r>
+              <w:rPr>
+                <w:rFonts w:ascii="Arial" w:hAnsi="Arial" w:cs="Arial"/>
+              </w:rPr>
+              <w:t>Sistemare le ultime cose dell’applicativo</w:t>
+            </w:r>
+          </w:p>
+          <w:p>
+            <w:pPr>
+              <w:pStyle w:val="Paragrafoelenco"/>
+              <w:numPr>
+                <w:ilvl w:val="0"/>
+                <w:numId w:val="33"/>
+              </w:numPr>
+              <w:rPr>
+                <w:rFonts w:ascii="Arial" w:hAnsi="Arial" w:cs="Arial"/>
+              </w:rPr>
+            </w:pPr>
+            <w:r>
+              <w:rPr>
+                <w:rFonts w:ascii="Arial" w:hAnsi="Arial" w:cs="Arial"/>
+              </w:rPr>
+              <w:t>Continuare la documentazione</w:t>
+            </w:r>
+          </w:p>
+        </w:tc>
+      </w:tr>
+    </w:tbl>
+    <w:p>
+      <w:pPr>
+        <w:rPr>
+          <w:rFonts w:ascii="Arial" w:hAnsi="Arial" w:cs="Arial"/>
+        </w:rPr>
+      </w:pPr>
+    </w:p>
     <w:sectPr>
-      <w:headerReference w:type="default" r:id="rId11"/>
-      <w:footerReference w:type="default" r:id="rId12"/>
+      <w:headerReference w:type="default" r:id="rId12"/>
+      <w:footerReference w:type="default" r:id="rId13"/>
       <w:pgSz w:w="11906" w:h="16838"/>
       <w:pgMar w:top="1135" w:right="1134" w:bottom="993" w:left="1134" w:header="708" w:footer="314" w:gutter="0"/>
       <w:cols w:space="708"/>
@@ -5610,6 +6477,95 @@
 <file path=word/numbering.xml><?xml version="1.0" encoding="utf-8"?>
 <w:numbering xmlns:wpc="http://schemas.microsoft.com/office/word/2010/wordprocessingCanvas" xmlns:cx="http://schemas.microsoft.com/office/drawing/2014/chartex" xmlns:cx1="http://schemas.microsoft.com/office/drawing/2015/9/8/chartex" xmlns:cx2="http://schemas.microsoft.com/office/drawing/2015/10/21/chartex" xmlns:cx3="http://schemas.microsoft.com/office/drawing/2016/5/9/chartex" xmlns:cx4="http://schemas.microsoft.com/office/drawing/2016/5/10/chartex" xmlns:cx5="http://schemas.microsoft.com/office/drawing/2016/5/11/chartex" xmlns:cx6="http://schemas.microsoft.com/office/drawing/2016/5/12/chartex" xmlns:cx7="http://schemas.microsoft.com/office/drawing/2016/5/13/chartex" xmlns:cx8="http://schemas.microsoft.com/office/drawing/2016/5/14/chartex" xmlns:mc="http://schemas.openxmlformats.org/markup-compatibility/2006" xmlns:aink="http://schemas.microsoft.com/office/drawing/2016/ink" xmlns:am3d="http://schemas.microsoft.com/office/drawing/2017/model3d" xmlns:o="urn:schemas-microsoft-com:office:office" xmlns:oel="http://schemas.microsoft.com/office/2019/extlst" xmlns:r="http://schemas.openxmlformats.org/officeDocument/2006/relationships" xmlns:m="http://schemas.openxmlformats.org/officeDocument/2006/math" xmlns:v="urn:schemas-microsoft-com:vml" xmlns:wp14="http://schemas.microsoft.com/office/word/2010/wordprocessingDrawing" xmlns:wp="http://schemas.openxmlformats.org/drawingml/2006/wordprocessingDrawing" xmlns:w10="urn:schemas-microsoft-com:office:word" xmlns:w="http://schemas.openxmlformats.org/wordprocessingml/2006/main" xmlns:w14="http://schemas.microsoft.com/office/word/2010/wordml" xmlns:w15="http://schemas.microsoft.com/office/word/2012/wordml" xmlns:w16cex="http://schemas.microsoft.com/office/word/2018/wordml/cex" xmlns:w16cid="http://schemas.microsoft.com/office/word/2016/wordml/cid" xmlns:w16="http://schemas.microsoft.com/office/word/2018/wordml" xmlns:w16sdtdh="http://schemas.microsoft.com/office/word/2020/wordml/sdtdatahash" xmlns:w16se="http://schemas.microsoft.com/office/word/2015/wordml/symex" xmlns:wpg="http://schemas.microsoft.com/office/word/2010/wordprocessingGroup" xmlns:wpi="http://schemas.microsoft.com/office/word/2010/wordprocessingInk" xmlns:wne="http://schemas.microsoft.com/office/word/2006/wordml" xmlns:wps="http://schemas.microsoft.com/office/word/2010/wordprocessingShape" mc:Ignorable="w14 w15 w16se w16cid w16 w16cex w16sdtdh wp14">
   <w:abstractNum w:abstractNumId="0" w15:restartNumberingAfterBreak="0">
+    <w:nsid w:val="041B1CC7"/>
+    <w:multiLevelType w:val="hybridMultilevel"/>
+    <w:tmpl w:val="0F487A7E"/>
+    <w:lvl w:ilvl="0" w:tplc="FFFFFFFF">
+      <w:start w:val="1"/>
+      <w:numFmt w:val="decimal"/>
+      <w:lvlText w:val="%1)"/>
+      <w:lvlJc w:val="left"/>
+      <w:pPr>
+        <w:ind w:left="720" w:hanging="360"/>
+      </w:pPr>
+      <w:rPr>
+        <w:rFonts w:hint="default"/>
+      </w:rPr>
+    </w:lvl>
+    <w:lvl w:ilvl="1" w:tplc="FFFFFFFF" w:tentative="1">
+      <w:start w:val="1"/>
+      <w:numFmt w:val="lowerLetter"/>
+      <w:lvlText w:val="%2."/>
+      <w:lvlJc w:val="left"/>
+      <w:pPr>
+        <w:ind w:left="1440" w:hanging="360"/>
+      </w:pPr>
+    </w:lvl>
+    <w:lvl w:ilvl="2" w:tplc="FFFFFFFF" w:tentative="1">
+      <w:start w:val="1"/>
+      <w:numFmt w:val="lowerRoman"/>
+      <w:lvlText w:val="%3."/>
+      <w:lvlJc w:val="right"/>
+      <w:pPr>
+        <w:ind w:left="2160" w:hanging="180"/>
+      </w:pPr>
+    </w:lvl>
+    <w:lvl w:ilvl="3" w:tplc="FFFFFFFF" w:tentative="1">
+      <w:start w:val="1"/>
+      <w:numFmt w:val="decimal"/>
+      <w:lvlText w:val="%4."/>
+      <w:lvlJc w:val="left"/>
+      <w:pPr>
+        <w:ind w:left="2880" w:hanging="360"/>
+      </w:pPr>
+    </w:lvl>
+    <w:lvl w:ilvl="4" w:tplc="FFFFFFFF" w:tentative="1">
+      <w:start w:val="1"/>
+      <w:numFmt w:val="lowerLetter"/>
+      <w:lvlText w:val="%5."/>
+      <w:lvlJc w:val="left"/>
+      <w:pPr>
+        <w:ind w:left="3600" w:hanging="360"/>
+      </w:pPr>
+    </w:lvl>
+    <w:lvl w:ilvl="5" w:tplc="FFFFFFFF" w:tentative="1">
+      <w:start w:val="1"/>
+      <w:numFmt w:val="lowerRoman"/>
+      <w:lvlText w:val="%6."/>
+      <w:lvlJc w:val="right"/>
+      <w:pPr>
+        <w:ind w:left="4320" w:hanging="180"/>
+      </w:pPr>
+    </w:lvl>
+    <w:lvl w:ilvl="6" w:tplc="FFFFFFFF" w:tentative="1">
+      <w:start w:val="1"/>
+      <w:numFmt w:val="decimal"/>
+      <w:lvlText w:val="%7."/>
+      <w:lvlJc w:val="left"/>
+      <w:pPr>
+        <w:ind w:left="5040" w:hanging="360"/>
+      </w:pPr>
+    </w:lvl>
+    <w:lvl w:ilvl="7" w:tplc="FFFFFFFF" w:tentative="1">
+      <w:start w:val="1"/>
+      <w:numFmt w:val="lowerLetter"/>
+      <w:lvlText w:val="%8."/>
+      <w:lvlJc w:val="left"/>
+      <w:pPr>
+        <w:ind w:left="5760" w:hanging="360"/>
+      </w:pPr>
+    </w:lvl>
+    <w:lvl w:ilvl="8" w:tplc="FFFFFFFF" w:tentative="1">
+      <w:start w:val="1"/>
+      <w:numFmt w:val="lowerRoman"/>
+      <w:lvlText w:val="%9."/>
+      <w:lvlJc w:val="right"/>
+      <w:pPr>
+        <w:ind w:left="6480" w:hanging="180"/>
+      </w:pPr>
+    </w:lvl>
+  </w:abstractNum>
+  <w:abstractNum w:abstractNumId="1" w15:restartNumberingAfterBreak="0">
     <w:nsid w:val="12D36DF8"/>
     <w:multiLevelType w:val="hybridMultilevel"/>
     <w:tmpl w:val="A4D27BA6"/>
@@ -5698,7 +6654,7 @@
       </w:pPr>
     </w:lvl>
   </w:abstractNum>
-  <w:abstractNum w:abstractNumId="1" w15:restartNumberingAfterBreak="0">
+  <w:abstractNum w:abstractNumId="2" w15:restartNumberingAfterBreak="0">
     <w:nsid w:val="12F03E88"/>
     <w:multiLevelType w:val="hybridMultilevel"/>
     <w:tmpl w:val="9F064B0E"/>
@@ -5811,7 +6767,7 @@
       </w:rPr>
     </w:lvl>
   </w:abstractNum>
-  <w:abstractNum w:abstractNumId="2" w15:restartNumberingAfterBreak="0">
+  <w:abstractNum w:abstractNumId="3" w15:restartNumberingAfterBreak="0">
     <w:nsid w:val="1AC113DD"/>
     <w:multiLevelType w:val="hybridMultilevel"/>
     <w:tmpl w:val="7F14AF36"/>
@@ -5923,7 +6879,7 @@
       </w:rPr>
     </w:lvl>
   </w:abstractNum>
-  <w:abstractNum w:abstractNumId="3" w15:restartNumberingAfterBreak="0">
+  <w:abstractNum w:abstractNumId="4" w15:restartNumberingAfterBreak="0">
     <w:nsid w:val="1DFB51AB"/>
     <w:multiLevelType w:val="hybridMultilevel"/>
     <w:tmpl w:val="BFACE39E"/>
@@ -6036,7 +6992,7 @@
       </w:rPr>
     </w:lvl>
   </w:abstractNum>
-  <w:abstractNum w:abstractNumId="4" w15:restartNumberingAfterBreak="0">
+  <w:abstractNum w:abstractNumId="5" w15:restartNumberingAfterBreak="0">
     <w:nsid w:val="1F792599"/>
     <w:multiLevelType w:val="hybridMultilevel"/>
     <w:tmpl w:val="A5008016"/>
@@ -6125,7 +7081,7 @@
       </w:pPr>
     </w:lvl>
   </w:abstractNum>
-  <w:abstractNum w:abstractNumId="5" w15:restartNumberingAfterBreak="0">
+  <w:abstractNum w:abstractNumId="6" w15:restartNumberingAfterBreak="0">
     <w:nsid w:val="267F126F"/>
     <w:multiLevelType w:val="hybridMultilevel"/>
     <w:tmpl w:val="3B5C9922"/>
@@ -6214,7 +7170,7 @@
       </w:pPr>
     </w:lvl>
   </w:abstractNum>
-  <w:abstractNum w:abstractNumId="6" w15:restartNumberingAfterBreak="0">
+  <w:abstractNum w:abstractNumId="7" w15:restartNumberingAfterBreak="0">
     <w:nsid w:val="26EF6445"/>
     <w:multiLevelType w:val="hybridMultilevel"/>
     <w:tmpl w:val="E4ECF42C"/>
@@ -6303,7 +7259,7 @@
       </w:pPr>
     </w:lvl>
   </w:abstractNum>
-  <w:abstractNum w:abstractNumId="7" w15:restartNumberingAfterBreak="0">
+  <w:abstractNum w:abstractNumId="8" w15:restartNumberingAfterBreak="0">
     <w:nsid w:val="2F213AF9"/>
     <w:multiLevelType w:val="hybridMultilevel"/>
     <w:tmpl w:val="749A95EC"/>
@@ -6392,7 +7348,7 @@
       </w:pPr>
     </w:lvl>
   </w:abstractNum>
-  <w:abstractNum w:abstractNumId="8" w15:restartNumberingAfterBreak="0">
+  <w:abstractNum w:abstractNumId="9" w15:restartNumberingAfterBreak="0">
     <w:nsid w:val="2F70073D"/>
     <w:multiLevelType w:val="hybridMultilevel"/>
     <w:tmpl w:val="0F487A7E"/>
@@ -6481,7 +7437,7 @@
       </w:pPr>
     </w:lvl>
   </w:abstractNum>
-  <w:abstractNum w:abstractNumId="9" w15:restartNumberingAfterBreak="0">
+  <w:abstractNum w:abstractNumId="10" w15:restartNumberingAfterBreak="0">
     <w:nsid w:val="3311400E"/>
     <w:multiLevelType w:val="hybridMultilevel"/>
     <w:tmpl w:val="934C578E"/>
@@ -6570,7 +7526,7 @@
       </w:pPr>
     </w:lvl>
   </w:abstractNum>
-  <w:abstractNum w:abstractNumId="10" w15:restartNumberingAfterBreak="0">
+  <w:abstractNum w:abstractNumId="11" w15:restartNumberingAfterBreak="0">
     <w:nsid w:val="36E11DF4"/>
     <w:multiLevelType w:val="hybridMultilevel"/>
     <w:tmpl w:val="1856E4BE"/>
@@ -6682,7 +7638,7 @@
       </w:rPr>
     </w:lvl>
   </w:abstractNum>
-  <w:abstractNum w:abstractNumId="11" w15:restartNumberingAfterBreak="0">
+  <w:abstractNum w:abstractNumId="12" w15:restartNumberingAfterBreak="0">
     <w:nsid w:val="3AFA4BF8"/>
     <w:multiLevelType w:val="hybridMultilevel"/>
     <w:tmpl w:val="EF1C99B4"/>
@@ -6794,7 +7750,7 @@
       </w:rPr>
     </w:lvl>
   </w:abstractNum>
-  <w:abstractNum w:abstractNumId="12" w15:restartNumberingAfterBreak="0">
+  <w:abstractNum w:abstractNumId="13" w15:restartNumberingAfterBreak="0">
     <w:nsid w:val="3D4C551D"/>
     <w:multiLevelType w:val="hybridMultilevel"/>
     <w:tmpl w:val="1D629A34"/>
@@ -6907,7 +7863,7 @@
       </w:rPr>
     </w:lvl>
   </w:abstractNum>
-  <w:abstractNum w:abstractNumId="13" w15:restartNumberingAfterBreak="0">
+  <w:abstractNum w:abstractNumId="14" w15:restartNumberingAfterBreak="0">
     <w:nsid w:val="3EBE4D1A"/>
     <w:multiLevelType w:val="hybridMultilevel"/>
     <w:tmpl w:val="C2E8BF98"/>
@@ -7019,7 +7975,7 @@
       </w:rPr>
     </w:lvl>
   </w:abstractNum>
-  <w:abstractNum w:abstractNumId="14" w15:restartNumberingAfterBreak="0">
+  <w:abstractNum w:abstractNumId="15" w15:restartNumberingAfterBreak="0">
     <w:nsid w:val="3F671B2A"/>
     <w:multiLevelType w:val="hybridMultilevel"/>
     <w:tmpl w:val="837CCA7E"/>
@@ -7132,7 +8088,96 @@
       </w:rPr>
     </w:lvl>
   </w:abstractNum>
-  <w:abstractNum w:abstractNumId="15" w15:restartNumberingAfterBreak="0">
+  <w:abstractNum w:abstractNumId="16" w15:restartNumberingAfterBreak="0">
+    <w:nsid w:val="42532047"/>
+    <w:multiLevelType w:val="hybridMultilevel"/>
+    <w:tmpl w:val="A4D27BA6"/>
+    <w:lvl w:ilvl="0" w:tplc="FFFFFFFF">
+      <w:start w:val="1"/>
+      <w:numFmt w:val="decimal"/>
+      <w:lvlText w:val="%1)"/>
+      <w:lvlJc w:val="left"/>
+      <w:pPr>
+        <w:ind w:left="720" w:hanging="360"/>
+      </w:pPr>
+      <w:rPr>
+        <w:rFonts w:hint="default"/>
+      </w:rPr>
+    </w:lvl>
+    <w:lvl w:ilvl="1" w:tplc="FFFFFFFF" w:tentative="1">
+      <w:start w:val="1"/>
+      <w:numFmt w:val="lowerLetter"/>
+      <w:lvlText w:val="%2."/>
+      <w:lvlJc w:val="left"/>
+      <w:pPr>
+        <w:ind w:left="1440" w:hanging="360"/>
+      </w:pPr>
+    </w:lvl>
+    <w:lvl w:ilvl="2" w:tplc="FFFFFFFF" w:tentative="1">
+      <w:start w:val="1"/>
+      <w:numFmt w:val="lowerRoman"/>
+      <w:lvlText w:val="%3."/>
+      <w:lvlJc w:val="right"/>
+      <w:pPr>
+        <w:ind w:left="2160" w:hanging="180"/>
+      </w:pPr>
+    </w:lvl>
+    <w:lvl w:ilvl="3" w:tplc="FFFFFFFF" w:tentative="1">
+      <w:start w:val="1"/>
+      <w:numFmt w:val="decimal"/>
+      <w:lvlText w:val="%4."/>
+      <w:lvlJc w:val="left"/>
+      <w:pPr>
+        <w:ind w:left="2880" w:hanging="360"/>
+      </w:pPr>
+    </w:lvl>
+    <w:lvl w:ilvl="4" w:tplc="FFFFFFFF" w:tentative="1">
+      <w:start w:val="1"/>
+      <w:numFmt w:val="lowerLetter"/>
+      <w:lvlText w:val="%5."/>
+      <w:lvlJc w:val="left"/>
+      <w:pPr>
+        <w:ind w:left="3600" w:hanging="360"/>
+      </w:pPr>
+    </w:lvl>
+    <w:lvl w:ilvl="5" w:tplc="FFFFFFFF" w:tentative="1">
+      <w:start w:val="1"/>
+      <w:numFmt w:val="lowerRoman"/>
+      <w:lvlText w:val="%6."/>
+      <w:lvlJc w:val="right"/>
+      <w:pPr>
+        <w:ind w:left="4320" w:hanging="180"/>
+      </w:pPr>
+    </w:lvl>
+    <w:lvl w:ilvl="6" w:tplc="FFFFFFFF" w:tentative="1">
+      <w:start w:val="1"/>
+      <w:numFmt w:val="decimal"/>
+      <w:lvlText w:val="%7."/>
+      <w:lvlJc w:val="left"/>
+      <w:pPr>
+        <w:ind w:left="5040" w:hanging="360"/>
+      </w:pPr>
+    </w:lvl>
+    <w:lvl w:ilvl="7" w:tplc="FFFFFFFF" w:tentative="1">
+      <w:start w:val="1"/>
+      <w:numFmt w:val="lowerLetter"/>
+      <w:lvlText w:val="%8."/>
+      <w:lvlJc w:val="left"/>
+      <w:pPr>
+        <w:ind w:left="5760" w:hanging="360"/>
+      </w:pPr>
+    </w:lvl>
+    <w:lvl w:ilvl="8" w:tplc="FFFFFFFF" w:tentative="1">
+      <w:start w:val="1"/>
+      <w:numFmt w:val="lowerRoman"/>
+      <w:lvlText w:val="%9."/>
+      <w:lvlJc w:val="right"/>
+      <w:pPr>
+        <w:ind w:left="6480" w:hanging="180"/>
+      </w:pPr>
+    </w:lvl>
+  </w:abstractNum>
+  <w:abstractNum w:abstractNumId="17" w15:restartNumberingAfterBreak="0">
     <w:nsid w:val="432D4A14"/>
     <w:multiLevelType w:val="hybridMultilevel"/>
     <w:tmpl w:val="3850D6E2"/>
@@ -7244,7 +8289,7 @@
       </w:rPr>
     </w:lvl>
   </w:abstractNum>
-  <w:abstractNum w:abstractNumId="16" w15:restartNumberingAfterBreak="0">
+  <w:abstractNum w:abstractNumId="18" w15:restartNumberingAfterBreak="0">
     <w:nsid w:val="442C21C6"/>
     <w:multiLevelType w:val="hybridMultilevel"/>
     <w:tmpl w:val="D64E2F34"/>
@@ -7357,7 +8402,7 @@
       </w:rPr>
     </w:lvl>
   </w:abstractNum>
-  <w:abstractNum w:abstractNumId="17" w15:restartNumberingAfterBreak="0">
+  <w:abstractNum w:abstractNumId="19" w15:restartNumberingAfterBreak="0">
     <w:nsid w:val="44F65ACA"/>
     <w:multiLevelType w:val="hybridMultilevel"/>
     <w:tmpl w:val="A3C8D654"/>
@@ -7470,7 +8515,7 @@
       </w:rPr>
     </w:lvl>
   </w:abstractNum>
-  <w:abstractNum w:abstractNumId="18" w15:restartNumberingAfterBreak="0">
+  <w:abstractNum w:abstractNumId="20" w15:restartNumberingAfterBreak="0">
     <w:nsid w:val="45714A95"/>
     <w:multiLevelType w:val="hybridMultilevel"/>
     <w:tmpl w:val="05F4A790"/>
@@ -7582,7 +8627,7 @@
       </w:rPr>
     </w:lvl>
   </w:abstractNum>
-  <w:abstractNum w:abstractNumId="19" w15:restartNumberingAfterBreak="0">
+  <w:abstractNum w:abstractNumId="21" w15:restartNumberingAfterBreak="0">
     <w:nsid w:val="47473CE2"/>
     <w:multiLevelType w:val="hybridMultilevel"/>
     <w:tmpl w:val="ECF27DAE"/>
@@ -7694,7 +8739,7 @@
       </w:rPr>
     </w:lvl>
   </w:abstractNum>
-  <w:abstractNum w:abstractNumId="20" w15:restartNumberingAfterBreak="0">
+  <w:abstractNum w:abstractNumId="22" w15:restartNumberingAfterBreak="0">
     <w:nsid w:val="478C1134"/>
     <w:multiLevelType w:val="hybridMultilevel"/>
     <w:tmpl w:val="A4D27BA6"/>
@@ -7783,7 +8828,7 @@
       </w:pPr>
     </w:lvl>
   </w:abstractNum>
-  <w:abstractNum w:abstractNumId="21" w15:restartNumberingAfterBreak="0">
+  <w:abstractNum w:abstractNumId="23" w15:restartNumberingAfterBreak="0">
     <w:nsid w:val="4CCB3A32"/>
     <w:multiLevelType w:val="hybridMultilevel"/>
     <w:tmpl w:val="0F487A7E"/>
@@ -7872,7 +8917,7 @@
       </w:pPr>
     </w:lvl>
   </w:abstractNum>
-  <w:abstractNum w:abstractNumId="22" w15:restartNumberingAfterBreak="0">
+  <w:abstractNum w:abstractNumId="24" w15:restartNumberingAfterBreak="0">
     <w:nsid w:val="4D8115E5"/>
     <w:multiLevelType w:val="hybridMultilevel"/>
     <w:tmpl w:val="3DC066B4"/>
@@ -7985,7 +9030,7 @@
       </w:rPr>
     </w:lvl>
   </w:abstractNum>
-  <w:abstractNum w:abstractNumId="23" w15:restartNumberingAfterBreak="0">
+  <w:abstractNum w:abstractNumId="25" w15:restartNumberingAfterBreak="0">
     <w:nsid w:val="4DA745FC"/>
     <w:multiLevelType w:val="hybridMultilevel"/>
     <w:tmpl w:val="A4D27BA6"/>
@@ -8074,7 +9119,7 @@
       </w:pPr>
     </w:lvl>
   </w:abstractNum>
-  <w:abstractNum w:abstractNumId="24" w15:restartNumberingAfterBreak="0">
+  <w:abstractNum w:abstractNumId="26" w15:restartNumberingAfterBreak="0">
     <w:nsid w:val="4EC93F75"/>
     <w:multiLevelType w:val="hybridMultilevel"/>
     <w:tmpl w:val="A24239B6"/>
@@ -8163,7 +9208,7 @@
       </w:pPr>
     </w:lvl>
   </w:abstractNum>
-  <w:abstractNum w:abstractNumId="25" w15:restartNumberingAfterBreak="0">
+  <w:abstractNum w:abstractNumId="27" w15:restartNumberingAfterBreak="0">
     <w:nsid w:val="5349714E"/>
     <w:multiLevelType w:val="hybridMultilevel"/>
     <w:tmpl w:val="0F487A7E"/>
@@ -8252,7 +9297,7 @@
       </w:pPr>
     </w:lvl>
   </w:abstractNum>
-  <w:abstractNum w:abstractNumId="26" w15:restartNumberingAfterBreak="0">
+  <w:abstractNum w:abstractNumId="28" w15:restartNumberingAfterBreak="0">
     <w:nsid w:val="53D85119"/>
     <w:multiLevelType w:val="hybridMultilevel"/>
     <w:tmpl w:val="64B2762C"/>
@@ -8341,7 +9386,7 @@
       </w:pPr>
     </w:lvl>
   </w:abstractNum>
-  <w:abstractNum w:abstractNumId="27" w15:restartNumberingAfterBreak="0">
+  <w:abstractNum w:abstractNumId="29" w15:restartNumberingAfterBreak="0">
     <w:nsid w:val="5A3606D5"/>
     <w:multiLevelType w:val="hybridMultilevel"/>
     <w:tmpl w:val="91805626"/>
@@ -8454,7 +9499,7 @@
       </w:rPr>
     </w:lvl>
   </w:abstractNum>
-  <w:abstractNum w:abstractNumId="28" w15:restartNumberingAfterBreak="0">
+  <w:abstractNum w:abstractNumId="30" w15:restartNumberingAfterBreak="0">
     <w:nsid w:val="61C87B25"/>
     <w:multiLevelType w:val="hybridMultilevel"/>
     <w:tmpl w:val="6FA21976"/>
@@ -8567,7 +9612,7 @@
       </w:rPr>
     </w:lvl>
   </w:abstractNum>
-  <w:abstractNum w:abstractNumId="29" w15:restartNumberingAfterBreak="0">
+  <w:abstractNum w:abstractNumId="31" w15:restartNumberingAfterBreak="0">
     <w:nsid w:val="621D43F7"/>
     <w:multiLevelType w:val="hybridMultilevel"/>
     <w:tmpl w:val="E1BA4850"/>
@@ -8680,7 +9725,7 @@
       </w:rPr>
     </w:lvl>
   </w:abstractNum>
-  <w:abstractNum w:abstractNumId="30" w15:restartNumberingAfterBreak="0">
+  <w:abstractNum w:abstractNumId="32" w15:restartNumberingAfterBreak="0">
     <w:nsid w:val="62C27A29"/>
     <w:multiLevelType w:val="hybridMultilevel"/>
     <w:tmpl w:val="5A4A1FDC"/>
@@ -8769,7 +9814,7 @@
       </w:pPr>
     </w:lvl>
   </w:abstractNum>
-  <w:abstractNum w:abstractNumId="31" w15:restartNumberingAfterBreak="0">
+  <w:abstractNum w:abstractNumId="33" w15:restartNumberingAfterBreak="0">
     <w:nsid w:val="657763C8"/>
     <w:multiLevelType w:val="hybridMultilevel"/>
     <w:tmpl w:val="94F87C5A"/>
@@ -8882,7 +9927,7 @@
       </w:rPr>
     </w:lvl>
   </w:abstractNum>
-  <w:abstractNum w:abstractNumId="32" w15:restartNumberingAfterBreak="0">
+  <w:abstractNum w:abstractNumId="34" w15:restartNumberingAfterBreak="0">
     <w:nsid w:val="6AFC21B1"/>
     <w:multiLevelType w:val="hybridMultilevel"/>
     <w:tmpl w:val="ABCC59D8"/>
@@ -8994,7 +10039,7 @@
       </w:rPr>
     </w:lvl>
   </w:abstractNum>
-  <w:abstractNum w:abstractNumId="33" w15:restartNumberingAfterBreak="0">
+  <w:abstractNum w:abstractNumId="35" w15:restartNumberingAfterBreak="0">
     <w:nsid w:val="6FA971DC"/>
     <w:multiLevelType w:val="hybridMultilevel"/>
     <w:tmpl w:val="097A0A14"/>
@@ -9083,7 +10128,7 @@
       </w:pPr>
     </w:lvl>
   </w:abstractNum>
-  <w:abstractNum w:abstractNumId="34" w15:restartNumberingAfterBreak="0">
+  <w:abstractNum w:abstractNumId="36" w15:restartNumberingAfterBreak="0">
     <w:nsid w:val="7038739E"/>
     <w:multiLevelType w:val="hybridMultilevel"/>
     <w:tmpl w:val="097A0A14"/>
@@ -9172,7 +10217,7 @@
       </w:pPr>
     </w:lvl>
   </w:abstractNum>
-  <w:abstractNum w:abstractNumId="35" w15:restartNumberingAfterBreak="0">
+  <w:abstractNum w:abstractNumId="37" w15:restartNumberingAfterBreak="0">
     <w:nsid w:val="73171907"/>
     <w:multiLevelType w:val="hybridMultilevel"/>
     <w:tmpl w:val="0C7E78D0"/>
@@ -9264,7 +10309,7 @@
       </w:pPr>
     </w:lvl>
   </w:abstractNum>
-  <w:abstractNum w:abstractNumId="36" w15:restartNumberingAfterBreak="0">
+  <w:abstractNum w:abstractNumId="38" w15:restartNumberingAfterBreak="0">
     <w:nsid w:val="74DB59D8"/>
     <w:multiLevelType w:val="hybridMultilevel"/>
     <w:tmpl w:val="E334E25C"/>
@@ -9377,10 +10422,10 @@
       </w:rPr>
     </w:lvl>
   </w:abstractNum>
-  <w:abstractNum w:abstractNumId="37" w15:restartNumberingAfterBreak="0">
+  <w:abstractNum w:abstractNumId="39" w15:restartNumberingAfterBreak="0">
     <w:nsid w:val="75092A01"/>
     <w:multiLevelType w:val="hybridMultilevel"/>
-    <w:tmpl w:val="589015D2"/>
+    <w:tmpl w:val="A552E87A"/>
     <w:lvl w:ilvl="0" w:tplc="34AE53CE">
       <w:start w:val="19"/>
       <w:numFmt w:val="bullet"/>
@@ -9393,14 +10438,17 @@
         <w:rFonts w:ascii="Arial" w:eastAsiaTheme="minorHAnsi" w:hAnsi="Arial" w:cs="Arial" w:hint="default"/>
       </w:rPr>
     </w:lvl>
-    <w:lvl w:ilvl="1" w:tplc="FFFFFFFF" w:tentative="1">
-      <w:start w:val="1"/>
-      <w:numFmt w:val="lowerLetter"/>
-      <w:lvlText w:val="%2."/>
+    <w:lvl w:ilvl="1" w:tplc="08100001">
+      <w:start w:val="1"/>
+      <w:numFmt w:val="bullet"/>
+      <w:lvlText w:val=""/>
       <w:lvlJc w:val="left"/>
       <w:pPr>
         <w:ind w:left="1440" w:hanging="360"/>
       </w:pPr>
+      <w:rPr>
+        <w:rFonts w:ascii="Symbol" w:hAnsi="Symbol" w:hint="default"/>
+      </w:rPr>
     </w:lvl>
     <w:lvl w:ilvl="2" w:tplc="FFFFFFFF" w:tentative="1">
       <w:start w:val="1"/>
@@ -9466,7 +10514,7 @@
       </w:pPr>
     </w:lvl>
   </w:abstractNum>
-  <w:abstractNum w:abstractNumId="38" w15:restartNumberingAfterBreak="0">
+  <w:abstractNum w:abstractNumId="40" w15:restartNumberingAfterBreak="0">
     <w:nsid w:val="7DC25969"/>
     <w:multiLevelType w:val="hybridMultilevel"/>
     <w:tmpl w:val="49A4B118"/>
@@ -9556,121 +10604,127 @@
     </w:lvl>
   </w:abstractNum>
   <w:num w:numId="1" w16cid:durableId="1957447704">
+    <w:abstractNumId w:val="30"/>
+  </w:num>
+  <w:num w:numId="2" w16cid:durableId="59527469">
+    <w:abstractNumId w:val="24"/>
+  </w:num>
+  <w:num w:numId="3" w16cid:durableId="1416709535">
+    <w:abstractNumId w:val="31"/>
+  </w:num>
+  <w:num w:numId="4" w16cid:durableId="1610893008">
+    <w:abstractNumId w:val="13"/>
+  </w:num>
+  <w:num w:numId="5" w16cid:durableId="1295134469">
+    <w:abstractNumId w:val="38"/>
+  </w:num>
+  <w:num w:numId="6" w16cid:durableId="534275369">
+    <w:abstractNumId w:val="4"/>
+  </w:num>
+  <w:num w:numId="7" w16cid:durableId="1583644609">
+    <w:abstractNumId w:val="33"/>
+  </w:num>
+  <w:num w:numId="8" w16cid:durableId="458959633">
+    <w:abstractNumId w:val="18"/>
+  </w:num>
+  <w:num w:numId="9" w16cid:durableId="2084061915">
+    <w:abstractNumId w:val="14"/>
+  </w:num>
+  <w:num w:numId="10" w16cid:durableId="513956138">
+    <w:abstractNumId w:val="17"/>
+  </w:num>
+  <w:num w:numId="11" w16cid:durableId="1546671389">
+    <w:abstractNumId w:val="29"/>
+  </w:num>
+  <w:num w:numId="12" w16cid:durableId="402920289">
+    <w:abstractNumId w:val="3"/>
+  </w:num>
+  <w:num w:numId="13" w16cid:durableId="1107234592">
+    <w:abstractNumId w:val="12"/>
+  </w:num>
+  <w:num w:numId="14" w16cid:durableId="1864903367">
+    <w:abstractNumId w:val="20"/>
+  </w:num>
+  <w:num w:numId="15" w16cid:durableId="707147569">
+    <w:abstractNumId w:val="15"/>
+  </w:num>
+  <w:num w:numId="16" w16cid:durableId="623736467">
+    <w:abstractNumId w:val="21"/>
+  </w:num>
+  <w:num w:numId="17" w16cid:durableId="731926938">
+    <w:abstractNumId w:val="40"/>
+  </w:num>
+  <w:num w:numId="18" w16cid:durableId="1601529823">
+    <w:abstractNumId w:val="19"/>
+  </w:num>
+  <w:num w:numId="19" w16cid:durableId="1571695026">
+    <w:abstractNumId w:val="34"/>
+  </w:num>
+  <w:num w:numId="20" w16cid:durableId="1652908612">
+    <w:abstractNumId w:val="11"/>
+  </w:num>
+  <w:num w:numId="21" w16cid:durableId="1942452452">
+    <w:abstractNumId w:val="2"/>
+  </w:num>
+  <w:num w:numId="22" w16cid:durableId="825125332">
+    <w:abstractNumId w:val="32"/>
+  </w:num>
+  <w:num w:numId="23" w16cid:durableId="1587955983">
+    <w:abstractNumId w:val="36"/>
+  </w:num>
+  <w:num w:numId="24" w16cid:durableId="598878319">
+    <w:abstractNumId w:val="7"/>
+  </w:num>
+  <w:num w:numId="25" w16cid:durableId="1193154563">
+    <w:abstractNumId w:val="26"/>
+  </w:num>
+  <w:num w:numId="26" w16cid:durableId="1386684259">
+    <w:abstractNumId w:val="35"/>
+  </w:num>
+  <w:num w:numId="27" w16cid:durableId="807094125">
+    <w:abstractNumId w:val="5"/>
+  </w:num>
+  <w:num w:numId="28" w16cid:durableId="1632978943">
     <w:abstractNumId w:val="28"/>
   </w:num>
-  <w:num w:numId="2" w16cid:durableId="59527469">
+  <w:num w:numId="29" w16cid:durableId="1529564583">
+    <w:abstractNumId w:val="37"/>
+  </w:num>
+  <w:num w:numId="30" w16cid:durableId="528180174">
+    <w:abstractNumId w:val="39"/>
+  </w:num>
+  <w:num w:numId="31" w16cid:durableId="734934578">
     <w:abstractNumId w:val="22"/>
   </w:num>
-  <w:num w:numId="3" w16cid:durableId="1416709535">
-    <w:abstractNumId w:val="29"/>
+  <w:num w:numId="32" w16cid:durableId="1160586055">
+    <w:abstractNumId w:val="23"/>
   </w:num>
-  <w:num w:numId="4" w16cid:durableId="1610893008">
-    <w:abstractNumId w:val="12"/>
+  <w:num w:numId="33" w16cid:durableId="755177104">
+    <w:abstractNumId w:val="10"/>
   </w:num>
-  <w:num w:numId="5" w16cid:durableId="1295134469">
-    <w:abstractNumId w:val="36"/>
+  <w:num w:numId="34" w16cid:durableId="630137642">
+    <w:abstractNumId w:val="8"/>
   </w:num>
-  <w:num w:numId="6" w16cid:durableId="534275369">
-    <w:abstractNumId w:val="3"/>
+  <w:num w:numId="35" w16cid:durableId="1373190845">
+    <w:abstractNumId w:val="6"/>
   </w:num>
-  <w:num w:numId="7" w16cid:durableId="1583644609">
-    <w:abstractNumId w:val="31"/>
+  <w:num w:numId="36" w16cid:durableId="177040263">
+    <w:abstractNumId w:val="1"/>
   </w:num>
-  <w:num w:numId="8" w16cid:durableId="458959633">
+  <w:num w:numId="37" w16cid:durableId="392393739">
+    <w:abstractNumId w:val="27"/>
+  </w:num>
+  <w:num w:numId="38" w16cid:durableId="198051355">
+    <w:abstractNumId w:val="25"/>
+  </w:num>
+  <w:num w:numId="39" w16cid:durableId="1490053342">
+    <w:abstractNumId w:val="9"/>
+  </w:num>
+  <w:num w:numId="40" w16cid:durableId="1790200187">
     <w:abstractNumId w:val="16"/>
   </w:num>
-  <w:num w:numId="9" w16cid:durableId="2084061915">
-    <w:abstractNumId w:val="13"/>
-  </w:num>
-  <w:num w:numId="10" w16cid:durableId="513956138">
-    <w:abstractNumId w:val="15"/>
-  </w:num>
-  <w:num w:numId="11" w16cid:durableId="1546671389">
-    <w:abstractNumId w:val="27"/>
-  </w:num>
-  <w:num w:numId="12" w16cid:durableId="402920289">
-    <w:abstractNumId w:val="2"/>
-  </w:num>
-  <w:num w:numId="13" w16cid:durableId="1107234592">
-    <w:abstractNumId w:val="11"/>
-  </w:num>
-  <w:num w:numId="14" w16cid:durableId="1864903367">
-    <w:abstractNumId w:val="18"/>
-  </w:num>
-  <w:num w:numId="15" w16cid:durableId="707147569">
-    <w:abstractNumId w:val="14"/>
-  </w:num>
-  <w:num w:numId="16" w16cid:durableId="623736467">
-    <w:abstractNumId w:val="19"/>
-  </w:num>
-  <w:num w:numId="17" w16cid:durableId="731926938">
-    <w:abstractNumId w:val="38"/>
-  </w:num>
-  <w:num w:numId="18" w16cid:durableId="1601529823">
-    <w:abstractNumId w:val="17"/>
-  </w:num>
-  <w:num w:numId="19" w16cid:durableId="1571695026">
-    <w:abstractNumId w:val="32"/>
-  </w:num>
-  <w:num w:numId="20" w16cid:durableId="1652908612">
-    <w:abstractNumId w:val="10"/>
-  </w:num>
-  <w:num w:numId="21" w16cid:durableId="1942452452">
-    <w:abstractNumId w:val="1"/>
-  </w:num>
-  <w:num w:numId="22" w16cid:durableId="825125332">
-    <w:abstractNumId w:val="30"/>
-  </w:num>
-  <w:num w:numId="23" w16cid:durableId="1587955983">
-    <w:abstractNumId w:val="34"/>
-  </w:num>
-  <w:num w:numId="24" w16cid:durableId="598878319">
-    <w:abstractNumId w:val="6"/>
-  </w:num>
-  <w:num w:numId="25" w16cid:durableId="1193154563">
-    <w:abstractNumId w:val="24"/>
-  </w:num>
-  <w:num w:numId="26" w16cid:durableId="1386684259">
-    <w:abstractNumId w:val="33"/>
-  </w:num>
-  <w:num w:numId="27" w16cid:durableId="807094125">
-    <w:abstractNumId w:val="4"/>
-  </w:num>
-  <w:num w:numId="28" w16cid:durableId="1632978943">
-    <w:abstractNumId w:val="26"/>
-  </w:num>
-  <w:num w:numId="29" w16cid:durableId="1529564583">
-    <w:abstractNumId w:val="35"/>
-  </w:num>
-  <w:num w:numId="30" w16cid:durableId="528180174">
-    <w:abstractNumId w:val="37"/>
-  </w:num>
-  <w:num w:numId="31" w16cid:durableId="734934578">
-    <w:abstractNumId w:val="20"/>
-  </w:num>
-  <w:num w:numId="32" w16cid:durableId="1160586055">
-    <w:abstractNumId w:val="21"/>
-  </w:num>
-  <w:num w:numId="33" w16cid:durableId="755177104">
-    <w:abstractNumId w:val="9"/>
-  </w:num>
-  <w:num w:numId="34" w16cid:durableId="630137642">
-    <w:abstractNumId w:val="7"/>
-  </w:num>
-  <w:num w:numId="35" w16cid:durableId="1373190845">
-    <w:abstractNumId w:val="5"/>
-  </w:num>
-  <w:num w:numId="36" w16cid:durableId="177040263">
+  <w:num w:numId="41" w16cid:durableId="905144165">
     <w:abstractNumId w:val="0"/>
-  </w:num>
-  <w:num w:numId="37" w16cid:durableId="392393739">
-    <w:abstractNumId w:val="25"/>
-  </w:num>
-  <w:num w:numId="38" w16cid:durableId="198051355">
-    <w:abstractNumId w:val="23"/>
-  </w:num>
-  <w:num w:numId="39" w16cid:durableId="1490053342">
-    <w:abstractNumId w:val="8"/>
   </w:num>
 </w:numbering>
 </file>
@@ -10682,6 +11736,7 @@
     <w:rsid w:val="001101C0"/>
     <w:rsid w:val="00121122"/>
     <w:rsid w:val="00127196"/>
+    <w:rsid w:val="0017082B"/>
     <w:rsid w:val="001A0560"/>
     <w:rsid w:val="001C54F7"/>
     <w:rsid w:val="001D27C6"/>
@@ -10779,6 +11834,7 @@
     <w:rsid w:val="00C22A10"/>
     <w:rsid w:val="00C57AC2"/>
     <w:rsid w:val="00CB349C"/>
+    <w:rsid w:val="00CB4B79"/>
     <w:rsid w:val="00CC154E"/>
     <w:rsid w:val="00CC52D3"/>
     <w:rsid w:val="00CC5E51"/>

--- a/4_Diari/Diario di lavoro.docx
+++ b/4_Diari/Diario di lavoro.docx
@@ -220,16 +220,8 @@
               <w:rPr>
                 <w:rFonts w:ascii="Arial" w:hAnsi="Arial" w:cs="Arial"/>
               </w:rPr>
-              <w:t xml:space="preserve">Svolto il </w:t>
-            </w:r>
-            <w:proofErr w:type="spellStart"/>
-            <w:r>
-              <w:rPr>
-                <w:rFonts w:ascii="Arial" w:hAnsi="Arial" w:cs="Arial"/>
-              </w:rPr>
-              <w:t>Gantt</w:t>
-            </w:r>
-            <w:proofErr w:type="spellEnd"/>
+              <w:t>Svolto il Gantt</w:t>
+            </w:r>
           </w:p>
           <w:p>
             <w:pPr>
@@ -264,16 +256,8 @@
               <w:rPr>
                 <w:rFonts w:ascii="Arial" w:hAnsi="Arial" w:cs="Arial"/>
               </w:rPr>
-              <w:t xml:space="preserve">Fatto il </w:t>
-            </w:r>
-            <w:proofErr w:type="spellStart"/>
-            <w:r>
-              <w:rPr>
-                <w:rFonts w:ascii="Arial" w:hAnsi="Arial" w:cs="Arial"/>
-              </w:rPr>
-              <w:t>mockup</w:t>
-            </w:r>
-            <w:proofErr w:type="spellEnd"/>
+              <w:t>Fatto il mockup</w:t>
+            </w:r>
           </w:p>
           <w:p>
             <w:pPr>
@@ -756,16 +740,8 @@
               <w:rPr>
                 <w:rFonts w:ascii="Arial" w:hAnsi="Arial" w:cs="Arial"/>
               </w:rPr>
-              <w:t xml:space="preserve">Svolto lo </w:t>
-            </w:r>
-            <w:proofErr w:type="spellStart"/>
-            <w:r>
-              <w:rPr>
-                <w:rFonts w:ascii="Arial" w:hAnsi="Arial" w:cs="Arial"/>
-              </w:rPr>
-              <w:t>swimlane</w:t>
-            </w:r>
-            <w:proofErr w:type="spellEnd"/>
+              <w:t>Svolto lo swimlane</w:t>
+            </w:r>
           </w:p>
           <w:p>
             <w:pPr>
@@ -782,21 +758,7 @@
               <w:rPr>
                 <w:rFonts w:ascii="Arial" w:hAnsi="Arial" w:cs="Arial"/>
               </w:rPr>
-              <w:t xml:space="preserve">Aggiustata </w:t>
-            </w:r>
-            <w:proofErr w:type="gramStart"/>
-            <w:r>
-              <w:rPr>
-                <w:rFonts w:ascii="Arial" w:hAnsi="Arial" w:cs="Arial"/>
-              </w:rPr>
-              <w:t>lo use</w:t>
-            </w:r>
-            <w:proofErr w:type="gramEnd"/>
-            <w:r>
-              <w:rPr>
-                <w:rFonts w:ascii="Arial" w:hAnsi="Arial" w:cs="Arial"/>
-              </w:rPr>
-              <w:t xml:space="preserve"> case</w:t>
+              <w:t>Aggiustata lo use case</w:t>
             </w:r>
           </w:p>
           <w:p>
@@ -3163,7 +3125,6 @@
               <w:t xml:space="preserve"> utilizzato </w:t>
             </w:r>
             <w:hyperlink r:id="rId8" w:history="1">
-              <w:proofErr w:type="spellStart"/>
               <w:r>
                 <w:rPr>
                   <w:rStyle w:val="Collegamentoipertestuale"/>
@@ -3171,7 +3132,6 @@
                 </w:rPr>
                 <w:t>TurboScribe</w:t>
               </w:r>
-              <w:proofErr w:type="spellEnd"/>
             </w:hyperlink>
           </w:p>
         </w:tc>
@@ -3754,16 +3714,8 @@
               <w:rPr>
                 <w:rFonts w:ascii="Arial" w:hAnsi="Arial" w:cs="Arial"/>
               </w:rPr>
-              <w:t xml:space="preserve">Aggiunta </w:t>
-            </w:r>
-            <w:proofErr w:type="spellStart"/>
-            <w:r>
-              <w:rPr>
-                <w:rFonts w:ascii="Arial" w:hAnsi="Arial" w:cs="Arial"/>
-              </w:rPr>
-              <w:t>NavBar</w:t>
-            </w:r>
-            <w:proofErr w:type="spellEnd"/>
+              <w:t>Aggiunta NavBar</w:t>
+            </w:r>
           </w:p>
           <w:p>
             <w:pPr>
@@ -3830,19 +3782,11 @@
                 <w:rFonts w:ascii="Arial" w:hAnsi="Arial" w:cs="Arial"/>
               </w:rPr>
             </w:pPr>
-            <w:proofErr w:type="spellStart"/>
-            <w:r>
-              <w:rPr>
-                <w:rFonts w:ascii="Arial" w:hAnsi="Arial" w:cs="Arial"/>
-              </w:rPr>
-              <w:t>Gantt</w:t>
-            </w:r>
-            <w:proofErr w:type="spellEnd"/>
-            <w:r>
-              <w:rPr>
-                <w:rFonts w:ascii="Arial" w:hAnsi="Arial" w:cs="Arial"/>
-              </w:rPr>
-              <w:t xml:space="preserve"> Consuntivo</w:t>
+            <w:r>
+              <w:rPr>
+                <w:rFonts w:ascii="Arial" w:hAnsi="Arial" w:cs="Arial"/>
+              </w:rPr>
+              <w:t>Gantt Consuntivo</w:t>
             </w:r>
           </w:p>
           <w:p>
@@ -3941,21 +3885,7 @@
               <w:rPr>
                 <w:rFonts w:ascii="Arial" w:hAnsi="Arial" w:cs="Arial"/>
               </w:rPr>
-              <w:t xml:space="preserve">Aggiunta </w:t>
-            </w:r>
-            <w:proofErr w:type="spellStart"/>
-            <w:r>
-              <w:rPr>
-                <w:rFonts w:ascii="Arial" w:hAnsi="Arial" w:cs="Arial"/>
-              </w:rPr>
-              <w:t>NavBar</w:t>
-            </w:r>
-            <w:proofErr w:type="spellEnd"/>
-            <w:r>
-              <w:rPr>
-                <w:rFonts w:ascii="Arial" w:hAnsi="Arial" w:cs="Arial"/>
-              </w:rPr>
-              <w:t xml:space="preserve"> </w:t>
+              <w:t xml:space="preserve">Aggiunta NavBar </w:t>
             </w:r>
             <w:r>
               <w:rPr>
@@ -4696,14 +4626,12 @@
                 <w:rFonts w:ascii="Arial" w:hAnsi="Arial" w:cs="Arial"/>
               </w:rPr>
             </w:pPr>
-            <w:proofErr w:type="spellStart"/>
             <w:r>
               <w:rPr>
                 <w:rFonts w:ascii="Arial" w:hAnsi="Arial" w:cs="Arial"/>
               </w:rPr>
               <w:t>Mockup</w:t>
             </w:r>
-            <w:proofErr w:type="spellEnd"/>
           </w:p>
           <w:p>
             <w:pPr>
@@ -4818,19 +4746,11 @@
                 <w:rFonts w:ascii="Arial" w:hAnsi="Arial" w:cs="Arial"/>
               </w:rPr>
             </w:pPr>
-            <w:proofErr w:type="spellStart"/>
-            <w:r>
-              <w:rPr>
-                <w:rFonts w:ascii="Arial" w:hAnsi="Arial" w:cs="Arial"/>
-              </w:rPr>
-              <w:t>Gantt</w:t>
-            </w:r>
-            <w:proofErr w:type="spellEnd"/>
-            <w:r>
-              <w:rPr>
-                <w:rFonts w:ascii="Arial" w:hAnsi="Arial" w:cs="Arial"/>
-              </w:rPr>
-              <w:t xml:space="preserve"> Consuntivo aggiornato</w:t>
+            <w:r>
+              <w:rPr>
+                <w:rFonts w:ascii="Arial" w:hAnsi="Arial" w:cs="Arial"/>
+              </w:rPr>
+              <w:t>Gantt Consuntivo aggiornato</w:t>
             </w:r>
           </w:p>
         </w:tc>
@@ -4929,16 +4849,8 @@
               <w:rPr>
                 <w:rFonts w:ascii="Arial" w:hAnsi="Arial" w:cs="Arial"/>
               </w:rPr>
-              <w:t xml:space="preserve"> </w:t>
-            </w:r>
-            <w:proofErr w:type="spellStart"/>
-            <w:r>
-              <w:rPr>
-                <w:rFonts w:ascii="Arial" w:hAnsi="Arial" w:cs="Arial"/>
-              </w:rPr>
-              <w:t>Intelij</w:t>
-            </w:r>
-            <w:proofErr w:type="spellEnd"/>
+              <w:t xml:space="preserve"> Intelij</w:t>
+            </w:r>
           </w:p>
           <w:p>
             <w:pPr>
@@ -4951,14 +4863,12 @@
                 <w:rFonts w:ascii="Arial" w:hAnsi="Arial" w:cs="Arial"/>
               </w:rPr>
             </w:pPr>
-            <w:proofErr w:type="spellStart"/>
             <w:r>
               <w:rPr>
                 <w:rFonts w:ascii="Arial" w:hAnsi="Arial" w:cs="Arial"/>
               </w:rPr>
               <w:t>Mockup</w:t>
             </w:r>
-            <w:proofErr w:type="spellEnd"/>
             <w:r>
               <w:rPr>
                 <w:rFonts w:ascii="Arial" w:hAnsi="Arial" w:cs="Arial"/>
@@ -4978,7 +4888,6 @@
               <w:t xml:space="preserve"> </w:t>
             </w:r>
             <w:hyperlink r:id="rId9" w:history="1">
-              <w:proofErr w:type="spellStart"/>
               <w:r>
                 <w:rPr>
                   <w:rStyle w:val="Collegamentoipertestuale"/>
@@ -4986,7 +4895,6 @@
                 </w:rPr>
                 <w:t>Moqups</w:t>
               </w:r>
-              <w:proofErr w:type="spellEnd"/>
             </w:hyperlink>
           </w:p>
           <w:p>
@@ -5025,7 +4933,6 @@
               <w:t xml:space="preserve"> </w:t>
             </w:r>
             <w:hyperlink r:id="rId10" w:history="1">
-              <w:proofErr w:type="spellStart"/>
               <w:r>
                 <w:rPr>
                   <w:rStyle w:val="Collegamentoipertestuale"/>
@@ -5033,7 +4940,6 @@
                 </w:rPr>
                 <w:t>draw.io</w:t>
               </w:r>
-              <w:proofErr w:type="spellEnd"/>
             </w:hyperlink>
           </w:p>
         </w:tc>
@@ -5568,13 +5474,7 @@
               <w:rPr>
                 <w:rFonts w:ascii="Arial" w:hAnsi="Arial" w:cs="Arial"/>
               </w:rPr>
-              <w:t>I</w:t>
-            </w:r>
-            <w:r>
-              <w:rPr>
-                <w:rFonts w:ascii="Arial" w:hAnsi="Arial" w:cs="Arial"/>
-              </w:rPr>
-              <w:t xml:space="preserve">mplementazione </w:t>
+              <w:t xml:space="preserve">Implementazione </w:t>
             </w:r>
             <w:r>
               <w:rPr>
@@ -5672,19 +5572,11 @@
                 <w:rFonts w:ascii="Arial" w:hAnsi="Arial" w:cs="Arial"/>
               </w:rPr>
             </w:pPr>
-            <w:proofErr w:type="gramStart"/>
-            <w:r>
-              <w:rPr>
-                <w:rFonts w:ascii="Arial" w:hAnsi="Arial" w:cs="Arial"/>
-              </w:rPr>
-              <w:t>Responsive pagina</w:t>
-            </w:r>
-            <w:proofErr w:type="gramEnd"/>
-            <w:r>
-              <w:rPr>
-                <w:rFonts w:ascii="Arial" w:hAnsi="Arial" w:cs="Arial"/>
-              </w:rPr>
-              <w:t xml:space="preserve"> della Luna </w:t>
+            <w:r>
+              <w:rPr>
+                <w:rFonts w:ascii="Arial" w:hAnsi="Arial" w:cs="Arial"/>
+              </w:rPr>
+              <w:t xml:space="preserve">Responsive pagina della Luna </w:t>
             </w:r>
             <w:r>
               <w:rPr>
@@ -5759,13 +5651,7 @@
               <w:rPr>
                 <w:rFonts w:ascii="Arial" w:hAnsi="Arial" w:cs="Arial"/>
               </w:rPr>
-              <w:t>API per la fase lunare</w:t>
-            </w:r>
-            <w:r>
-              <w:rPr>
-                <w:rFonts w:ascii="Arial" w:hAnsi="Arial" w:cs="Arial"/>
-              </w:rPr>
-              <w:t xml:space="preserve"> </w:t>
+              <w:t xml:space="preserve">API per la fase lunare </w:t>
             </w:r>
             <w:r>
               <w:rPr>
@@ -5798,60 +5684,36 @@
               </w:numPr>
               <w:rPr>
                 <w:rFonts w:ascii="Arial" w:hAnsi="Arial" w:cs="Arial"/>
-              </w:rPr>
-            </w:pPr>
-            <w:r>
-              <w:rPr>
-                <w:rFonts w:ascii="Arial" w:hAnsi="Arial" w:cs="Arial"/>
                 <w:lang w:val="fr-CH"/>
               </w:rPr>
-              <w:t xml:space="preserve">Zoom/Zoom out </w:t>
-            </w:r>
-            <w:proofErr w:type="spellStart"/>
+            </w:pPr>
             <w:r>
               <w:rPr>
                 <w:rFonts w:ascii="Arial" w:hAnsi="Arial" w:cs="Arial"/>
                 <w:lang w:val="fr-CH"/>
               </w:rPr>
-              <w:t>completo</w:t>
-            </w:r>
-            <w:proofErr w:type="spellEnd"/>
+              <w:t xml:space="preserve">Zoom/Zoom out completo </w:t>
+            </w:r>
+            <w:r>
+              <w:rPr>
+                <w:rFonts w:ascii="Arial" w:hAnsi="Arial" w:cs="Arial"/>
+              </w:rPr>
+              <w:sym w:font="Wingdings" w:char="F0E0"/>
+            </w:r>
             <w:r>
               <w:rPr>
                 <w:rFonts w:ascii="Arial" w:hAnsi="Arial" w:cs="Arial"/>
                 <w:lang w:val="fr-CH"/>
               </w:rPr>
-              <w:t xml:space="preserve"> </w:t>
-            </w:r>
-            <w:r>
-              <w:rPr>
-                <w:rFonts w:ascii="Arial" w:hAnsi="Arial" w:cs="Arial"/>
-              </w:rPr>
-              <w:sym w:font="Wingdings" w:char="F0E0"/>
+              <w:t xml:space="preserve"> C</w:t>
             </w:r>
             <w:r>
               <w:rPr>
                 <w:rFonts w:ascii="Arial" w:hAnsi="Arial" w:cs="Arial"/>
                 <w:lang w:val="fr-CH"/>
               </w:rPr>
-              <w:t xml:space="preserve"> </w:t>
-            </w:r>
-            <w:proofErr w:type="spellStart"/>
-            <w:r>
-              <w:rPr>
-                <w:rFonts w:ascii="Arial" w:hAnsi="Arial" w:cs="Arial"/>
-                <w:lang w:val="fr-CH"/>
-              </w:rPr>
-              <w:t>C</w:t>
-            </w:r>
-            <w:r>
-              <w:rPr>
-                <w:rFonts w:ascii="Arial" w:hAnsi="Arial" w:cs="Arial"/>
-                <w:lang w:val="fr-CH"/>
-              </w:rPr>
               <w:t>hatGPT</w:t>
             </w:r>
-            <w:proofErr w:type="spellEnd"/>
           </w:p>
         </w:tc>
       </w:tr>
@@ -5860,6 +5722,7 @@
       <w:pPr>
         <w:rPr>
           <w:rFonts w:ascii="Arial" w:hAnsi="Arial" w:cs="Arial"/>
+          <w:lang w:val="fr-CH"/>
         </w:rPr>
       </w:pPr>
     </w:p>
@@ -6186,16 +6049,8 @@
               <w:rPr>
                 <w:rFonts w:ascii="Arial" w:hAnsi="Arial" w:cs="Arial"/>
               </w:rPr>
-              <w:t xml:space="preserve">Aggiustare </w:t>
-            </w:r>
-            <w:proofErr w:type="gramStart"/>
-            <w:r>
-              <w:rPr>
-                <w:rFonts w:ascii="Arial" w:hAnsi="Arial" w:cs="Arial"/>
-              </w:rPr>
-              <w:t>il responsive</w:t>
-            </w:r>
-            <w:proofErr w:type="gramEnd"/>
+              <w:t>Aggiustare il responsive</w:t>
+            </w:r>
           </w:p>
           <w:p>
             <w:pPr>
@@ -6231,6 +6086,581 @@
                 <w:rFonts w:ascii="Arial" w:hAnsi="Arial" w:cs="Arial"/>
               </w:rPr>
               <w:t>Continuare la documentazione</w:t>
+            </w:r>
+          </w:p>
+        </w:tc>
+      </w:tr>
+    </w:tbl>
+    <w:p>
+      <w:pPr>
+        <w:rPr>
+          <w:rFonts w:ascii="Arial" w:hAnsi="Arial" w:cs="Arial"/>
+        </w:rPr>
+      </w:pPr>
+    </w:p>
+    <w:p>
+      <w:pPr>
+        <w:rPr>
+          <w:rFonts w:ascii="Arial" w:hAnsi="Arial" w:cs="Arial"/>
+        </w:rPr>
+      </w:pPr>
+      <w:r>
+        <w:rPr>
+          <w:rFonts w:ascii="Arial" w:hAnsi="Arial" w:cs="Arial"/>
+        </w:rPr>
+        <w:br w:type="page"/>
+      </w:r>
+    </w:p>
+    <w:tbl>
+      <w:tblPr>
+        <w:tblStyle w:val="Grigliatabella"/>
+        <w:tblW w:w="9634" w:type="dxa"/>
+        <w:tblLook w:val="04A0" w:firstRow="1" w:lastRow="0" w:firstColumn="1" w:lastColumn="0" w:noHBand="0" w:noVBand="1"/>
+      </w:tblPr>
+      <w:tblGrid>
+        <w:gridCol w:w="4803"/>
+        <w:gridCol w:w="4831"/>
+      </w:tblGrid>
+      <w:tr>
+        <w:trPr>
+          <w:trHeight w:hRule="exact" w:val="397"/>
+        </w:trPr>
+        <w:tc>
+          <w:tcPr>
+            <w:tcW w:w="4803" w:type="dxa"/>
+            <w:shd w:val="clear" w:color="auto" w:fill="66CCFF"/>
+            <w:vAlign w:val="center"/>
+          </w:tcPr>
+          <w:p>
+            <w:pPr>
+              <w:rPr>
+                <w:rFonts w:ascii="Arial" w:hAnsi="Arial" w:cs="Arial"/>
+              </w:rPr>
+            </w:pPr>
+            <w:r>
+              <w:rPr>
+                <w:rFonts w:ascii="Arial" w:hAnsi="Arial" w:cs="Arial"/>
+              </w:rPr>
+              <w:lastRenderedPageBreak/>
+              <w:t>Luogo</w:t>
+            </w:r>
+          </w:p>
+        </w:tc>
+        <w:tc>
+          <w:tcPr>
+            <w:tcW w:w="4831" w:type="dxa"/>
+            <w:shd w:val="clear" w:color="auto" w:fill="66CCFF"/>
+            <w:vAlign w:val="center"/>
+          </w:tcPr>
+          <w:p>
+            <w:pPr>
+              <w:pStyle w:val="Nessunaspaziatura"/>
+              <w:spacing w:line="360" w:lineRule="auto"/>
+              <w:rPr>
+                <w:rFonts w:ascii="Arial" w:hAnsi="Arial" w:cs="Arial"/>
+              </w:rPr>
+            </w:pPr>
+            <w:r>
+              <w:rPr>
+                <w:rFonts w:ascii="Arial" w:hAnsi="Arial" w:cs="Arial"/>
+              </w:rPr>
+              <w:t>Canobbio</w:t>
+            </w:r>
+          </w:p>
+        </w:tc>
+      </w:tr>
+      <w:tr>
+        <w:trPr>
+          <w:trHeight w:hRule="exact" w:val="397"/>
+        </w:trPr>
+        <w:tc>
+          <w:tcPr>
+            <w:tcW w:w="4803" w:type="dxa"/>
+            <w:shd w:val="clear" w:color="auto" w:fill="66CCFF"/>
+            <w:vAlign w:val="center"/>
+          </w:tcPr>
+          <w:p>
+            <w:pPr>
+              <w:rPr>
+                <w:rFonts w:ascii="Arial" w:hAnsi="Arial" w:cs="Arial"/>
+              </w:rPr>
+            </w:pPr>
+            <w:r>
+              <w:rPr>
+                <w:rFonts w:ascii="Arial" w:hAnsi="Arial" w:cs="Arial"/>
+              </w:rPr>
+              <w:t>Data</w:t>
+            </w:r>
+          </w:p>
+        </w:tc>
+        <w:tc>
+          <w:tcPr>
+            <w:tcW w:w="4831" w:type="dxa"/>
+            <w:shd w:val="clear" w:color="auto" w:fill="66CCFF"/>
+            <w:vAlign w:val="center"/>
+          </w:tcPr>
+          <w:p>
+            <w:pPr>
+              <w:rPr>
+                <w:rFonts w:ascii="Arial" w:hAnsi="Arial" w:cs="Arial"/>
+              </w:rPr>
+            </w:pPr>
+            <w:r>
+              <w:rPr>
+                <w:rFonts w:ascii="Arial" w:hAnsi="Arial" w:cs="Arial"/>
+              </w:rPr>
+              <w:t>05.12.2025</w:t>
+            </w:r>
+          </w:p>
+        </w:tc>
+      </w:tr>
+    </w:tbl>
+    <w:p>
+      <w:pPr>
+        <w:rPr>
+          <w:rFonts w:ascii="Arial" w:hAnsi="Arial" w:cs="Arial"/>
+        </w:rPr>
+      </w:pPr>
+    </w:p>
+    <w:tbl>
+      <w:tblPr>
+        <w:tblStyle w:val="Grigliatabella"/>
+        <w:tblW w:w="0" w:type="auto"/>
+        <w:tblLook w:val="04A0" w:firstRow="1" w:lastRow="0" w:firstColumn="1" w:lastColumn="0" w:noHBand="0" w:noVBand="1"/>
+      </w:tblPr>
+      <w:tblGrid>
+        <w:gridCol w:w="9628"/>
+      </w:tblGrid>
+      <w:tr>
+        <w:tc>
+          <w:tcPr>
+            <w:tcW w:w="9854" w:type="dxa"/>
+            <w:shd w:val="clear" w:color="auto" w:fill="66CCFF"/>
+          </w:tcPr>
+          <w:p>
+            <w:pPr>
+              <w:rPr>
+                <w:rFonts w:ascii="Arial" w:hAnsi="Arial" w:cs="Arial"/>
+              </w:rPr>
+            </w:pPr>
+            <w:r>
+              <w:rPr>
+                <w:rFonts w:ascii="Arial" w:hAnsi="Arial" w:cs="Arial"/>
+              </w:rPr>
+              <w:t>Lavori svolti</w:t>
+            </w:r>
+          </w:p>
+        </w:tc>
+      </w:tr>
+      <w:tr>
+        <w:tc>
+          <w:tcPr>
+            <w:tcW w:w="9854" w:type="dxa"/>
+          </w:tcPr>
+          <w:p>
+            <w:pPr>
+              <w:pStyle w:val="Paragrafoelenco"/>
+              <w:numPr>
+                <w:ilvl w:val="0"/>
+                <w:numId w:val="29"/>
+              </w:numPr>
+              <w:rPr>
+                <w:rFonts w:ascii="Arial" w:hAnsi="Arial" w:cs="Arial"/>
+              </w:rPr>
+            </w:pPr>
+            <w:r>
+              <w:rPr>
+                <w:rFonts w:ascii="Arial" w:hAnsi="Arial" w:cs="Arial"/>
+              </w:rPr>
+              <w:t>Responsive per ogni pagina</w:t>
+            </w:r>
+          </w:p>
+          <w:p>
+            <w:pPr>
+              <w:pStyle w:val="Paragrafoelenco"/>
+              <w:numPr>
+                <w:ilvl w:val="0"/>
+                <w:numId w:val="29"/>
+              </w:numPr>
+              <w:rPr>
+                <w:rFonts w:ascii="Arial" w:hAnsi="Arial" w:cs="Arial"/>
+              </w:rPr>
+            </w:pPr>
+            <w:r>
+              <w:rPr>
+                <w:rFonts w:ascii="Arial" w:hAnsi="Arial" w:cs="Arial"/>
+              </w:rPr>
+              <w:t xml:space="preserve">Commenti su tutti i file </w:t>
+            </w:r>
+          </w:p>
+        </w:tc>
+      </w:tr>
+    </w:tbl>
+    <w:p>
+      <w:pPr>
+        <w:rPr>
+          <w:rFonts w:ascii="Arial" w:hAnsi="Arial" w:cs="Arial"/>
+        </w:rPr>
+      </w:pPr>
+    </w:p>
+    <w:tbl>
+      <w:tblPr>
+        <w:tblStyle w:val="Grigliatabella"/>
+        <w:tblW w:w="0" w:type="auto"/>
+        <w:tblLook w:val="04A0" w:firstRow="1" w:lastRow="0" w:firstColumn="1" w:lastColumn="0" w:noHBand="0" w:noVBand="1"/>
+      </w:tblPr>
+      <w:tblGrid>
+        <w:gridCol w:w="9628"/>
+      </w:tblGrid>
+      <w:tr>
+        <w:tc>
+          <w:tcPr>
+            <w:tcW w:w="9854" w:type="dxa"/>
+            <w:shd w:val="clear" w:color="auto" w:fill="66CCFF"/>
+          </w:tcPr>
+          <w:p>
+            <w:pPr>
+              <w:rPr>
+                <w:rFonts w:ascii="Arial" w:hAnsi="Arial" w:cs="Arial"/>
+              </w:rPr>
+            </w:pPr>
+            <w:r>
+              <w:rPr>
+                <w:rFonts w:ascii="Arial" w:hAnsi="Arial" w:cs="Arial"/>
+              </w:rPr>
+              <w:t>Fonti</w:t>
+            </w:r>
+          </w:p>
+        </w:tc>
+      </w:tr>
+      <w:tr>
+        <w:tc>
+          <w:tcPr>
+            <w:tcW w:w="9854" w:type="dxa"/>
+          </w:tcPr>
+          <w:p>
+            <w:pPr>
+              <w:pStyle w:val="Paragrafoelenco"/>
+              <w:numPr>
+                <w:ilvl w:val="0"/>
+                <w:numId w:val="29"/>
+              </w:numPr>
+              <w:rPr>
+                <w:rFonts w:ascii="Arial" w:hAnsi="Arial" w:cs="Arial"/>
+                <w:lang w:val="fr-CH"/>
+              </w:rPr>
+            </w:pPr>
+            <w:r>
+              <w:rPr>
+                <w:rFonts w:ascii="Arial" w:hAnsi="Arial" w:cs="Arial"/>
+                <w:lang w:val="fr-CH"/>
+              </w:rPr>
+              <w:t xml:space="preserve">Responsive </w:t>
+            </w:r>
+            <w:r>
+              <w:rPr>
+                <w:rFonts w:ascii="Arial" w:hAnsi="Arial" w:cs="Arial"/>
+                <w:lang w:val="fr-CH"/>
+              </w:rPr>
+              <w:sym w:font="Wingdings" w:char="F0E0"/>
+            </w:r>
+            <w:r>
+              <w:rPr>
+                <w:rFonts w:ascii="Arial" w:hAnsi="Arial" w:cs="Arial"/>
+                <w:lang w:val="fr-CH"/>
+              </w:rPr>
+              <w:t xml:space="preserve"> ChatGPT</w:t>
+            </w:r>
+          </w:p>
+        </w:tc>
+      </w:tr>
+    </w:tbl>
+    <w:p>
+      <w:pPr>
+        <w:rPr>
+          <w:rFonts w:ascii="Arial" w:hAnsi="Arial" w:cs="Arial"/>
+          <w:lang w:val="fr-CH"/>
+        </w:rPr>
+      </w:pPr>
+    </w:p>
+    <w:tbl>
+      <w:tblPr>
+        <w:tblStyle w:val="Grigliatabella"/>
+        <w:tblW w:w="0" w:type="auto"/>
+        <w:tblLook w:val="04A0" w:firstRow="1" w:lastRow="0" w:firstColumn="1" w:lastColumn="0" w:noHBand="0" w:noVBand="1"/>
+      </w:tblPr>
+      <w:tblGrid>
+        <w:gridCol w:w="9628"/>
+      </w:tblGrid>
+      <w:tr>
+        <w:tc>
+          <w:tcPr>
+            <w:tcW w:w="9854" w:type="dxa"/>
+            <w:shd w:val="clear" w:color="auto" w:fill="66CCFF"/>
+          </w:tcPr>
+          <w:p>
+            <w:pPr>
+              <w:rPr>
+                <w:rFonts w:ascii="Arial" w:hAnsi="Arial" w:cs="Arial"/>
+              </w:rPr>
+            </w:pPr>
+            <w:r>
+              <w:rPr>
+                <w:rFonts w:ascii="Arial" w:hAnsi="Arial" w:cs="Arial"/>
+              </w:rPr>
+              <w:t>Punto della situazione rispetto alla pianificazione</w:t>
+            </w:r>
+          </w:p>
+        </w:tc>
+      </w:tr>
+      <w:tr>
+        <w:tc>
+          <w:tcPr>
+            <w:tcW w:w="9854" w:type="dxa"/>
+          </w:tcPr>
+          <w:p>
+            <w:pPr>
+              <w:pStyle w:val="Paragrafoelenco"/>
+              <w:numPr>
+                <w:ilvl w:val="0"/>
+                <w:numId w:val="30"/>
+              </w:numPr>
+              <w:rPr>
+                <w:rFonts w:ascii="Arial" w:hAnsi="Arial" w:cs="Arial"/>
+              </w:rPr>
+            </w:pPr>
+            <w:r>
+              <w:rPr>
+                <w:rFonts w:ascii="Arial" w:hAnsi="Arial" w:cs="Arial"/>
+              </w:rPr>
+              <w:t xml:space="preserve">Documentazione </w:t>
+            </w:r>
+            <w:r>
+              <w:rPr>
+                <w:rFonts w:ascii="Arial" w:hAnsi="Arial" w:cs="Arial"/>
+              </w:rPr>
+              <w:sym w:font="Wingdings" w:char="F0E0"/>
+            </w:r>
+            <w:r>
+              <w:rPr>
+                <w:rFonts w:ascii="Arial" w:hAnsi="Arial" w:cs="Arial"/>
+              </w:rPr>
+              <w:t xml:space="preserve"> </w:t>
+            </w:r>
+            <w:r>
+              <w:rPr>
+                <w:rFonts w:ascii="Arial" w:hAnsi="Arial" w:cs="Arial"/>
+              </w:rPr>
+              <w:t xml:space="preserve">Implementazione </w:t>
+            </w:r>
+          </w:p>
+        </w:tc>
+      </w:tr>
+    </w:tbl>
+    <w:p>
+      <w:pPr>
+        <w:rPr>
+          <w:rFonts w:ascii="Arial" w:hAnsi="Arial" w:cs="Arial"/>
+        </w:rPr>
+      </w:pPr>
+    </w:p>
+    <w:tbl>
+      <w:tblPr>
+        <w:tblStyle w:val="Grigliatabella"/>
+        <w:tblW w:w="0" w:type="auto"/>
+        <w:tblLook w:val="04A0" w:firstRow="1" w:lastRow="0" w:firstColumn="1" w:lastColumn="0" w:noHBand="0" w:noVBand="1"/>
+      </w:tblPr>
+      <w:tblGrid>
+        <w:gridCol w:w="9628"/>
+      </w:tblGrid>
+      <w:tr>
+        <w:tc>
+          <w:tcPr>
+            <w:tcW w:w="9854" w:type="dxa"/>
+            <w:shd w:val="clear" w:color="auto" w:fill="66CCFF"/>
+          </w:tcPr>
+          <w:p>
+            <w:pPr>
+              <w:rPr>
+                <w:rFonts w:ascii="Arial" w:hAnsi="Arial" w:cs="Arial"/>
+              </w:rPr>
+            </w:pPr>
+            <w:r>
+              <w:rPr>
+                <w:rFonts w:ascii="Arial" w:hAnsi="Arial" w:cs="Arial"/>
+              </w:rPr>
+              <w:t>Problemi</w:t>
+            </w:r>
+          </w:p>
+        </w:tc>
+      </w:tr>
+      <w:tr>
+        <w:tc>
+          <w:tcPr>
+            <w:tcW w:w="9854" w:type="dxa"/>
+          </w:tcPr>
+          <w:p>
+            <w:pPr>
+              <w:rPr>
+                <w:rFonts w:ascii="Arial" w:hAnsi="Arial" w:cs="Arial"/>
+              </w:rPr>
+            </w:pPr>
+            <w:r>
+              <w:rPr>
+                <w:rFonts w:ascii="Arial" w:hAnsi="Arial" w:cs="Arial"/>
+              </w:rPr>
+              <w:t>Nessun problema</w:t>
+            </w:r>
+          </w:p>
+        </w:tc>
+      </w:tr>
+    </w:tbl>
+    <w:p>
+      <w:pPr>
+        <w:rPr>
+          <w:rFonts w:ascii="Arial" w:hAnsi="Arial" w:cs="Arial"/>
+        </w:rPr>
+      </w:pPr>
+    </w:p>
+    <w:tbl>
+      <w:tblPr>
+        <w:tblStyle w:val="Grigliatabella"/>
+        <w:tblW w:w="0" w:type="auto"/>
+        <w:tblLook w:val="04A0" w:firstRow="1" w:lastRow="0" w:firstColumn="1" w:lastColumn="0" w:noHBand="0" w:noVBand="1"/>
+      </w:tblPr>
+      <w:tblGrid>
+        <w:gridCol w:w="9628"/>
+      </w:tblGrid>
+      <w:tr>
+        <w:tc>
+          <w:tcPr>
+            <w:tcW w:w="9854" w:type="dxa"/>
+            <w:shd w:val="clear" w:color="auto" w:fill="66CCFF"/>
+          </w:tcPr>
+          <w:p>
+            <w:pPr>
+              <w:rPr>
+                <w:rFonts w:ascii="Arial" w:hAnsi="Arial" w:cs="Arial"/>
+              </w:rPr>
+            </w:pPr>
+            <w:r>
+              <w:rPr>
+                <w:rFonts w:ascii="Arial" w:hAnsi="Arial" w:cs="Arial"/>
+              </w:rPr>
+              <w:t>Soluzione dei problemi</w:t>
+            </w:r>
+          </w:p>
+        </w:tc>
+      </w:tr>
+      <w:tr>
+        <w:tc>
+          <w:tcPr>
+            <w:tcW w:w="9854" w:type="dxa"/>
+          </w:tcPr>
+          <w:p>
+            <w:pPr>
+              <w:rPr>
+                <w:rFonts w:ascii="Arial" w:hAnsi="Arial" w:cs="Arial"/>
+              </w:rPr>
+            </w:pPr>
+          </w:p>
+        </w:tc>
+      </w:tr>
+    </w:tbl>
+    <w:p>
+      <w:pPr>
+        <w:rPr>
+          <w:rFonts w:ascii="Arial" w:hAnsi="Arial" w:cs="Arial"/>
+        </w:rPr>
+      </w:pPr>
+    </w:p>
+    <w:tbl>
+      <w:tblPr>
+        <w:tblStyle w:val="Grigliatabella"/>
+        <w:tblW w:w="0" w:type="auto"/>
+        <w:tblLook w:val="04A0" w:firstRow="1" w:lastRow="0" w:firstColumn="1" w:lastColumn="0" w:noHBand="0" w:noVBand="1"/>
+      </w:tblPr>
+      <w:tblGrid>
+        <w:gridCol w:w="9628"/>
+      </w:tblGrid>
+      <w:tr>
+        <w:tc>
+          <w:tcPr>
+            <w:tcW w:w="9854" w:type="dxa"/>
+            <w:shd w:val="clear" w:color="auto" w:fill="66CCFF"/>
+          </w:tcPr>
+          <w:p>
+            <w:pPr>
+              <w:rPr>
+                <w:rFonts w:ascii="Arial" w:hAnsi="Arial" w:cs="Arial"/>
+              </w:rPr>
+            </w:pPr>
+            <w:r>
+              <w:rPr>
+                <w:rFonts w:ascii="Arial" w:hAnsi="Arial" w:cs="Arial"/>
+              </w:rPr>
+              <w:t>Programma di massima per la prossima giornata di lavoro</w:t>
+            </w:r>
+          </w:p>
+        </w:tc>
+      </w:tr>
+      <w:tr>
+        <w:tc>
+          <w:tcPr>
+            <w:tcW w:w="9854" w:type="dxa"/>
+          </w:tcPr>
+          <w:p>
+            <w:pPr>
+              <w:pStyle w:val="Paragrafoelenco"/>
+              <w:numPr>
+                <w:ilvl w:val="0"/>
+                <w:numId w:val="33"/>
+              </w:numPr>
+              <w:rPr>
+                <w:rFonts w:ascii="Arial" w:hAnsi="Arial" w:cs="Arial"/>
+              </w:rPr>
+            </w:pPr>
+            <w:r>
+              <w:rPr>
+                <w:rFonts w:ascii="Arial" w:hAnsi="Arial" w:cs="Arial"/>
+              </w:rPr>
+              <w:t>Finire la documentazione</w:t>
+            </w:r>
+          </w:p>
+          <w:p>
+            <w:pPr>
+              <w:pStyle w:val="Paragrafoelenco"/>
+              <w:numPr>
+                <w:ilvl w:val="0"/>
+                <w:numId w:val="33"/>
+              </w:numPr>
+              <w:rPr>
+                <w:rFonts w:ascii="Arial" w:hAnsi="Arial" w:cs="Arial"/>
+              </w:rPr>
+            </w:pPr>
+            <w:r>
+              <w:rPr>
+                <w:rFonts w:ascii="Arial" w:hAnsi="Arial" w:cs="Arial"/>
+              </w:rPr>
+              <w:t>Fare la presentazione</w:t>
+            </w:r>
+          </w:p>
+          <w:p>
+            <w:pPr>
+              <w:pStyle w:val="Paragrafoelenco"/>
+              <w:numPr>
+                <w:ilvl w:val="0"/>
+                <w:numId w:val="33"/>
+              </w:numPr>
+              <w:rPr>
+                <w:rFonts w:ascii="Arial" w:hAnsi="Arial" w:cs="Arial"/>
+              </w:rPr>
+            </w:pPr>
+            <w:r>
+              <w:rPr>
+                <w:rFonts w:ascii="Arial" w:hAnsi="Arial" w:cs="Arial"/>
+              </w:rPr>
+              <w:t>Cominciare il poster</w:t>
             </w:r>
           </w:p>
         </w:tc>
@@ -6452,23 +6882,7 @@
         <w:rFonts w:ascii="Arial" w:hAnsi="Arial" w:cs="Arial"/>
         <w:lang w:val="fr-CH"/>
       </w:rPr>
-      <w:t xml:space="preserve">Linda </w:t>
-    </w:r>
-    <w:proofErr w:type="spellStart"/>
-    <w:r>
-      <w:rPr>
-        <w:rFonts w:ascii="Arial" w:hAnsi="Arial" w:cs="Arial"/>
-        <w:lang w:val="fr-CH"/>
-      </w:rPr>
-      <w:t>Bytyqi</w:t>
-    </w:r>
-    <w:proofErr w:type="spellEnd"/>
-    <w:r>
-      <w:rPr>
-        <w:rFonts w:ascii="Arial" w:hAnsi="Arial" w:cs="Arial"/>
-        <w:lang w:val="fr-CH"/>
-      </w:rPr>
-      <w:t xml:space="preserve"> I3AC</w:t>
+      <w:t>Linda Bytyqi I3AC</w:t>
     </w:r>
   </w:p>
 </w:hdr>
@@ -11738,6 +12152,7 @@
     <w:rsid w:val="00127196"/>
     <w:rsid w:val="0017082B"/>
     <w:rsid w:val="001A0560"/>
+    <w:rsid w:val="001C4BBF"/>
     <w:rsid w:val="001C54F7"/>
     <w:rsid w:val="001D27C6"/>
     <w:rsid w:val="001E62F3"/>
@@ -11754,6 +12169,7 @@
     <w:rsid w:val="00327EF2"/>
     <w:rsid w:val="00331C62"/>
     <w:rsid w:val="00357BE2"/>
+    <w:rsid w:val="00370E2D"/>
     <w:rsid w:val="00392F29"/>
     <w:rsid w:val="003B7632"/>
     <w:rsid w:val="003F5C32"/>
@@ -11764,6 +12180,7 @@
     <w:rsid w:val="004576F0"/>
     <w:rsid w:val="00465B6E"/>
     <w:rsid w:val="0047241F"/>
+    <w:rsid w:val="00495B3B"/>
     <w:rsid w:val="004B235F"/>
     <w:rsid w:val="004E2C9B"/>
     <w:rsid w:val="004E6B5D"/>
@@ -11785,6 +12202,7 @@
     <w:rsid w:val="00682218"/>
     <w:rsid w:val="006D01E3"/>
     <w:rsid w:val="00724B9C"/>
+    <w:rsid w:val="00730672"/>
     <w:rsid w:val="00746D13"/>
     <w:rsid w:val="00754822"/>
     <w:rsid w:val="007778E5"/>

--- a/4_Diari/Diario di lavoro.docx
+++ b/4_Diari/Diario di lavoro.docx
@@ -220,8 +220,16 @@
               <w:rPr>
                 <w:rFonts w:ascii="Arial" w:hAnsi="Arial" w:cs="Arial"/>
               </w:rPr>
-              <w:t>Svolto il Gantt</w:t>
-            </w:r>
+              <w:t xml:space="preserve">Svolto il </w:t>
+            </w:r>
+            <w:proofErr w:type="spellStart"/>
+            <w:r>
+              <w:rPr>
+                <w:rFonts w:ascii="Arial" w:hAnsi="Arial" w:cs="Arial"/>
+              </w:rPr>
+              <w:t>Gantt</w:t>
+            </w:r>
+            <w:proofErr w:type="spellEnd"/>
           </w:p>
           <w:p>
             <w:pPr>
@@ -256,8 +264,16 @@
               <w:rPr>
                 <w:rFonts w:ascii="Arial" w:hAnsi="Arial" w:cs="Arial"/>
               </w:rPr>
-              <w:t>Fatto il mockup</w:t>
-            </w:r>
+              <w:t xml:space="preserve">Fatto il </w:t>
+            </w:r>
+            <w:proofErr w:type="spellStart"/>
+            <w:r>
+              <w:rPr>
+                <w:rFonts w:ascii="Arial" w:hAnsi="Arial" w:cs="Arial"/>
+              </w:rPr>
+              <w:t>mockup</w:t>
+            </w:r>
+            <w:proofErr w:type="spellEnd"/>
           </w:p>
           <w:p>
             <w:pPr>
@@ -740,8 +756,16 @@
               <w:rPr>
                 <w:rFonts w:ascii="Arial" w:hAnsi="Arial" w:cs="Arial"/>
               </w:rPr>
-              <w:t>Svolto lo swimlane</w:t>
-            </w:r>
+              <w:t xml:space="preserve">Svolto lo </w:t>
+            </w:r>
+            <w:proofErr w:type="spellStart"/>
+            <w:r>
+              <w:rPr>
+                <w:rFonts w:ascii="Arial" w:hAnsi="Arial" w:cs="Arial"/>
+              </w:rPr>
+              <w:t>swimlane</w:t>
+            </w:r>
+            <w:proofErr w:type="spellEnd"/>
           </w:p>
           <w:p>
             <w:pPr>
@@ -758,7 +782,21 @@
               <w:rPr>
                 <w:rFonts w:ascii="Arial" w:hAnsi="Arial" w:cs="Arial"/>
               </w:rPr>
-              <w:t>Aggiustata lo use case</w:t>
+              <w:t xml:space="preserve">Aggiustata </w:t>
+            </w:r>
+            <w:proofErr w:type="gramStart"/>
+            <w:r>
+              <w:rPr>
+                <w:rFonts w:ascii="Arial" w:hAnsi="Arial" w:cs="Arial"/>
+              </w:rPr>
+              <w:t>lo use</w:t>
+            </w:r>
+            <w:proofErr w:type="gramEnd"/>
+            <w:r>
+              <w:rPr>
+                <w:rFonts w:ascii="Arial" w:hAnsi="Arial" w:cs="Arial"/>
+              </w:rPr>
+              <w:t xml:space="preserve"> case</w:t>
             </w:r>
           </w:p>
           <w:p>
@@ -3125,6 +3163,7 @@
               <w:t xml:space="preserve"> utilizzato </w:t>
             </w:r>
             <w:hyperlink r:id="rId8" w:history="1">
+              <w:proofErr w:type="spellStart"/>
               <w:r>
                 <w:rPr>
                   <w:rStyle w:val="Collegamentoipertestuale"/>
@@ -3132,6 +3171,7 @@
                 </w:rPr>
                 <w:t>TurboScribe</w:t>
               </w:r>
+              <w:proofErr w:type="spellEnd"/>
             </w:hyperlink>
           </w:p>
         </w:tc>
@@ -3714,8 +3754,16 @@
               <w:rPr>
                 <w:rFonts w:ascii="Arial" w:hAnsi="Arial" w:cs="Arial"/>
               </w:rPr>
-              <w:t>Aggiunta NavBar</w:t>
-            </w:r>
+              <w:t xml:space="preserve">Aggiunta </w:t>
+            </w:r>
+            <w:proofErr w:type="spellStart"/>
+            <w:r>
+              <w:rPr>
+                <w:rFonts w:ascii="Arial" w:hAnsi="Arial" w:cs="Arial"/>
+              </w:rPr>
+              <w:t>NavBar</w:t>
+            </w:r>
+            <w:proofErr w:type="spellEnd"/>
           </w:p>
           <w:p>
             <w:pPr>
@@ -3782,11 +3830,19 @@
                 <w:rFonts w:ascii="Arial" w:hAnsi="Arial" w:cs="Arial"/>
               </w:rPr>
             </w:pPr>
-            <w:r>
-              <w:rPr>
-                <w:rFonts w:ascii="Arial" w:hAnsi="Arial" w:cs="Arial"/>
-              </w:rPr>
-              <w:t>Gantt Consuntivo</w:t>
+            <w:proofErr w:type="spellStart"/>
+            <w:r>
+              <w:rPr>
+                <w:rFonts w:ascii="Arial" w:hAnsi="Arial" w:cs="Arial"/>
+              </w:rPr>
+              <w:t>Gantt</w:t>
+            </w:r>
+            <w:proofErr w:type="spellEnd"/>
+            <w:r>
+              <w:rPr>
+                <w:rFonts w:ascii="Arial" w:hAnsi="Arial" w:cs="Arial"/>
+              </w:rPr>
+              <w:t xml:space="preserve"> Consuntivo</w:t>
             </w:r>
           </w:p>
           <w:p>
@@ -3885,7 +3941,21 @@
               <w:rPr>
                 <w:rFonts w:ascii="Arial" w:hAnsi="Arial" w:cs="Arial"/>
               </w:rPr>
-              <w:t xml:space="preserve">Aggiunta NavBar </w:t>
+              <w:t xml:space="preserve">Aggiunta </w:t>
+            </w:r>
+            <w:proofErr w:type="spellStart"/>
+            <w:r>
+              <w:rPr>
+                <w:rFonts w:ascii="Arial" w:hAnsi="Arial" w:cs="Arial"/>
+              </w:rPr>
+              <w:t>NavBar</w:t>
+            </w:r>
+            <w:proofErr w:type="spellEnd"/>
+            <w:r>
+              <w:rPr>
+                <w:rFonts w:ascii="Arial" w:hAnsi="Arial" w:cs="Arial"/>
+              </w:rPr>
+              <w:t xml:space="preserve"> </w:t>
             </w:r>
             <w:r>
               <w:rPr>
@@ -4626,12 +4696,14 @@
                 <w:rFonts w:ascii="Arial" w:hAnsi="Arial" w:cs="Arial"/>
               </w:rPr>
             </w:pPr>
+            <w:proofErr w:type="spellStart"/>
             <w:r>
               <w:rPr>
                 <w:rFonts w:ascii="Arial" w:hAnsi="Arial" w:cs="Arial"/>
               </w:rPr>
               <w:t>Mockup</w:t>
             </w:r>
+            <w:proofErr w:type="spellEnd"/>
           </w:p>
           <w:p>
             <w:pPr>
@@ -4746,11 +4818,19 @@
                 <w:rFonts w:ascii="Arial" w:hAnsi="Arial" w:cs="Arial"/>
               </w:rPr>
             </w:pPr>
-            <w:r>
-              <w:rPr>
-                <w:rFonts w:ascii="Arial" w:hAnsi="Arial" w:cs="Arial"/>
-              </w:rPr>
-              <w:t>Gantt Consuntivo aggiornato</w:t>
+            <w:proofErr w:type="spellStart"/>
+            <w:r>
+              <w:rPr>
+                <w:rFonts w:ascii="Arial" w:hAnsi="Arial" w:cs="Arial"/>
+              </w:rPr>
+              <w:t>Gantt</w:t>
+            </w:r>
+            <w:proofErr w:type="spellEnd"/>
+            <w:r>
+              <w:rPr>
+                <w:rFonts w:ascii="Arial" w:hAnsi="Arial" w:cs="Arial"/>
+              </w:rPr>
+              <w:t xml:space="preserve"> Consuntivo aggiornato</w:t>
             </w:r>
           </w:p>
         </w:tc>
@@ -4849,8 +4929,16 @@
               <w:rPr>
                 <w:rFonts w:ascii="Arial" w:hAnsi="Arial" w:cs="Arial"/>
               </w:rPr>
-              <w:t xml:space="preserve"> Intelij</w:t>
-            </w:r>
+              <w:t xml:space="preserve"> </w:t>
+            </w:r>
+            <w:proofErr w:type="spellStart"/>
+            <w:r>
+              <w:rPr>
+                <w:rFonts w:ascii="Arial" w:hAnsi="Arial" w:cs="Arial"/>
+              </w:rPr>
+              <w:t>Intelij</w:t>
+            </w:r>
+            <w:proofErr w:type="spellEnd"/>
           </w:p>
           <w:p>
             <w:pPr>
@@ -4863,12 +4951,14 @@
                 <w:rFonts w:ascii="Arial" w:hAnsi="Arial" w:cs="Arial"/>
               </w:rPr>
             </w:pPr>
+            <w:proofErr w:type="spellStart"/>
             <w:r>
               <w:rPr>
                 <w:rFonts w:ascii="Arial" w:hAnsi="Arial" w:cs="Arial"/>
               </w:rPr>
               <w:t>Mockup</w:t>
             </w:r>
+            <w:proofErr w:type="spellEnd"/>
             <w:r>
               <w:rPr>
                 <w:rFonts w:ascii="Arial" w:hAnsi="Arial" w:cs="Arial"/>
@@ -4888,6 +4978,7 @@
               <w:t xml:space="preserve"> </w:t>
             </w:r>
             <w:hyperlink r:id="rId9" w:history="1">
+              <w:proofErr w:type="spellStart"/>
               <w:r>
                 <w:rPr>
                   <w:rStyle w:val="Collegamentoipertestuale"/>
@@ -4895,6 +4986,7 @@
                 </w:rPr>
                 <w:t>Moqups</w:t>
               </w:r>
+              <w:proofErr w:type="spellEnd"/>
             </w:hyperlink>
           </w:p>
           <w:p>
@@ -4933,6 +5025,7 @@
               <w:t xml:space="preserve"> </w:t>
             </w:r>
             <w:hyperlink r:id="rId10" w:history="1">
+              <w:proofErr w:type="spellStart"/>
               <w:r>
                 <w:rPr>
                   <w:rStyle w:val="Collegamentoipertestuale"/>
@@ -4940,6 +5033,7 @@
                 </w:rPr>
                 <w:t>draw.io</w:t>
               </w:r>
+              <w:proofErr w:type="spellEnd"/>
             </w:hyperlink>
           </w:p>
         </w:tc>
@@ -5572,11 +5666,19 @@
                 <w:rFonts w:ascii="Arial" w:hAnsi="Arial" w:cs="Arial"/>
               </w:rPr>
             </w:pPr>
-            <w:r>
-              <w:rPr>
-                <w:rFonts w:ascii="Arial" w:hAnsi="Arial" w:cs="Arial"/>
-              </w:rPr>
-              <w:t xml:space="preserve">Responsive pagina della Luna </w:t>
+            <w:proofErr w:type="gramStart"/>
+            <w:r>
+              <w:rPr>
+                <w:rFonts w:ascii="Arial" w:hAnsi="Arial" w:cs="Arial"/>
+              </w:rPr>
+              <w:t>Responsive pagina</w:t>
+            </w:r>
+            <w:proofErr w:type="gramEnd"/>
+            <w:r>
+              <w:rPr>
+                <w:rFonts w:ascii="Arial" w:hAnsi="Arial" w:cs="Arial"/>
+              </w:rPr>
+              <w:t xml:space="preserve"> della Luna </w:t>
             </w:r>
             <w:r>
               <w:rPr>
@@ -5692,7 +5794,23 @@
                 <w:rFonts w:ascii="Arial" w:hAnsi="Arial" w:cs="Arial"/>
                 <w:lang w:val="fr-CH"/>
               </w:rPr>
-              <w:t xml:space="preserve">Zoom/Zoom out completo </w:t>
+              <w:t xml:space="preserve">Zoom/Zoom out </w:t>
+            </w:r>
+            <w:proofErr w:type="spellStart"/>
+            <w:r>
+              <w:rPr>
+                <w:rFonts w:ascii="Arial" w:hAnsi="Arial" w:cs="Arial"/>
+                <w:lang w:val="fr-CH"/>
+              </w:rPr>
+              <w:t>completo</w:t>
+            </w:r>
+            <w:proofErr w:type="spellEnd"/>
+            <w:r>
+              <w:rPr>
+                <w:rFonts w:ascii="Arial" w:hAnsi="Arial" w:cs="Arial"/>
+                <w:lang w:val="fr-CH"/>
+              </w:rPr>
+              <w:t xml:space="preserve"> </w:t>
             </w:r>
             <w:r>
               <w:rPr>
@@ -5705,15 +5823,24 @@
                 <w:rFonts w:ascii="Arial" w:hAnsi="Arial" w:cs="Arial"/>
                 <w:lang w:val="fr-CH"/>
               </w:rPr>
-              <w:t xml:space="preserve"> C</w:t>
-            </w:r>
+              <w:t xml:space="preserve"> </w:t>
+            </w:r>
+            <w:proofErr w:type="spellStart"/>
             <w:r>
               <w:rPr>
                 <w:rFonts w:ascii="Arial" w:hAnsi="Arial" w:cs="Arial"/>
                 <w:lang w:val="fr-CH"/>
               </w:rPr>
+              <w:t>C</w:t>
+            </w:r>
+            <w:r>
+              <w:rPr>
+                <w:rFonts w:ascii="Arial" w:hAnsi="Arial" w:cs="Arial"/>
+                <w:lang w:val="fr-CH"/>
+              </w:rPr>
               <w:t>hatGPT</w:t>
             </w:r>
+            <w:proofErr w:type="spellEnd"/>
           </w:p>
         </w:tc>
       </w:tr>
@@ -6049,8 +6176,16 @@
               <w:rPr>
                 <w:rFonts w:ascii="Arial" w:hAnsi="Arial" w:cs="Arial"/>
               </w:rPr>
-              <w:t>Aggiustare il responsive</w:t>
-            </w:r>
+              <w:t xml:space="preserve">Aggiustare </w:t>
+            </w:r>
+            <w:proofErr w:type="gramStart"/>
+            <w:r>
+              <w:rPr>
+                <w:rFonts w:ascii="Arial" w:hAnsi="Arial" w:cs="Arial"/>
+              </w:rPr>
+              <w:t>il responsive</w:t>
+            </w:r>
+            <w:proofErr w:type="gramEnd"/>
           </w:p>
           <w:p>
             <w:pPr>
@@ -6369,8 +6504,17 @@
                 <w:rFonts w:ascii="Arial" w:hAnsi="Arial" w:cs="Arial"/>
                 <w:lang w:val="fr-CH"/>
               </w:rPr>
-              <w:t xml:space="preserve"> ChatGPT</w:t>
-            </w:r>
+              <w:t xml:space="preserve"> </w:t>
+            </w:r>
+            <w:proofErr w:type="spellStart"/>
+            <w:r>
+              <w:rPr>
+                <w:rFonts w:ascii="Arial" w:hAnsi="Arial" w:cs="Arial"/>
+                <w:lang w:val="fr-CH"/>
+              </w:rPr>
+              <w:t>ChatGPT</w:t>
+            </w:r>
+            <w:proofErr w:type="spellEnd"/>
           </w:p>
         </w:tc>
       </w:tr>
@@ -6588,6 +6732,466 @@
           <w:tcPr>
             <w:tcW w:w="9854" w:type="dxa"/>
             <w:shd w:val="clear" w:color="auto" w:fill="66CCFF"/>
+          </w:tcPr>
+          <w:p>
+            <w:pPr>
+              <w:rPr>
+                <w:rFonts w:ascii="Arial" w:hAnsi="Arial" w:cs="Arial"/>
+              </w:rPr>
+            </w:pPr>
+            <w:r>
+              <w:rPr>
+                <w:rFonts w:ascii="Arial" w:hAnsi="Arial" w:cs="Arial"/>
+              </w:rPr>
+              <w:t>Programma di massima per la prossima giornata di lavoro</w:t>
+            </w:r>
+          </w:p>
+        </w:tc>
+      </w:tr>
+      <w:tr>
+        <w:tc>
+          <w:tcPr>
+            <w:tcW w:w="9854" w:type="dxa"/>
+          </w:tcPr>
+          <w:p>
+            <w:pPr>
+              <w:pStyle w:val="Paragrafoelenco"/>
+              <w:numPr>
+                <w:ilvl w:val="0"/>
+                <w:numId w:val="33"/>
+              </w:numPr>
+              <w:rPr>
+                <w:rFonts w:ascii="Arial" w:hAnsi="Arial" w:cs="Arial"/>
+              </w:rPr>
+            </w:pPr>
+            <w:r>
+              <w:rPr>
+                <w:rFonts w:ascii="Arial" w:hAnsi="Arial" w:cs="Arial"/>
+              </w:rPr>
+              <w:t>Finire la documentazione</w:t>
+            </w:r>
+          </w:p>
+          <w:p>
+            <w:pPr>
+              <w:pStyle w:val="Paragrafoelenco"/>
+              <w:numPr>
+                <w:ilvl w:val="0"/>
+                <w:numId w:val="33"/>
+              </w:numPr>
+              <w:rPr>
+                <w:rFonts w:ascii="Arial" w:hAnsi="Arial" w:cs="Arial"/>
+              </w:rPr>
+            </w:pPr>
+            <w:r>
+              <w:rPr>
+                <w:rFonts w:ascii="Arial" w:hAnsi="Arial" w:cs="Arial"/>
+              </w:rPr>
+              <w:t>Fare la presentazione</w:t>
+            </w:r>
+          </w:p>
+          <w:p>
+            <w:pPr>
+              <w:pStyle w:val="Paragrafoelenco"/>
+              <w:numPr>
+                <w:ilvl w:val="0"/>
+                <w:numId w:val="33"/>
+              </w:numPr>
+              <w:rPr>
+                <w:rFonts w:ascii="Arial" w:hAnsi="Arial" w:cs="Arial"/>
+              </w:rPr>
+            </w:pPr>
+            <w:r>
+              <w:rPr>
+                <w:rFonts w:ascii="Arial" w:hAnsi="Arial" w:cs="Arial"/>
+              </w:rPr>
+              <w:t>Cominciare il poster</w:t>
+            </w:r>
+          </w:p>
+        </w:tc>
+      </w:tr>
+    </w:tbl>
+    <w:p>
+      <w:pPr>
+        <w:rPr>
+          <w:rFonts w:ascii="Arial" w:hAnsi="Arial" w:cs="Arial"/>
+        </w:rPr>
+      </w:pPr>
+    </w:p>
+    <w:p>
+      <w:pPr>
+        <w:rPr>
+          <w:rFonts w:ascii="Arial" w:hAnsi="Arial" w:cs="Arial"/>
+        </w:rPr>
+      </w:pPr>
+      <w:r>
+        <w:rPr>
+          <w:rFonts w:ascii="Arial" w:hAnsi="Arial" w:cs="Arial"/>
+        </w:rPr>
+        <w:br w:type="page"/>
+      </w:r>
+    </w:p>
+    <w:tbl>
+      <w:tblPr>
+        <w:tblStyle w:val="Grigliatabella"/>
+        <w:tblW w:w="9634" w:type="dxa"/>
+        <w:tblLook w:val="04A0" w:firstRow="1" w:lastRow="0" w:firstColumn="1" w:lastColumn="0" w:noHBand="0" w:noVBand="1"/>
+      </w:tblPr>
+      <w:tblGrid>
+        <w:gridCol w:w="4803"/>
+        <w:gridCol w:w="4831"/>
+      </w:tblGrid>
+      <w:tr>
+        <w:trPr>
+          <w:trHeight w:hRule="exact" w:val="397"/>
+        </w:trPr>
+        <w:tc>
+          <w:tcPr>
+            <w:tcW w:w="4803" w:type="dxa"/>
+            <w:shd w:val="clear" w:color="auto" w:fill="D969B4"/>
+            <w:vAlign w:val="center"/>
+          </w:tcPr>
+          <w:p>
+            <w:pPr>
+              <w:rPr>
+                <w:rFonts w:ascii="Arial" w:hAnsi="Arial" w:cs="Arial"/>
+              </w:rPr>
+            </w:pPr>
+            <w:r>
+              <w:rPr>
+                <w:rFonts w:ascii="Arial" w:hAnsi="Arial" w:cs="Arial"/>
+              </w:rPr>
+              <w:lastRenderedPageBreak/>
+              <w:t>Luogo</w:t>
+            </w:r>
+          </w:p>
+        </w:tc>
+        <w:tc>
+          <w:tcPr>
+            <w:tcW w:w="4831" w:type="dxa"/>
+            <w:shd w:val="clear" w:color="auto" w:fill="D969B4"/>
+            <w:vAlign w:val="center"/>
+          </w:tcPr>
+          <w:p>
+            <w:pPr>
+              <w:pStyle w:val="Nessunaspaziatura"/>
+              <w:spacing w:line="360" w:lineRule="auto"/>
+              <w:rPr>
+                <w:rFonts w:ascii="Arial" w:hAnsi="Arial" w:cs="Arial"/>
+              </w:rPr>
+            </w:pPr>
+            <w:r>
+              <w:rPr>
+                <w:rFonts w:ascii="Arial" w:hAnsi="Arial" w:cs="Arial"/>
+              </w:rPr>
+              <w:t>Canobbio</w:t>
+            </w:r>
+          </w:p>
+        </w:tc>
+      </w:tr>
+      <w:tr>
+        <w:trPr>
+          <w:trHeight w:hRule="exact" w:val="397"/>
+        </w:trPr>
+        <w:tc>
+          <w:tcPr>
+            <w:tcW w:w="4803" w:type="dxa"/>
+            <w:shd w:val="clear" w:color="auto" w:fill="D969B4"/>
+            <w:vAlign w:val="center"/>
+          </w:tcPr>
+          <w:p>
+            <w:pPr>
+              <w:rPr>
+                <w:rFonts w:ascii="Arial" w:hAnsi="Arial" w:cs="Arial"/>
+              </w:rPr>
+            </w:pPr>
+            <w:r>
+              <w:rPr>
+                <w:rFonts w:ascii="Arial" w:hAnsi="Arial" w:cs="Arial"/>
+              </w:rPr>
+              <w:t>Data</w:t>
+            </w:r>
+          </w:p>
+        </w:tc>
+        <w:tc>
+          <w:tcPr>
+            <w:tcW w:w="4831" w:type="dxa"/>
+            <w:shd w:val="clear" w:color="auto" w:fill="D969B4"/>
+            <w:vAlign w:val="center"/>
+          </w:tcPr>
+          <w:p>
+            <w:pPr>
+              <w:rPr>
+                <w:rFonts w:ascii="Arial" w:hAnsi="Arial" w:cs="Arial"/>
+              </w:rPr>
+            </w:pPr>
+            <w:r>
+              <w:rPr>
+                <w:rFonts w:ascii="Arial" w:hAnsi="Arial" w:cs="Arial"/>
+              </w:rPr>
+              <w:t>12.12.2025</w:t>
+            </w:r>
+          </w:p>
+        </w:tc>
+      </w:tr>
+    </w:tbl>
+    <w:p>
+      <w:pPr>
+        <w:rPr>
+          <w:rFonts w:ascii="Arial" w:hAnsi="Arial" w:cs="Arial"/>
+        </w:rPr>
+      </w:pPr>
+    </w:p>
+    <w:tbl>
+      <w:tblPr>
+        <w:tblStyle w:val="Grigliatabella"/>
+        <w:tblW w:w="0" w:type="auto"/>
+        <w:tblLook w:val="04A0" w:firstRow="1" w:lastRow="0" w:firstColumn="1" w:lastColumn="0" w:noHBand="0" w:noVBand="1"/>
+      </w:tblPr>
+      <w:tblGrid>
+        <w:gridCol w:w="9628"/>
+      </w:tblGrid>
+      <w:tr>
+        <w:tc>
+          <w:tcPr>
+            <w:tcW w:w="9854" w:type="dxa"/>
+            <w:shd w:val="clear" w:color="auto" w:fill="D969B4"/>
+          </w:tcPr>
+          <w:p>
+            <w:pPr>
+              <w:rPr>
+                <w:rFonts w:ascii="Arial" w:hAnsi="Arial" w:cs="Arial"/>
+              </w:rPr>
+            </w:pPr>
+            <w:r>
+              <w:rPr>
+                <w:rFonts w:ascii="Arial" w:hAnsi="Arial" w:cs="Arial"/>
+              </w:rPr>
+              <w:t>Lavori svolti</w:t>
+            </w:r>
+          </w:p>
+        </w:tc>
+      </w:tr>
+      <w:tr>
+        <w:tc>
+          <w:tcPr>
+            <w:tcW w:w="9854" w:type="dxa"/>
+          </w:tcPr>
+          <w:p>
+            <w:pPr>
+              <w:pStyle w:val="Paragrafoelenco"/>
+              <w:numPr>
+                <w:ilvl w:val="0"/>
+                <w:numId w:val="29"/>
+              </w:numPr>
+              <w:rPr>
+                <w:rFonts w:ascii="Arial" w:hAnsi="Arial" w:cs="Arial"/>
+              </w:rPr>
+            </w:pPr>
+            <w:r>
+              <w:rPr>
+                <w:rFonts w:ascii="Arial" w:hAnsi="Arial" w:cs="Arial"/>
+              </w:rPr>
+              <w:t xml:space="preserve">Documentazione </w:t>
+            </w:r>
+          </w:p>
+        </w:tc>
+      </w:tr>
+    </w:tbl>
+    <w:p>
+      <w:pPr>
+        <w:rPr>
+          <w:rFonts w:ascii="Arial" w:hAnsi="Arial" w:cs="Arial"/>
+          <w:lang w:val="fr-CH"/>
+        </w:rPr>
+      </w:pPr>
+    </w:p>
+    <w:tbl>
+      <w:tblPr>
+        <w:tblStyle w:val="Grigliatabella"/>
+        <w:tblW w:w="0" w:type="auto"/>
+        <w:tblLook w:val="04A0" w:firstRow="1" w:lastRow="0" w:firstColumn="1" w:lastColumn="0" w:noHBand="0" w:noVBand="1"/>
+      </w:tblPr>
+      <w:tblGrid>
+        <w:gridCol w:w="9628"/>
+      </w:tblGrid>
+      <w:tr>
+        <w:tc>
+          <w:tcPr>
+            <w:tcW w:w="9854" w:type="dxa"/>
+            <w:shd w:val="clear" w:color="auto" w:fill="D969B4"/>
+          </w:tcPr>
+          <w:p>
+            <w:pPr>
+              <w:rPr>
+                <w:rFonts w:ascii="Arial" w:hAnsi="Arial" w:cs="Arial"/>
+              </w:rPr>
+            </w:pPr>
+            <w:r>
+              <w:rPr>
+                <w:rFonts w:ascii="Arial" w:hAnsi="Arial" w:cs="Arial"/>
+              </w:rPr>
+              <w:t>Punto della situazione rispetto alla pianificazione</w:t>
+            </w:r>
+          </w:p>
+        </w:tc>
+      </w:tr>
+      <w:tr>
+        <w:tc>
+          <w:tcPr>
+            <w:tcW w:w="9854" w:type="dxa"/>
+          </w:tcPr>
+          <w:p>
+            <w:pPr>
+              <w:pStyle w:val="Paragrafoelenco"/>
+              <w:numPr>
+                <w:ilvl w:val="0"/>
+                <w:numId w:val="30"/>
+              </w:numPr>
+              <w:rPr>
+                <w:rFonts w:ascii="Arial" w:hAnsi="Arial" w:cs="Arial"/>
+              </w:rPr>
+            </w:pPr>
+            <w:r>
+              <w:rPr>
+                <w:rFonts w:ascii="Arial" w:hAnsi="Arial" w:cs="Arial"/>
+              </w:rPr>
+              <w:t xml:space="preserve">Documentazione </w:t>
+            </w:r>
+          </w:p>
+        </w:tc>
+      </w:tr>
+    </w:tbl>
+    <w:p>
+      <w:pPr>
+        <w:rPr>
+          <w:rFonts w:ascii="Arial" w:hAnsi="Arial" w:cs="Arial"/>
+        </w:rPr>
+      </w:pPr>
+    </w:p>
+    <w:tbl>
+      <w:tblPr>
+        <w:tblStyle w:val="Grigliatabella"/>
+        <w:tblW w:w="0" w:type="auto"/>
+        <w:tblLook w:val="04A0" w:firstRow="1" w:lastRow="0" w:firstColumn="1" w:lastColumn="0" w:noHBand="0" w:noVBand="1"/>
+      </w:tblPr>
+      <w:tblGrid>
+        <w:gridCol w:w="9628"/>
+      </w:tblGrid>
+      <w:tr>
+        <w:tc>
+          <w:tcPr>
+            <w:tcW w:w="9854" w:type="dxa"/>
+            <w:shd w:val="clear" w:color="auto" w:fill="D969B4"/>
+          </w:tcPr>
+          <w:p>
+            <w:pPr>
+              <w:rPr>
+                <w:rFonts w:ascii="Arial" w:hAnsi="Arial" w:cs="Arial"/>
+              </w:rPr>
+            </w:pPr>
+            <w:r>
+              <w:rPr>
+                <w:rFonts w:ascii="Arial" w:hAnsi="Arial" w:cs="Arial"/>
+              </w:rPr>
+              <w:t>Problemi</w:t>
+            </w:r>
+          </w:p>
+        </w:tc>
+      </w:tr>
+      <w:tr>
+        <w:tc>
+          <w:tcPr>
+            <w:tcW w:w="9854" w:type="dxa"/>
+          </w:tcPr>
+          <w:p>
+            <w:pPr>
+              <w:rPr>
+                <w:rFonts w:ascii="Arial" w:hAnsi="Arial" w:cs="Arial"/>
+              </w:rPr>
+            </w:pPr>
+            <w:r>
+              <w:rPr>
+                <w:rFonts w:ascii="Arial" w:hAnsi="Arial" w:cs="Arial"/>
+              </w:rPr>
+              <w:t>Nessun problema</w:t>
+            </w:r>
+          </w:p>
+        </w:tc>
+      </w:tr>
+    </w:tbl>
+    <w:p>
+      <w:pPr>
+        <w:rPr>
+          <w:rFonts w:ascii="Arial" w:hAnsi="Arial" w:cs="Arial"/>
+        </w:rPr>
+      </w:pPr>
+    </w:p>
+    <w:tbl>
+      <w:tblPr>
+        <w:tblStyle w:val="Grigliatabella"/>
+        <w:tblW w:w="0" w:type="auto"/>
+        <w:tblLook w:val="04A0" w:firstRow="1" w:lastRow="0" w:firstColumn="1" w:lastColumn="0" w:noHBand="0" w:noVBand="1"/>
+      </w:tblPr>
+      <w:tblGrid>
+        <w:gridCol w:w="9628"/>
+      </w:tblGrid>
+      <w:tr>
+        <w:tc>
+          <w:tcPr>
+            <w:tcW w:w="9854" w:type="dxa"/>
+            <w:shd w:val="clear" w:color="auto" w:fill="D969B4"/>
+          </w:tcPr>
+          <w:p>
+            <w:pPr>
+              <w:rPr>
+                <w:rFonts w:ascii="Arial" w:hAnsi="Arial" w:cs="Arial"/>
+              </w:rPr>
+            </w:pPr>
+            <w:r>
+              <w:rPr>
+                <w:rFonts w:ascii="Arial" w:hAnsi="Arial" w:cs="Arial"/>
+              </w:rPr>
+              <w:t>Soluzione dei problemi</w:t>
+            </w:r>
+          </w:p>
+        </w:tc>
+      </w:tr>
+      <w:tr>
+        <w:tc>
+          <w:tcPr>
+            <w:tcW w:w="9854" w:type="dxa"/>
+          </w:tcPr>
+          <w:p>
+            <w:pPr>
+              <w:rPr>
+                <w:rFonts w:ascii="Arial" w:hAnsi="Arial" w:cs="Arial"/>
+              </w:rPr>
+            </w:pPr>
+          </w:p>
+        </w:tc>
+      </w:tr>
+    </w:tbl>
+    <w:p>
+      <w:pPr>
+        <w:rPr>
+          <w:rFonts w:ascii="Arial" w:hAnsi="Arial" w:cs="Arial"/>
+        </w:rPr>
+      </w:pPr>
+    </w:p>
+    <w:tbl>
+      <w:tblPr>
+        <w:tblStyle w:val="Grigliatabella"/>
+        <w:tblW w:w="0" w:type="auto"/>
+        <w:tblLook w:val="04A0" w:firstRow="1" w:lastRow="0" w:firstColumn="1" w:lastColumn="0" w:noHBand="0" w:noVBand="1"/>
+      </w:tblPr>
+      <w:tblGrid>
+        <w:gridCol w:w="9628"/>
+      </w:tblGrid>
+      <w:tr>
+        <w:tc>
+          <w:tcPr>
+            <w:tcW w:w="9854" w:type="dxa"/>
+            <w:shd w:val="clear" w:color="auto" w:fill="D969B4"/>
           </w:tcPr>
           <w:p>
             <w:pPr>
@@ -6882,7 +7486,23 @@
         <w:rFonts w:ascii="Arial" w:hAnsi="Arial" w:cs="Arial"/>
         <w:lang w:val="fr-CH"/>
       </w:rPr>
-      <w:t>Linda Bytyqi I3AC</w:t>
+      <w:t xml:space="preserve">Linda </w:t>
+    </w:r>
+    <w:proofErr w:type="spellStart"/>
+    <w:r>
+      <w:rPr>
+        <w:rFonts w:ascii="Arial" w:hAnsi="Arial" w:cs="Arial"/>
+        <w:lang w:val="fr-CH"/>
+      </w:rPr>
+      <w:t>Bytyqi</w:t>
+    </w:r>
+    <w:proofErr w:type="spellEnd"/>
+    <w:r>
+      <w:rPr>
+        <w:rFonts w:ascii="Arial" w:hAnsi="Arial" w:cs="Arial"/>
+        <w:lang w:val="fr-CH"/>
+      </w:rPr>
+      <w:t xml:space="preserve"> I3AC</w:t>
     </w:r>
   </w:p>
 </w:hdr>
@@ -12145,6 +12765,7 @@
     <w:rsid w:val="00092592"/>
     <w:rsid w:val="000B454E"/>
     <w:rsid w:val="000B47BC"/>
+    <w:rsid w:val="000D71BD"/>
     <w:rsid w:val="000E0CC5"/>
     <w:rsid w:val="000F117C"/>
     <w:rsid w:val="001101C0"/>
@@ -12162,6 +12783,7 @@
     <w:rsid w:val="00262E13"/>
     <w:rsid w:val="002746BC"/>
     <w:rsid w:val="00283BFA"/>
+    <w:rsid w:val="002A10ED"/>
     <w:rsid w:val="002A3EDE"/>
     <w:rsid w:val="002E249D"/>
     <w:rsid w:val="00304ECD"/>

--- a/4_Diari/Diario di lavoro.docx
+++ b/4_Diari/Diario di lavoro.docx
@@ -7266,6 +7266,409 @@
               </w:rPr>
               <w:t>Cominciare il poster</w:t>
             </w:r>
+          </w:p>
+        </w:tc>
+      </w:tr>
+    </w:tbl>
+    <w:p>
+      <w:pPr>
+        <w:rPr>
+          <w:rFonts w:ascii="Arial" w:hAnsi="Arial" w:cs="Arial"/>
+        </w:rPr>
+      </w:pPr>
+    </w:p>
+    <w:p>
+      <w:pPr>
+        <w:rPr>
+          <w:rFonts w:ascii="Arial" w:hAnsi="Arial" w:cs="Arial"/>
+        </w:rPr>
+      </w:pPr>
+      <w:r>
+        <w:rPr>
+          <w:rFonts w:ascii="Arial" w:hAnsi="Arial" w:cs="Arial"/>
+        </w:rPr>
+        <w:br w:type="page"/>
+      </w:r>
+    </w:p>
+    <w:tbl>
+      <w:tblPr>
+        <w:tblStyle w:val="Grigliatabella"/>
+        <w:tblW w:w="9634" w:type="dxa"/>
+        <w:tblLook w:val="04A0" w:firstRow="1" w:lastRow="0" w:firstColumn="1" w:lastColumn="0" w:noHBand="0" w:noVBand="1"/>
+      </w:tblPr>
+      <w:tblGrid>
+        <w:gridCol w:w="4803"/>
+        <w:gridCol w:w="4831"/>
+      </w:tblGrid>
+      <w:tr>
+        <w:trPr>
+          <w:trHeight w:hRule="exact" w:val="397"/>
+        </w:trPr>
+        <w:tc>
+          <w:tcPr>
+            <w:tcW w:w="4803" w:type="dxa"/>
+            <w:shd w:val="clear" w:color="auto" w:fill="FCFF89"/>
+            <w:vAlign w:val="center"/>
+          </w:tcPr>
+          <w:p>
+            <w:pPr>
+              <w:rPr>
+                <w:rFonts w:ascii="Arial" w:hAnsi="Arial" w:cs="Arial"/>
+              </w:rPr>
+            </w:pPr>
+            <w:r>
+              <w:rPr>
+                <w:rFonts w:ascii="Arial" w:hAnsi="Arial" w:cs="Arial"/>
+              </w:rPr>
+              <w:lastRenderedPageBreak/>
+              <w:t>Luogo</w:t>
+            </w:r>
+          </w:p>
+        </w:tc>
+        <w:tc>
+          <w:tcPr>
+            <w:tcW w:w="4831" w:type="dxa"/>
+            <w:shd w:val="clear" w:color="auto" w:fill="FCFF89"/>
+            <w:vAlign w:val="center"/>
+          </w:tcPr>
+          <w:p>
+            <w:pPr>
+              <w:pStyle w:val="Nessunaspaziatura"/>
+              <w:spacing w:line="360" w:lineRule="auto"/>
+              <w:rPr>
+                <w:rFonts w:ascii="Arial" w:hAnsi="Arial" w:cs="Arial"/>
+              </w:rPr>
+            </w:pPr>
+            <w:r>
+              <w:rPr>
+                <w:rFonts w:ascii="Arial" w:hAnsi="Arial" w:cs="Arial"/>
+              </w:rPr>
+              <w:t>Canobbio</w:t>
+            </w:r>
+          </w:p>
+        </w:tc>
+      </w:tr>
+      <w:tr>
+        <w:trPr>
+          <w:trHeight w:hRule="exact" w:val="397"/>
+        </w:trPr>
+        <w:tc>
+          <w:tcPr>
+            <w:tcW w:w="4803" w:type="dxa"/>
+            <w:shd w:val="clear" w:color="auto" w:fill="FCFF89"/>
+            <w:vAlign w:val="center"/>
+          </w:tcPr>
+          <w:p>
+            <w:pPr>
+              <w:rPr>
+                <w:rFonts w:ascii="Arial" w:hAnsi="Arial" w:cs="Arial"/>
+              </w:rPr>
+            </w:pPr>
+            <w:r>
+              <w:rPr>
+                <w:rFonts w:ascii="Arial" w:hAnsi="Arial" w:cs="Arial"/>
+              </w:rPr>
+              <w:t>Data</w:t>
+            </w:r>
+          </w:p>
+        </w:tc>
+        <w:tc>
+          <w:tcPr>
+            <w:tcW w:w="4831" w:type="dxa"/>
+            <w:shd w:val="clear" w:color="auto" w:fill="FCFF89"/>
+            <w:vAlign w:val="center"/>
+          </w:tcPr>
+          <w:p>
+            <w:pPr>
+              <w:rPr>
+                <w:rFonts w:ascii="Arial" w:hAnsi="Arial" w:cs="Arial"/>
+              </w:rPr>
+            </w:pPr>
+            <w:r>
+              <w:rPr>
+                <w:rFonts w:ascii="Arial" w:hAnsi="Arial" w:cs="Arial"/>
+              </w:rPr>
+              <w:t>19</w:t>
+            </w:r>
+            <w:r>
+              <w:rPr>
+                <w:rFonts w:ascii="Arial" w:hAnsi="Arial" w:cs="Arial"/>
+              </w:rPr>
+              <w:t>.12.2025</w:t>
+            </w:r>
+          </w:p>
+        </w:tc>
+      </w:tr>
+    </w:tbl>
+    <w:p>
+      <w:pPr>
+        <w:rPr>
+          <w:rFonts w:ascii="Arial" w:hAnsi="Arial" w:cs="Arial"/>
+        </w:rPr>
+      </w:pPr>
+    </w:p>
+    <w:tbl>
+      <w:tblPr>
+        <w:tblStyle w:val="Grigliatabella"/>
+        <w:tblW w:w="0" w:type="auto"/>
+        <w:tblLook w:val="04A0" w:firstRow="1" w:lastRow="0" w:firstColumn="1" w:lastColumn="0" w:noHBand="0" w:noVBand="1"/>
+      </w:tblPr>
+      <w:tblGrid>
+        <w:gridCol w:w="9628"/>
+      </w:tblGrid>
+      <w:tr>
+        <w:tc>
+          <w:tcPr>
+            <w:tcW w:w="9854" w:type="dxa"/>
+            <w:shd w:val="clear" w:color="auto" w:fill="FCFF89"/>
+          </w:tcPr>
+          <w:p>
+            <w:pPr>
+              <w:rPr>
+                <w:rFonts w:ascii="Arial" w:hAnsi="Arial" w:cs="Arial"/>
+              </w:rPr>
+            </w:pPr>
+            <w:r>
+              <w:rPr>
+                <w:rFonts w:ascii="Arial" w:hAnsi="Arial" w:cs="Arial"/>
+              </w:rPr>
+              <w:t>Lavori svolti</w:t>
+            </w:r>
+          </w:p>
+        </w:tc>
+      </w:tr>
+      <w:tr>
+        <w:tc>
+          <w:tcPr>
+            <w:tcW w:w="9854" w:type="dxa"/>
+          </w:tcPr>
+          <w:p>
+            <w:pPr>
+              <w:pStyle w:val="Paragrafoelenco"/>
+              <w:numPr>
+                <w:ilvl w:val="0"/>
+                <w:numId w:val="29"/>
+              </w:numPr>
+              <w:rPr>
+                <w:rFonts w:ascii="Arial" w:hAnsi="Arial" w:cs="Arial"/>
+              </w:rPr>
+            </w:pPr>
+            <w:r>
+              <w:rPr>
+                <w:rFonts w:ascii="Arial" w:hAnsi="Arial" w:cs="Arial"/>
+              </w:rPr>
+              <w:t xml:space="preserve">Documentazione </w:t>
+            </w:r>
+          </w:p>
+          <w:p>
+            <w:pPr>
+              <w:pStyle w:val="Paragrafoelenco"/>
+              <w:numPr>
+                <w:ilvl w:val="0"/>
+                <w:numId w:val="29"/>
+              </w:numPr>
+              <w:rPr>
+                <w:rFonts w:ascii="Arial" w:hAnsi="Arial" w:cs="Arial"/>
+              </w:rPr>
+            </w:pPr>
+            <w:r>
+              <w:rPr>
+                <w:rFonts w:ascii="Arial" w:hAnsi="Arial" w:cs="Arial"/>
+              </w:rPr>
+              <w:t>README</w:t>
+            </w:r>
+          </w:p>
+          <w:p>
+            <w:pPr>
+              <w:pStyle w:val="Paragrafoelenco"/>
+              <w:numPr>
+                <w:ilvl w:val="0"/>
+                <w:numId w:val="29"/>
+              </w:numPr>
+              <w:rPr>
+                <w:rFonts w:ascii="Arial" w:hAnsi="Arial" w:cs="Arial"/>
+              </w:rPr>
+            </w:pPr>
+            <w:r>
+              <w:rPr>
+                <w:rFonts w:ascii="Arial" w:hAnsi="Arial" w:cs="Arial"/>
+              </w:rPr>
+              <w:t>Consegnato il progetto</w:t>
+            </w:r>
+          </w:p>
+        </w:tc>
+      </w:tr>
+    </w:tbl>
+    <w:p>
+      <w:pPr>
+        <w:rPr>
+          <w:rFonts w:ascii="Arial" w:hAnsi="Arial" w:cs="Arial"/>
+          <w:lang w:val="fr-CH"/>
+        </w:rPr>
+      </w:pPr>
+    </w:p>
+    <w:tbl>
+      <w:tblPr>
+        <w:tblStyle w:val="Grigliatabella"/>
+        <w:tblW w:w="0" w:type="auto"/>
+        <w:tblLook w:val="04A0" w:firstRow="1" w:lastRow="0" w:firstColumn="1" w:lastColumn="0" w:noHBand="0" w:noVBand="1"/>
+      </w:tblPr>
+      <w:tblGrid>
+        <w:gridCol w:w="9628"/>
+      </w:tblGrid>
+      <w:tr>
+        <w:tc>
+          <w:tcPr>
+            <w:tcW w:w="9854" w:type="dxa"/>
+            <w:shd w:val="clear" w:color="auto" w:fill="FCFF89"/>
+          </w:tcPr>
+          <w:p>
+            <w:pPr>
+              <w:rPr>
+                <w:rFonts w:ascii="Arial" w:hAnsi="Arial" w:cs="Arial"/>
+              </w:rPr>
+            </w:pPr>
+            <w:r>
+              <w:rPr>
+                <w:rFonts w:ascii="Arial" w:hAnsi="Arial" w:cs="Arial"/>
+              </w:rPr>
+              <w:t>Punto della situazione rispetto alla pianificazione</w:t>
+            </w:r>
+          </w:p>
+        </w:tc>
+      </w:tr>
+      <w:tr>
+        <w:tc>
+          <w:tcPr>
+            <w:tcW w:w="9854" w:type="dxa"/>
+          </w:tcPr>
+          <w:p>
+            <w:pPr>
+              <w:pStyle w:val="Paragrafoelenco"/>
+              <w:numPr>
+                <w:ilvl w:val="0"/>
+                <w:numId w:val="30"/>
+              </w:numPr>
+              <w:rPr>
+                <w:rFonts w:ascii="Arial" w:hAnsi="Arial" w:cs="Arial"/>
+              </w:rPr>
+            </w:pPr>
+            <w:r>
+              <w:rPr>
+                <w:rFonts w:ascii="Arial" w:hAnsi="Arial" w:cs="Arial"/>
+              </w:rPr>
+              <w:t xml:space="preserve">Documentazione </w:t>
+            </w:r>
+          </w:p>
+        </w:tc>
+      </w:tr>
+    </w:tbl>
+    <w:p>
+      <w:pPr>
+        <w:rPr>
+          <w:rFonts w:ascii="Arial" w:hAnsi="Arial" w:cs="Arial"/>
+        </w:rPr>
+      </w:pPr>
+    </w:p>
+    <w:tbl>
+      <w:tblPr>
+        <w:tblStyle w:val="Grigliatabella"/>
+        <w:tblW w:w="0" w:type="auto"/>
+        <w:tblLook w:val="04A0" w:firstRow="1" w:lastRow="0" w:firstColumn="1" w:lastColumn="0" w:noHBand="0" w:noVBand="1"/>
+      </w:tblPr>
+      <w:tblGrid>
+        <w:gridCol w:w="9628"/>
+      </w:tblGrid>
+      <w:tr>
+        <w:tc>
+          <w:tcPr>
+            <w:tcW w:w="9854" w:type="dxa"/>
+            <w:shd w:val="clear" w:color="auto" w:fill="FCFF89"/>
+          </w:tcPr>
+          <w:p>
+            <w:pPr>
+              <w:rPr>
+                <w:rFonts w:ascii="Arial" w:hAnsi="Arial" w:cs="Arial"/>
+              </w:rPr>
+            </w:pPr>
+            <w:r>
+              <w:rPr>
+                <w:rFonts w:ascii="Arial" w:hAnsi="Arial" w:cs="Arial"/>
+              </w:rPr>
+              <w:t>Problemi</w:t>
+            </w:r>
+          </w:p>
+        </w:tc>
+      </w:tr>
+      <w:tr>
+        <w:tc>
+          <w:tcPr>
+            <w:tcW w:w="9854" w:type="dxa"/>
+          </w:tcPr>
+          <w:p>
+            <w:pPr>
+              <w:rPr>
+                <w:rFonts w:ascii="Arial" w:hAnsi="Arial" w:cs="Arial"/>
+              </w:rPr>
+            </w:pPr>
+            <w:r>
+              <w:rPr>
+                <w:rFonts w:ascii="Arial" w:hAnsi="Arial" w:cs="Arial"/>
+              </w:rPr>
+              <w:t>Nessun problema</w:t>
+            </w:r>
+          </w:p>
+        </w:tc>
+      </w:tr>
+    </w:tbl>
+    <w:p>
+      <w:pPr>
+        <w:rPr>
+          <w:rFonts w:ascii="Arial" w:hAnsi="Arial" w:cs="Arial"/>
+        </w:rPr>
+      </w:pPr>
+    </w:p>
+    <w:tbl>
+      <w:tblPr>
+        <w:tblStyle w:val="Grigliatabella"/>
+        <w:tblW w:w="0" w:type="auto"/>
+        <w:tblLook w:val="04A0" w:firstRow="1" w:lastRow="0" w:firstColumn="1" w:lastColumn="0" w:noHBand="0" w:noVBand="1"/>
+      </w:tblPr>
+      <w:tblGrid>
+        <w:gridCol w:w="9628"/>
+      </w:tblGrid>
+      <w:tr>
+        <w:tc>
+          <w:tcPr>
+            <w:tcW w:w="9854" w:type="dxa"/>
+            <w:shd w:val="clear" w:color="auto" w:fill="FCFF89"/>
+          </w:tcPr>
+          <w:p>
+            <w:pPr>
+              <w:rPr>
+                <w:rFonts w:ascii="Arial" w:hAnsi="Arial" w:cs="Arial"/>
+              </w:rPr>
+            </w:pPr>
+            <w:r>
+              <w:rPr>
+                <w:rFonts w:ascii="Arial" w:hAnsi="Arial" w:cs="Arial"/>
+              </w:rPr>
+              <w:t>Soluzione dei problemi</w:t>
+            </w:r>
+          </w:p>
+        </w:tc>
+      </w:tr>
+      <w:tr>
+        <w:tc>
+          <w:tcPr>
+            <w:tcW w:w="9854" w:type="dxa"/>
+          </w:tcPr>
+          <w:p>
+            <w:pPr>
+              <w:rPr>
+                <w:rFonts w:ascii="Arial" w:hAnsi="Arial" w:cs="Arial"/>
+              </w:rPr>
+            </w:pPr>
           </w:p>
         </w:tc>
       </w:tr>
@@ -12758,6 +13161,7 @@
   <w:rsids>
     <w:rsidRoot w:val="003F5C32"/>
     <w:rsid w:val="000024DA"/>
+    <w:rsid w:val="00002B63"/>
     <w:rsid w:val="00056466"/>
     <w:rsid w:val="000603D9"/>
     <w:rsid w:val="00081066"/>
@@ -12786,6 +13190,7 @@
     <w:rsid w:val="002A10ED"/>
     <w:rsid w:val="002A3EDE"/>
     <w:rsid w:val="002E249D"/>
+    <w:rsid w:val="002E54AB"/>
     <w:rsid w:val="00304ECD"/>
     <w:rsid w:val="003158F0"/>
     <w:rsid w:val="00327EF2"/>
